--- a/FSD - Data Structures and Algorithms/FSD - Data Structures and Algorithms - Day 4 - 10-04-2026.docx
+++ b/FSD - Data Structures and Algorithms/FSD - Data Structures and Algorithms - Day 4 - 10-04-2026.docx
@@ -75,11 +75,75 @@
           <w:lang w:val="en-US"/>
         </w:rPr>
       </w:pPr>
-      <w:r>
-        <w:rPr>
-          <w:lang w:val="en-US"/>
-        </w:rPr>
-        <w:t xml:space="preserve">Graph : Graph is a non linear data structure which use vertex (node) and edge (connection) between vertex. With help of graph we represent the relationship between entities. </w:t>
+      <w:proofErr w:type="gramStart"/>
+      <w:r>
+        <w:rPr>
+          <w:lang w:val="en-US"/>
+        </w:rPr>
+        <w:t>Graph :</w:t>
+      </w:r>
+      <w:proofErr w:type="gramEnd"/>
+      <w:r>
+        <w:rPr>
+          <w:lang w:val="en-US"/>
+        </w:rPr>
+        <w:t xml:space="preserve"> Graph is a </w:t>
+      </w:r>
+      <w:proofErr w:type="gramStart"/>
+      <w:r>
+        <w:rPr>
+          <w:lang w:val="en-US"/>
+        </w:rPr>
+        <w:t>non linear</w:t>
+      </w:r>
+      <w:proofErr w:type="gramEnd"/>
+      <w:r>
+        <w:rPr>
+          <w:lang w:val="en-US"/>
+        </w:rPr>
+        <w:t xml:space="preserve"> data structure which </w:t>
+      </w:r>
+      <w:proofErr w:type="gramStart"/>
+      <w:r>
+        <w:rPr>
+          <w:lang w:val="en-US"/>
+        </w:rPr>
+        <w:t>use</w:t>
+      </w:r>
+      <w:proofErr w:type="gramEnd"/>
+      <w:r>
+        <w:rPr>
+          <w:lang w:val="en-US"/>
+        </w:rPr>
+        <w:t xml:space="preserve"> vertex (node) and edge (connection) between </w:t>
+      </w:r>
+      <w:proofErr w:type="gramStart"/>
+      <w:r>
+        <w:rPr>
+          <w:lang w:val="en-US"/>
+        </w:rPr>
+        <w:t>vertex</w:t>
+      </w:r>
+      <w:proofErr w:type="gramEnd"/>
+      <w:r>
+        <w:rPr>
+          <w:lang w:val="en-US"/>
+        </w:rPr>
+        <w:t xml:space="preserve">. With help of </w:t>
+      </w:r>
+      <w:proofErr w:type="gramStart"/>
+      <w:r>
+        <w:rPr>
+          <w:lang w:val="en-US"/>
+        </w:rPr>
+        <w:t>graph</w:t>
+      </w:r>
+      <w:proofErr w:type="gramEnd"/>
+      <w:r>
+        <w:rPr>
+          <w:lang w:val="en-US"/>
+        </w:rPr>
+        <w:t xml:space="preserve"> we represent the relationship between entities. </w:t>
       </w:r>
     </w:p>
     <w:p>
@@ -119,7 +183,21 @@
         <w:rPr>
           <w:lang w:val="en-US"/>
         </w:rPr>
-        <w:t xml:space="preserve">Vertex (node ) : data point or any of data. </w:t>
+        <w:t>Vertex (</w:t>
+      </w:r>
+      <w:proofErr w:type="gramStart"/>
+      <w:r>
+        <w:rPr>
+          <w:lang w:val="en-US"/>
+        </w:rPr>
+        <w:t>node )</w:t>
+      </w:r>
+      <w:proofErr w:type="gramEnd"/>
+      <w:r>
+        <w:rPr>
+          <w:lang w:val="en-US"/>
+        </w:rPr>
+        <w:t xml:space="preserve"> : data point or any of data. </w:t>
       </w:r>
     </w:p>
     <w:p>
@@ -209,7 +287,21 @@
         <w:rPr>
           <w:lang w:val="en-US"/>
         </w:rPr>
-        <w:t xml:space="preserve"> two way connection </w:t>
+        <w:t xml:space="preserve"> </w:t>
+      </w:r>
+      <w:proofErr w:type="gramStart"/>
+      <w:r>
+        <w:rPr>
+          <w:lang w:val="en-US"/>
+        </w:rPr>
+        <w:t>two way</w:t>
+      </w:r>
+      <w:proofErr w:type="gramEnd"/>
+      <w:r>
+        <w:rPr>
+          <w:lang w:val="en-US"/>
+        </w:rPr>
+        <w:t xml:space="preserve"> connection </w:t>
       </w:r>
     </w:p>
     <w:p>
@@ -269,7 +361,21 @@
         <w:rPr>
           <w:lang w:val="en-US"/>
         </w:rPr>
-        <w:t xml:space="preserve"> number of edge connected. </w:t>
+        <w:t xml:space="preserve"> number of </w:t>
+      </w:r>
+      <w:proofErr w:type="gramStart"/>
+      <w:r>
+        <w:rPr>
+          <w:lang w:val="en-US"/>
+        </w:rPr>
+        <w:t>edge</w:t>
+      </w:r>
+      <w:proofErr w:type="gramEnd"/>
+      <w:r>
+        <w:rPr>
+          <w:lang w:val="en-US"/>
+        </w:rPr>
+        <w:t xml:space="preserve"> connected. </w:t>
       </w:r>
     </w:p>
     <w:p>
@@ -346,11 +452,19 @@
                                 <w:lang w:val="en-US"/>
                               </w:rPr>
                             </w:pPr>
+                            <w:proofErr w:type="gramStart"/>
                             <w:r>
                               <w:rPr>
                                 <w:lang w:val="en-US"/>
                               </w:rPr>
-                              <w:t>A(10)</w:t>
+                              <w:t>A(</w:t>
+                            </w:r>
+                            <w:proofErr w:type="gramEnd"/>
+                            <w:r>
+                              <w:rPr>
+                                <w:lang w:val="en-US"/>
+                              </w:rPr>
+                              <w:t>10)</w:t>
                             </w:r>
                           </w:p>
                         </w:txbxContent>
@@ -386,11 +500,19 @@
                           <w:lang w:val="en-US"/>
                         </w:rPr>
                       </w:pPr>
+                      <w:proofErr w:type="gramStart"/>
                       <w:r>
                         <w:rPr>
                           <w:lang w:val="en-US"/>
                         </w:rPr>
-                        <w:t>A(10)</w:t>
+                        <w:t>A(</w:t>
+                      </w:r>
+                      <w:proofErr w:type="gramEnd"/>
+                      <w:r>
+                        <w:rPr>
+                          <w:lang w:val="en-US"/>
+                        </w:rPr>
+                        <w:t>10)</w:t>
                       </w:r>
                     </w:p>
                   </w:txbxContent>
@@ -677,11 +799,19 @@
                                 <w:lang w:val="en-US"/>
                               </w:rPr>
                             </w:pPr>
+                            <w:proofErr w:type="gramStart"/>
                             <w:r>
                               <w:rPr>
                                 <w:lang w:val="en-US"/>
                               </w:rPr>
-                              <w:t>D(20)</w:t>
+                              <w:t>D(</w:t>
+                            </w:r>
+                            <w:proofErr w:type="gramEnd"/>
+                            <w:r>
+                              <w:rPr>
+                                <w:lang w:val="en-US"/>
+                              </w:rPr>
+                              <w:t>20)</w:t>
                             </w:r>
                           </w:p>
                         </w:txbxContent>
@@ -717,11 +847,19 @@
                           <w:lang w:val="en-US"/>
                         </w:rPr>
                       </w:pPr>
+                      <w:proofErr w:type="gramStart"/>
                       <w:r>
                         <w:rPr>
                           <w:lang w:val="en-US"/>
                         </w:rPr>
-                        <w:t>D(20)</w:t>
+                        <w:t>D(</w:t>
+                      </w:r>
+                      <w:proofErr w:type="gramEnd"/>
+                      <w:r>
+                        <w:rPr>
+                          <w:lang w:val="en-US"/>
+                        </w:rPr>
+                        <w:t>20)</w:t>
                       </w:r>
                     </w:p>
                   </w:txbxContent>
@@ -883,11 +1021,19 @@
                                 <w:lang w:val="en-US"/>
                               </w:rPr>
                             </w:pPr>
+                            <w:proofErr w:type="gramStart"/>
                             <w:r>
                               <w:rPr>
                                 <w:lang w:val="en-US"/>
                               </w:rPr>
-                              <w:t>C(50)</w:t>
+                              <w:t>C(</w:t>
+                            </w:r>
+                            <w:proofErr w:type="gramEnd"/>
+                            <w:r>
+                              <w:rPr>
+                                <w:lang w:val="en-US"/>
+                              </w:rPr>
+                              <w:t>50)</w:t>
                             </w:r>
                           </w:p>
                         </w:txbxContent>
@@ -923,11 +1069,19 @@
                           <w:lang w:val="en-US"/>
                         </w:rPr>
                       </w:pPr>
+                      <w:proofErr w:type="gramStart"/>
                       <w:r>
                         <w:rPr>
                           <w:lang w:val="en-US"/>
                         </w:rPr>
-                        <w:t>C(50)</w:t>
+                        <w:t>C(</w:t>
+                      </w:r>
+                      <w:proofErr w:type="gramEnd"/>
+                      <w:r>
+                        <w:rPr>
+                          <w:lang w:val="en-US"/>
+                        </w:rPr>
+                        <w:t>50)</w:t>
                       </w:r>
                     </w:p>
                   </w:txbxContent>
@@ -994,11 +1148,19 @@
                                 <w:lang w:val="en-US"/>
                               </w:rPr>
                             </w:pPr>
+                            <w:proofErr w:type="gramStart"/>
                             <w:r>
                               <w:rPr>
                                 <w:lang w:val="en-US"/>
                               </w:rPr>
-                              <w:t>B(30)</w:t>
+                              <w:t>B(</w:t>
+                            </w:r>
+                            <w:proofErr w:type="gramEnd"/>
+                            <w:r>
+                              <w:rPr>
+                                <w:lang w:val="en-US"/>
+                              </w:rPr>
+                              <w:t>30)</w:t>
                             </w:r>
                           </w:p>
                         </w:txbxContent>
@@ -1034,11 +1196,19 @@
                           <w:lang w:val="en-US"/>
                         </w:rPr>
                       </w:pPr>
+                      <w:proofErr w:type="gramStart"/>
                       <w:r>
                         <w:rPr>
                           <w:lang w:val="en-US"/>
                         </w:rPr>
-                        <w:t>B(30)</w:t>
+                        <w:t>B(</w:t>
+                      </w:r>
+                      <w:proofErr w:type="gramEnd"/>
+                      <w:r>
+                        <w:rPr>
+                          <w:lang w:val="en-US"/>
+                        </w:rPr>
+                        <w:t>30)</w:t>
                       </w:r>
                     </w:p>
                   </w:txbxContent>
@@ -1318,11 +1488,19 @@
                                 <w:lang w:val="en-US"/>
                               </w:rPr>
                             </w:pPr>
+                            <w:proofErr w:type="gramStart"/>
                             <w:r>
                               <w:rPr>
                                 <w:lang w:val="en-US"/>
                               </w:rPr>
-                              <w:t>E(40)</w:t>
+                              <w:t>E(</w:t>
+                            </w:r>
+                            <w:proofErr w:type="gramEnd"/>
+                            <w:r>
+                              <w:rPr>
+                                <w:lang w:val="en-US"/>
+                              </w:rPr>
+                              <w:t>40)</w:t>
                             </w:r>
                           </w:p>
                         </w:txbxContent>
@@ -1358,11 +1536,19 @@
                           <w:lang w:val="en-US"/>
                         </w:rPr>
                       </w:pPr>
+                      <w:proofErr w:type="gramStart"/>
                       <w:r>
                         <w:rPr>
                           <w:lang w:val="en-US"/>
                         </w:rPr>
-                        <w:t>E(40)</w:t>
+                        <w:t>E(</w:t>
+                      </w:r>
+                      <w:proofErr w:type="gramEnd"/>
+                      <w:r>
+                        <w:rPr>
+                          <w:lang w:val="en-US"/>
+                        </w:rPr>
+                        <w:t>40)</w:t>
                       </w:r>
                     </w:p>
                   </w:txbxContent>
@@ -1599,8 +1785,2600 @@
         <w:rPr>
           <w:lang w:val="en-US"/>
         </w:rPr>
-        <w:t xml:space="preserve">Flight connection </w:t>
-      </w:r>
+        <w:t>Flight connection</w:t>
+      </w:r>
+    </w:p>
+    <w:p>
+      <w:pPr>
+        <w:rPr>
+          <w:lang w:val="en-US"/>
+        </w:rPr>
+      </w:pPr>
+    </w:p>
+    <w:p>
+      <w:pPr>
+        <w:rPr>
+          <w:lang w:val="en-US"/>
+        </w:rPr>
+      </w:pPr>
+    </w:p>
+    <w:p>
+      <w:pPr>
+        <w:rPr>
+          <w:b/>
+          <w:bCs/>
+          <w:lang w:val="en-US"/>
+        </w:rPr>
+      </w:pPr>
+      <w:r>
+        <w:rPr>
+          <w:b/>
+          <w:bCs/>
+          <w:lang w:val="en-US"/>
+        </w:rPr>
+        <w:t xml:space="preserve">Algorithms </w:t>
+      </w:r>
+    </w:p>
+    <w:p>
+      <w:pPr>
+        <w:rPr>
+          <w:lang w:val="en-US"/>
+        </w:rPr>
+      </w:pPr>
+    </w:p>
+    <w:p>
+      <w:pPr>
+        <w:rPr>
+          <w:lang w:val="en-US"/>
+        </w:rPr>
+      </w:pPr>
+    </w:p>
+    <w:p>
+      <w:pPr>
+        <w:rPr>
+          <w:lang w:val="en-US"/>
+        </w:rPr>
+      </w:pPr>
+    </w:p>
+    <w:p>
+      <w:pPr>
+        <w:rPr>
+          <w:lang w:val="en-US"/>
+        </w:rPr>
+      </w:pPr>
+      <w:r>
+        <w:rPr>
+          <w:lang w:val="en-US"/>
+        </w:rPr>
+        <w:lastRenderedPageBreak/>
+        <w:t xml:space="preserve">An </w:t>
+      </w:r>
+      <w:proofErr w:type="gramStart"/>
+      <w:r>
+        <w:rPr>
+          <w:lang w:val="en-US"/>
+        </w:rPr>
+        <w:t>algorithms</w:t>
+      </w:r>
+      <w:proofErr w:type="gramEnd"/>
+      <w:r>
+        <w:rPr>
+          <w:lang w:val="en-US"/>
+        </w:rPr>
+        <w:t xml:space="preserve"> is a </w:t>
+      </w:r>
+      <w:proofErr w:type="gramStart"/>
+      <w:r>
+        <w:rPr>
+          <w:lang w:val="en-US"/>
+        </w:rPr>
+        <w:t>step by step</w:t>
+      </w:r>
+      <w:proofErr w:type="gramEnd"/>
+      <w:r>
+        <w:rPr>
+          <w:lang w:val="en-US"/>
+        </w:rPr>
+        <w:t xml:space="preserve"> procedure or set of rules used to </w:t>
+      </w:r>
+      <w:proofErr w:type="gramStart"/>
+      <w:r>
+        <w:rPr>
+          <w:lang w:val="en-US"/>
+        </w:rPr>
+        <w:t>solved</w:t>
+      </w:r>
+      <w:proofErr w:type="gramEnd"/>
+      <w:r>
+        <w:rPr>
+          <w:lang w:val="en-US"/>
+        </w:rPr>
+        <w:t xml:space="preserve"> a problem or </w:t>
+      </w:r>
+      <w:proofErr w:type="gramStart"/>
+      <w:r>
+        <w:rPr>
+          <w:lang w:val="en-US"/>
+        </w:rPr>
+        <w:t>particular task</w:t>
+      </w:r>
+      <w:proofErr w:type="gramEnd"/>
+      <w:r>
+        <w:rPr>
+          <w:lang w:val="en-US"/>
+        </w:rPr>
+        <w:t xml:space="preserve">. </w:t>
+      </w:r>
+    </w:p>
+    <w:p>
+      <w:pPr>
+        <w:rPr>
+          <w:lang w:val="en-US"/>
+        </w:rPr>
+      </w:pPr>
+    </w:p>
+    <w:p>
+      <w:pPr>
+        <w:rPr>
+          <w:lang w:val="en-US"/>
+        </w:rPr>
+      </w:pPr>
+      <w:r>
+        <w:rPr>
+          <w:lang w:val="en-US"/>
+        </w:rPr>
+        <w:t xml:space="preserve">Addition of two numbers </w:t>
+      </w:r>
+    </w:p>
+    <w:p>
+      <w:pPr>
+        <w:rPr>
+          <w:lang w:val="en-US"/>
+        </w:rPr>
+      </w:pPr>
+      <w:r>
+        <w:rPr>
+          <w:lang w:val="en-US"/>
+        </w:rPr>
+        <w:t xml:space="preserve">Algorithms </w:t>
+      </w:r>
+    </w:p>
+    <w:p>
+      <w:pPr>
+        <w:pStyle w:val="ListParagraph"/>
+        <w:numPr>
+          <w:ilvl w:val="0"/>
+          <w:numId w:val="18"/>
+        </w:numPr>
+        <w:rPr>
+          <w:lang w:val="en-US"/>
+        </w:rPr>
+      </w:pPr>
+      <w:r>
+        <w:rPr>
+          <w:lang w:val="en-US"/>
+        </w:rPr>
+        <w:t xml:space="preserve">Start </w:t>
+      </w:r>
+    </w:p>
+    <w:p>
+      <w:pPr>
+        <w:pStyle w:val="ListParagraph"/>
+        <w:numPr>
+          <w:ilvl w:val="0"/>
+          <w:numId w:val="18"/>
+        </w:numPr>
+        <w:rPr>
+          <w:lang w:val="en-US"/>
+        </w:rPr>
+      </w:pPr>
+      <w:r>
+        <w:rPr>
+          <w:lang w:val="en-US"/>
+        </w:rPr>
+        <w:t xml:space="preserve">Take 2 values or read a and b </w:t>
+      </w:r>
+    </w:p>
+    <w:p>
+      <w:pPr>
+        <w:pStyle w:val="ListParagraph"/>
+        <w:numPr>
+          <w:ilvl w:val="0"/>
+          <w:numId w:val="18"/>
+        </w:numPr>
+        <w:rPr>
+          <w:lang w:val="en-US"/>
+        </w:rPr>
+      </w:pPr>
+      <w:r>
+        <w:rPr>
+          <w:lang w:val="en-US"/>
+        </w:rPr>
+        <w:t xml:space="preserve">Do </w:t>
+      </w:r>
+      <w:proofErr w:type="gramStart"/>
+      <w:r>
+        <w:rPr>
+          <w:lang w:val="en-US"/>
+        </w:rPr>
+        <w:t>sum</w:t>
+      </w:r>
+      <w:proofErr w:type="gramEnd"/>
+      <w:r>
+        <w:rPr>
+          <w:lang w:val="en-US"/>
+        </w:rPr>
+        <w:t xml:space="preserve"> </w:t>
+      </w:r>
+    </w:p>
+    <w:p>
+      <w:pPr>
+        <w:pStyle w:val="ListParagraph"/>
+        <w:numPr>
+          <w:ilvl w:val="0"/>
+          <w:numId w:val="18"/>
+        </w:numPr>
+        <w:rPr>
+          <w:lang w:val="en-US"/>
+        </w:rPr>
+      </w:pPr>
+      <w:r>
+        <w:rPr>
+          <w:lang w:val="en-US"/>
+        </w:rPr>
+        <w:t xml:space="preserve">Display or write sum </w:t>
+      </w:r>
+    </w:p>
+    <w:p>
+      <w:pPr>
+        <w:pStyle w:val="ListParagraph"/>
+        <w:numPr>
+          <w:ilvl w:val="0"/>
+          <w:numId w:val="18"/>
+        </w:numPr>
+        <w:rPr>
+          <w:lang w:val="en-US"/>
+        </w:rPr>
+      </w:pPr>
+      <w:r>
+        <w:rPr>
+          <w:lang w:val="en-US"/>
+        </w:rPr>
+        <w:t xml:space="preserve">Stop </w:t>
+      </w:r>
+    </w:p>
+    <w:p>
+      <w:pPr>
+        <w:ind w:left="360"/>
+        <w:rPr>
+          <w:lang w:val="en-US"/>
+        </w:rPr>
+      </w:pPr>
+    </w:p>
+    <w:p>
+      <w:pPr>
+        <w:ind w:left="360"/>
+        <w:rPr>
+          <w:lang w:val="en-US"/>
+        </w:rPr>
+      </w:pPr>
+      <w:r>
+        <w:rPr>
+          <w:lang w:val="en-US"/>
+        </w:rPr>
+        <w:t xml:space="preserve">While writing algorithms we need to remember 2 things </w:t>
+      </w:r>
+    </w:p>
+    <w:p>
+      <w:pPr>
+        <w:pStyle w:val="ListParagraph"/>
+        <w:numPr>
+          <w:ilvl w:val="0"/>
+          <w:numId w:val="19"/>
+        </w:numPr>
+        <w:rPr>
+          <w:lang w:val="en-US"/>
+        </w:rPr>
+      </w:pPr>
+      <w:r>
+        <w:rPr>
+          <w:lang w:val="en-US"/>
+        </w:rPr>
+        <w:t xml:space="preserve">Time </w:t>
+      </w:r>
+      <w:proofErr w:type="gramStart"/>
+      <w:r>
+        <w:rPr>
+          <w:lang w:val="en-US"/>
+        </w:rPr>
+        <w:t>complexity :</w:t>
+      </w:r>
+      <w:proofErr w:type="gramEnd"/>
+      <w:r>
+        <w:rPr>
+          <w:lang w:val="en-US"/>
+        </w:rPr>
+        <w:t xml:space="preserve"> how execution time grows when n value </w:t>
+      </w:r>
+      <w:proofErr w:type="gramStart"/>
+      <w:r>
+        <w:rPr>
+          <w:lang w:val="en-US"/>
+        </w:rPr>
+        <w:t>increase</w:t>
+      </w:r>
+      <w:proofErr w:type="gramEnd"/>
+      <w:r>
+        <w:rPr>
+          <w:lang w:val="en-US"/>
+        </w:rPr>
+        <w:t xml:space="preserve"> or </w:t>
+      </w:r>
+      <w:proofErr w:type="gramStart"/>
+      <w:r>
+        <w:rPr>
+          <w:lang w:val="en-US"/>
+        </w:rPr>
+        <w:t>decrease</w:t>
+      </w:r>
+      <w:proofErr w:type="gramEnd"/>
+      <w:r>
+        <w:rPr>
+          <w:lang w:val="en-US"/>
+        </w:rPr>
+        <w:t xml:space="preserve">.  </w:t>
+      </w:r>
+    </w:p>
+    <w:p>
+      <w:pPr>
+        <w:pStyle w:val="ListParagraph"/>
+        <w:numPr>
+          <w:ilvl w:val="0"/>
+          <w:numId w:val="19"/>
+        </w:numPr>
+        <w:rPr>
+          <w:lang w:val="en-US"/>
+        </w:rPr>
+      </w:pPr>
+      <w:r>
+        <w:rPr>
+          <w:lang w:val="en-US"/>
+        </w:rPr>
+        <w:t xml:space="preserve">Space </w:t>
+      </w:r>
+      <w:proofErr w:type="gramStart"/>
+      <w:r>
+        <w:rPr>
+          <w:lang w:val="en-US"/>
+        </w:rPr>
+        <w:t>complexity :</w:t>
+      </w:r>
+      <w:proofErr w:type="gramEnd"/>
+      <w:r>
+        <w:rPr>
+          <w:lang w:val="en-US"/>
+        </w:rPr>
+        <w:t xml:space="preserve"> how memory usage </w:t>
+      </w:r>
+      <w:proofErr w:type="gramStart"/>
+      <w:r>
+        <w:rPr>
+          <w:lang w:val="en-US"/>
+        </w:rPr>
+        <w:t>grow</w:t>
+      </w:r>
+      <w:proofErr w:type="gramEnd"/>
+      <w:r>
+        <w:rPr>
+          <w:lang w:val="en-US"/>
+        </w:rPr>
+        <w:t xml:space="preserve"> </w:t>
+      </w:r>
+      <w:proofErr w:type="gramStart"/>
+      <w:r>
+        <w:rPr>
+          <w:lang w:val="en-US"/>
+        </w:rPr>
+        <w:t>base</w:t>
+      </w:r>
+      <w:proofErr w:type="gramEnd"/>
+      <w:r>
+        <w:rPr>
+          <w:lang w:val="en-US"/>
+        </w:rPr>
+        <w:t xml:space="preserve"> </w:t>
+      </w:r>
+      <w:proofErr w:type="gramStart"/>
+      <w:r>
+        <w:rPr>
+          <w:lang w:val="en-US"/>
+        </w:rPr>
+        <w:t>upon n</w:t>
+      </w:r>
+      <w:proofErr w:type="gramEnd"/>
+      <w:r>
+        <w:rPr>
+          <w:lang w:val="en-US"/>
+        </w:rPr>
+        <w:t xml:space="preserve"> values. </w:t>
+      </w:r>
+    </w:p>
+    <w:p>
+      <w:pPr>
+        <w:pStyle w:val="ListParagraph"/>
+        <w:rPr>
+          <w:lang w:val="en-US"/>
+        </w:rPr>
+      </w:pPr>
+    </w:p>
+    <w:p>
+      <w:pPr>
+        <w:pStyle w:val="ListParagraph"/>
+        <w:rPr>
+          <w:lang w:val="en-US"/>
+        </w:rPr>
+      </w:pPr>
+      <w:r>
+        <w:rPr>
+          <w:lang w:val="en-US"/>
+        </w:rPr>
+        <w:t xml:space="preserve">To measure this time complexity and space complexity we use few </w:t>
+      </w:r>
+      <w:proofErr w:type="gramStart"/>
+      <w:r>
+        <w:rPr>
+          <w:lang w:val="en-US"/>
+        </w:rPr>
+        <w:t>notation</w:t>
+      </w:r>
+      <w:proofErr w:type="gramEnd"/>
+      <w:r>
+        <w:rPr>
+          <w:lang w:val="en-US"/>
+        </w:rPr>
+        <w:t xml:space="preserve">. </w:t>
+      </w:r>
+    </w:p>
+    <w:p>
+      <w:pPr>
+        <w:pStyle w:val="ListParagraph"/>
+        <w:numPr>
+          <w:ilvl w:val="0"/>
+          <w:numId w:val="20"/>
+        </w:numPr>
+        <w:rPr>
+          <w:lang w:val="en-US"/>
+        </w:rPr>
+      </w:pPr>
+      <w:r>
+        <w:rPr>
+          <w:lang w:val="en-US"/>
+        </w:rPr>
+        <w:t>Big O Notation (worst case)</w:t>
+      </w:r>
+    </w:p>
+    <w:p>
+      <w:pPr>
+        <w:pStyle w:val="ListParagraph"/>
+        <w:numPr>
+          <w:ilvl w:val="0"/>
+          <w:numId w:val="20"/>
+        </w:numPr>
+        <w:rPr>
+          <w:lang w:val="en-US"/>
+        </w:rPr>
+      </w:pPr>
+      <w:r>
+        <w:rPr>
+          <w:lang w:val="en-US"/>
+        </w:rPr>
+        <w:t>Omega Notation (best case)</w:t>
+      </w:r>
+    </w:p>
+    <w:p>
+      <w:pPr>
+        <w:pStyle w:val="ListParagraph"/>
+        <w:numPr>
+          <w:ilvl w:val="0"/>
+          <w:numId w:val="20"/>
+        </w:numPr>
+        <w:rPr>
+          <w:lang w:val="en-US"/>
+        </w:rPr>
+      </w:pPr>
+      <w:r>
+        <w:rPr>
+          <w:lang w:val="en-US"/>
+        </w:rPr>
+        <w:t>Theta notation (average case)</w:t>
+      </w:r>
+    </w:p>
+    <w:p>
+      <w:pPr>
+        <w:ind w:left="720"/>
+        <w:rPr>
+          <w:lang w:val="en-US"/>
+        </w:rPr>
+      </w:pPr>
+      <w:r>
+        <w:rPr>
+          <w:lang w:val="en-US"/>
+        </w:rPr>
+        <w:t xml:space="preserve">Travel source A </w:t>
+      </w:r>
+      <w:r>
+        <w:rPr>
+          <w:lang w:val="en-US"/>
+        </w:rPr>
+        <w:tab/>
+        <w:t xml:space="preserve">to </w:t>
+      </w:r>
+      <w:r>
+        <w:rPr>
+          <w:lang w:val="en-US"/>
+        </w:rPr>
+        <w:tab/>
+        <w:t xml:space="preserve">destination </w:t>
+      </w:r>
+      <w:r>
+        <w:rPr>
+          <w:lang w:val="en-US"/>
+        </w:rPr>
+        <w:tab/>
+        <w:t>B</w:t>
+      </w:r>
+    </w:p>
+    <w:p>
+      <w:pPr>
+        <w:ind w:left="720"/>
+        <w:rPr>
+          <w:lang w:val="en-US"/>
+        </w:rPr>
+      </w:pPr>
+      <w:r>
+        <w:rPr>
+          <w:lang w:val="en-US"/>
+        </w:rPr>
+        <w:t xml:space="preserve">Big O </w:t>
+      </w:r>
+      <w:r>
+        <w:rPr>
+          <w:lang w:val="en-US"/>
+        </w:rPr>
+        <w:tab/>
+      </w:r>
+      <w:r>
+        <w:rPr>
+          <w:lang w:val="en-US"/>
+        </w:rPr>
+        <w:tab/>
+      </w:r>
+      <w:r>
+        <w:rPr>
+          <w:lang w:val="en-US"/>
+        </w:rPr>
+        <w:tab/>
+        <w:t>(1 hour)</w:t>
+      </w:r>
+      <w:r>
+        <w:rPr>
+          <w:lang w:val="en-US"/>
+        </w:rPr>
+        <w:tab/>
+        <w:t xml:space="preserve">worst case </w:t>
+      </w:r>
+    </w:p>
+    <w:p>
+      <w:pPr>
+        <w:ind w:left="720"/>
+        <w:rPr>
+          <w:lang w:val="en-US"/>
+        </w:rPr>
+      </w:pPr>
+      <w:proofErr w:type="gramStart"/>
+      <w:r>
+        <w:rPr>
+          <w:lang w:val="en-US"/>
+        </w:rPr>
+        <w:t>Omega</w:t>
+      </w:r>
+      <w:r>
+        <w:rPr>
+          <w:lang w:val="en-US"/>
+        </w:rPr>
+        <w:tab/>
+      </w:r>
+      <w:r>
+        <w:rPr>
+          <w:lang w:val="en-US"/>
+        </w:rPr>
+        <w:tab/>
+        <w:t>(</w:t>
+      </w:r>
+      <w:proofErr w:type="gramEnd"/>
+      <w:r>
+        <w:rPr>
+          <w:lang w:val="en-US"/>
+        </w:rPr>
+        <w:t>20 minute)</w:t>
+      </w:r>
+      <w:r>
+        <w:rPr>
+          <w:lang w:val="en-US"/>
+        </w:rPr>
+        <w:tab/>
+        <w:t>best case</w:t>
+      </w:r>
+    </w:p>
+    <w:p>
+      <w:pPr>
+        <w:ind w:left="720"/>
+        <w:rPr>
+          <w:lang w:val="en-US"/>
+        </w:rPr>
+      </w:pPr>
+      <w:r>
+        <w:rPr>
+          <w:lang w:val="en-US"/>
+        </w:rPr>
+        <w:t xml:space="preserve">Theta </w:t>
+      </w:r>
+      <w:r>
+        <w:rPr>
+          <w:lang w:val="en-US"/>
+        </w:rPr>
+        <w:tab/>
+      </w:r>
+      <w:r>
+        <w:rPr>
+          <w:lang w:val="en-US"/>
+        </w:rPr>
+        <w:tab/>
+      </w:r>
+      <w:r>
+        <w:rPr>
+          <w:lang w:val="en-US"/>
+        </w:rPr>
+        <w:tab/>
+        <w:t>(40 minute)</w:t>
+      </w:r>
+      <w:r>
+        <w:rPr>
+          <w:lang w:val="en-US"/>
+        </w:rPr>
+        <w:tab/>
+        <w:t xml:space="preserve">average case </w:t>
+      </w:r>
+    </w:p>
+    <w:p>
+      <w:pPr>
+        <w:ind w:left="720"/>
+        <w:rPr>
+          <w:lang w:val="en-US"/>
+        </w:rPr>
+      </w:pPr>
+    </w:p>
+    <w:p>
+      <w:pPr>
+        <w:ind w:left="720"/>
+        <w:rPr>
+          <w:lang w:val="en-US"/>
+        </w:rPr>
+      </w:pPr>
+    </w:p>
+    <w:p>
+      <w:pPr>
+        <w:ind w:left="720"/>
+        <w:rPr>
+          <w:lang w:val="en-US"/>
+        </w:rPr>
+      </w:pPr>
+    </w:p>
+    <w:p>
+      <w:pPr>
+        <w:ind w:left="720"/>
+        <w:rPr>
+          <w:lang w:val="en-US"/>
+        </w:rPr>
+      </w:pPr>
+    </w:p>
+    <w:p>
+      <w:pPr>
+        <w:ind w:left="720"/>
+        <w:rPr>
+          <w:lang w:val="en-US"/>
+        </w:rPr>
+      </w:pPr>
+    </w:p>
+    <w:p>
+      <w:pPr>
+        <w:ind w:left="720"/>
+        <w:rPr>
+          <w:lang w:val="en-US"/>
+        </w:rPr>
+      </w:pPr>
+    </w:p>
+    <w:p>
+      <w:pPr>
+        <w:ind w:left="720"/>
+        <w:rPr>
+          <w:lang w:val="en-US"/>
+        </w:rPr>
+      </w:pPr>
+    </w:p>
+    <w:p>
+      <w:pPr>
+        <w:ind w:left="720"/>
+        <w:rPr>
+          <w:lang w:val="en-US"/>
+        </w:rPr>
+      </w:pPr>
+    </w:p>
+    <w:p>
+      <w:pPr>
+        <w:ind w:left="720"/>
+        <w:rPr>
+          <w:lang w:val="en-US"/>
+        </w:rPr>
+      </w:pPr>
+      <w:r>
+        <w:rPr>
+          <w:lang w:val="en-US"/>
+        </w:rPr>
+        <w:lastRenderedPageBreak/>
+        <w:t xml:space="preserve">Types of time complexity </w:t>
+      </w:r>
+    </w:p>
+    <w:p>
+      <w:pPr>
+        <w:pStyle w:val="ListParagraph"/>
+        <w:numPr>
+          <w:ilvl w:val="0"/>
+          <w:numId w:val="21"/>
+        </w:numPr>
+        <w:rPr>
+          <w:lang w:val="en-US"/>
+        </w:rPr>
+      </w:pPr>
+      <w:r>
+        <w:rPr>
+          <w:lang w:val="en-US"/>
+        </w:rPr>
+        <w:t xml:space="preserve">Constant </w:t>
+      </w:r>
+      <w:proofErr w:type="gramStart"/>
+      <w:r>
+        <w:rPr>
+          <w:lang w:val="en-US"/>
+        </w:rPr>
+        <w:t>O(</w:t>
+      </w:r>
+      <w:proofErr w:type="gramEnd"/>
+      <w:r>
+        <w:rPr>
+          <w:lang w:val="en-US"/>
+        </w:rPr>
+        <w:t>1)</w:t>
+      </w:r>
+    </w:p>
+    <w:p>
+      <w:pPr>
+        <w:pStyle w:val="ListParagraph"/>
+        <w:ind w:left="1080"/>
+        <w:rPr>
+          <w:lang w:val="en-US"/>
+        </w:rPr>
+      </w:pPr>
+    </w:p>
+    <w:p>
+      <w:pPr>
+        <w:pStyle w:val="ListParagraph"/>
+        <w:ind w:left="1080"/>
+        <w:rPr>
+          <w:lang w:val="en-US"/>
+        </w:rPr>
+      </w:pPr>
+      <w:r>
+        <w:rPr>
+          <w:lang w:val="en-US"/>
+        </w:rPr>
+        <w:t xml:space="preserve">function </w:t>
+      </w:r>
+      <w:proofErr w:type="spellStart"/>
+      <w:r>
+        <w:rPr>
+          <w:lang w:val="en-US"/>
+        </w:rPr>
+        <w:t>getFirstValue</w:t>
+      </w:r>
+      <w:proofErr w:type="spellEnd"/>
+      <w:r>
+        <w:rPr>
+          <w:lang w:val="en-US"/>
+        </w:rPr>
+        <w:t>(array) {</w:t>
+      </w:r>
+    </w:p>
+    <w:p>
+      <w:pPr>
+        <w:pStyle w:val="ListParagraph"/>
+        <w:ind w:left="1080"/>
+        <w:rPr>
+          <w:lang w:val="en-US"/>
+        </w:rPr>
+      </w:pPr>
+      <w:r>
+        <w:rPr>
+          <w:lang w:val="en-US"/>
+        </w:rPr>
+        <w:tab/>
+        <w:t xml:space="preserve">return </w:t>
+      </w:r>
+      <w:proofErr w:type="gramStart"/>
+      <w:r>
+        <w:rPr>
+          <w:lang w:val="en-US"/>
+        </w:rPr>
+        <w:t>array[</w:t>
+      </w:r>
+      <w:proofErr w:type="gramEnd"/>
+      <w:r>
+        <w:rPr>
+          <w:lang w:val="en-US"/>
+        </w:rPr>
+        <w:t>0</w:t>
+      </w:r>
+      <w:proofErr w:type="gramStart"/>
+      <w:r>
+        <w:rPr>
+          <w:lang w:val="en-US"/>
+        </w:rPr>
+        <w:t>];</w:t>
+      </w:r>
+      <w:proofErr w:type="gramEnd"/>
+    </w:p>
+    <w:p>
+      <w:pPr>
+        <w:pStyle w:val="ListParagraph"/>
+        <w:ind w:left="1080"/>
+        <w:rPr>
+          <w:lang w:val="en-US"/>
+        </w:rPr>
+      </w:pPr>
+      <w:r>
+        <w:rPr>
+          <w:lang w:val="en-US"/>
+        </w:rPr>
+        <w:t>}</w:t>
+      </w:r>
+    </w:p>
+    <w:p>
+      <w:pPr>
+        <w:pStyle w:val="ListParagraph"/>
+        <w:ind w:left="1080"/>
+        <w:rPr>
+          <w:lang w:val="en-US"/>
+        </w:rPr>
+      </w:pPr>
+    </w:p>
+    <w:p>
+      <w:pPr>
+        <w:pStyle w:val="ListParagraph"/>
+        <w:ind w:left="1080"/>
+        <w:rPr>
+          <w:lang w:val="en-US"/>
+        </w:rPr>
+      </w:pPr>
+      <w:r>
+        <w:rPr>
+          <w:lang w:val="en-US"/>
+        </w:rPr>
+        <w:t xml:space="preserve">let </w:t>
+      </w:r>
+      <w:proofErr w:type="spellStart"/>
+      <w:r>
+        <w:rPr>
+          <w:lang w:val="en-US"/>
+        </w:rPr>
+        <w:t>arrayNum</w:t>
+      </w:r>
+      <w:proofErr w:type="spellEnd"/>
+      <w:r>
+        <w:rPr>
+          <w:lang w:val="en-US"/>
+        </w:rPr>
+        <w:t xml:space="preserve"> = [100,200,300,400,500]</w:t>
+      </w:r>
+    </w:p>
+    <w:p>
+      <w:pPr>
+        <w:pStyle w:val="ListParagraph"/>
+        <w:ind w:left="1080"/>
+        <w:rPr>
+          <w:lang w:val="en-US"/>
+        </w:rPr>
+      </w:pPr>
+      <w:proofErr w:type="spellStart"/>
+      <w:proofErr w:type="gramStart"/>
+      <w:r>
+        <w:rPr>
+          <w:lang w:val="en-US"/>
+        </w:rPr>
+        <w:t>consolg.lo</w:t>
+      </w:r>
+      <w:proofErr w:type="spellEnd"/>
+      <w:proofErr w:type="gramEnd"/>
+      <w:r>
+        <w:rPr>
+          <w:lang w:val="en-US"/>
+        </w:rPr>
+        <w:t>(</w:t>
+      </w:r>
+      <w:proofErr w:type="spellStart"/>
+      <w:r>
+        <w:rPr>
+          <w:lang w:val="en-US"/>
+        </w:rPr>
+        <w:t>getFirstValue</w:t>
+      </w:r>
+      <w:proofErr w:type="spellEnd"/>
+      <w:r>
+        <w:rPr>
+          <w:lang w:val="en-US"/>
+        </w:rPr>
+        <w:t>(</w:t>
+      </w:r>
+      <w:proofErr w:type="spellStart"/>
+      <w:r>
+        <w:rPr>
+          <w:lang w:val="en-US"/>
+        </w:rPr>
+        <w:t>arrayNum</w:t>
+      </w:r>
+      <w:proofErr w:type="spellEnd"/>
+      <w:r>
+        <w:rPr>
+          <w:lang w:val="en-US"/>
+        </w:rPr>
+        <w:t>)</w:t>
+      </w:r>
+      <w:proofErr w:type="gramStart"/>
+      <w:r>
+        <w:rPr>
+          <w:lang w:val="en-US"/>
+        </w:rPr>
+        <w:t>);</w:t>
+      </w:r>
+      <w:proofErr w:type="gramEnd"/>
+    </w:p>
+    <w:p>
+      <w:pPr>
+        <w:pStyle w:val="ListParagraph"/>
+        <w:ind w:left="1080"/>
+        <w:rPr>
+          <w:lang w:val="en-US"/>
+        </w:rPr>
+      </w:pPr>
+    </w:p>
+    <w:p>
+      <w:pPr>
+        <w:pStyle w:val="ListParagraph"/>
+        <w:numPr>
+          <w:ilvl w:val="0"/>
+          <w:numId w:val="21"/>
+        </w:numPr>
+        <w:rPr>
+          <w:lang w:val="en-US"/>
+        </w:rPr>
+      </w:pPr>
+      <w:r>
+        <w:rPr>
+          <w:lang w:val="en-US"/>
+        </w:rPr>
+        <w:t>Linear O(n)</w:t>
+      </w:r>
+    </w:p>
+    <w:p>
+      <w:pPr>
+        <w:pStyle w:val="ListParagraph"/>
+        <w:ind w:left="1080"/>
+        <w:rPr>
+          <w:lang w:val="en-US"/>
+        </w:rPr>
+      </w:pPr>
+    </w:p>
+    <w:p>
+      <w:pPr>
+        <w:pStyle w:val="ListParagraph"/>
+        <w:ind w:left="1080"/>
+        <w:rPr>
+          <w:lang w:val="en-US"/>
+        </w:rPr>
+      </w:pPr>
+      <w:r>
+        <w:rPr>
+          <w:lang w:val="en-US"/>
+        </w:rPr>
+        <w:t xml:space="preserve">function </w:t>
+      </w:r>
+      <w:proofErr w:type="spellStart"/>
+      <w:r>
+        <w:rPr>
+          <w:lang w:val="en-US"/>
+        </w:rPr>
+        <w:t>displayData</w:t>
+      </w:r>
+      <w:proofErr w:type="spellEnd"/>
+      <w:r>
+        <w:rPr>
+          <w:lang w:val="en-US"/>
+        </w:rPr>
+        <w:t>(n) {</w:t>
+      </w:r>
+    </w:p>
+    <w:p>
+      <w:pPr>
+        <w:pStyle w:val="ListParagraph"/>
+        <w:ind w:left="1080"/>
+        <w:rPr>
+          <w:lang w:val="en-US"/>
+        </w:rPr>
+      </w:pPr>
+      <w:r>
+        <w:rPr>
+          <w:lang w:val="en-US"/>
+        </w:rPr>
+        <w:tab/>
+      </w:r>
+      <w:proofErr w:type="gramStart"/>
+      <w:r>
+        <w:rPr>
+          <w:lang w:val="en-US"/>
+        </w:rPr>
+        <w:t>for(</w:t>
+      </w:r>
+      <w:proofErr w:type="gramEnd"/>
+      <w:r>
+        <w:rPr>
+          <w:lang w:val="en-US"/>
+        </w:rPr>
+        <w:t xml:space="preserve">let </w:t>
+      </w:r>
+      <w:proofErr w:type="spellStart"/>
+      <w:r>
+        <w:rPr>
+          <w:lang w:val="en-US"/>
+        </w:rPr>
+        <w:t>i</w:t>
+      </w:r>
+      <w:proofErr w:type="spellEnd"/>
+      <w:r>
+        <w:rPr>
+          <w:lang w:val="en-US"/>
+        </w:rPr>
+        <w:t>=</w:t>
+      </w:r>
+      <w:proofErr w:type="gramStart"/>
+      <w:r>
+        <w:rPr>
+          <w:lang w:val="en-US"/>
+        </w:rPr>
+        <w:t>0;i</w:t>
+      </w:r>
+      <w:proofErr w:type="gramEnd"/>
+      <w:r>
+        <w:rPr>
+          <w:lang w:val="en-US"/>
+        </w:rPr>
+        <w:t>&lt;</w:t>
+      </w:r>
+      <w:proofErr w:type="spellStart"/>
+      <w:proofErr w:type="gramStart"/>
+      <w:r>
+        <w:rPr>
+          <w:lang w:val="en-US"/>
+        </w:rPr>
+        <w:t>n;i</w:t>
+      </w:r>
+      <w:proofErr w:type="spellEnd"/>
+      <w:proofErr w:type="gramEnd"/>
+      <w:r>
+        <w:rPr>
+          <w:lang w:val="en-US"/>
+        </w:rPr>
+        <w:t>+</w:t>
+      </w:r>
+      <w:proofErr w:type="gramStart"/>
+      <w:r>
+        <w:rPr>
+          <w:lang w:val="en-US"/>
+        </w:rPr>
+        <w:t>+) {</w:t>
+      </w:r>
+      <w:proofErr w:type="gramEnd"/>
+    </w:p>
+    <w:p>
+      <w:pPr>
+        <w:pStyle w:val="ListParagraph"/>
+        <w:ind w:left="1080"/>
+        <w:rPr>
+          <w:lang w:val="en-US"/>
+        </w:rPr>
+      </w:pPr>
+      <w:r>
+        <w:rPr>
+          <w:lang w:val="en-US"/>
+        </w:rPr>
+        <w:tab/>
+      </w:r>
+      <w:r>
+        <w:rPr>
+          <w:lang w:val="en-US"/>
+        </w:rPr>
+        <w:tab/>
+      </w:r>
+      <w:proofErr w:type="gramStart"/>
+      <w:r>
+        <w:rPr>
+          <w:lang w:val="en-US"/>
+        </w:rPr>
+        <w:t>console.log(</w:t>
+      </w:r>
+      <w:proofErr w:type="gramEnd"/>
+      <w:r>
+        <w:rPr>
+          <w:lang w:val="en-US"/>
+        </w:rPr>
+        <w:t xml:space="preserve">“value of </w:t>
+      </w:r>
+      <w:proofErr w:type="spellStart"/>
+      <w:r>
+        <w:rPr>
+          <w:lang w:val="en-US"/>
+        </w:rPr>
+        <w:t>i</w:t>
+      </w:r>
+      <w:proofErr w:type="spellEnd"/>
+      <w:r>
+        <w:rPr>
+          <w:lang w:val="en-US"/>
+        </w:rPr>
+        <w:t xml:space="preserve"> is “+</w:t>
+      </w:r>
+      <w:proofErr w:type="spellStart"/>
+      <w:r>
+        <w:rPr>
+          <w:lang w:val="en-US"/>
+        </w:rPr>
+        <w:t>i</w:t>
+      </w:r>
+      <w:proofErr w:type="spellEnd"/>
+      <w:proofErr w:type="gramStart"/>
+      <w:r>
+        <w:rPr>
+          <w:lang w:val="en-US"/>
+        </w:rPr>
+        <w:t>);</w:t>
+      </w:r>
+      <w:proofErr w:type="gramEnd"/>
+    </w:p>
+    <w:p>
+      <w:pPr>
+        <w:pStyle w:val="ListParagraph"/>
+        <w:ind w:left="1080" w:firstLine="360"/>
+        <w:rPr>
+          <w:lang w:val="en-US"/>
+        </w:rPr>
+      </w:pPr>
+      <w:r>
+        <w:rPr>
+          <w:lang w:val="en-US"/>
+        </w:rPr>
+        <w:t>}</w:t>
+      </w:r>
+    </w:p>
+    <w:p>
+      <w:pPr>
+        <w:pStyle w:val="ListParagraph"/>
+        <w:ind w:left="1080"/>
+        <w:rPr>
+          <w:lang w:val="en-US"/>
+        </w:rPr>
+      </w:pPr>
+      <w:r>
+        <w:rPr>
+          <w:lang w:val="en-US"/>
+        </w:rPr>
+        <w:t>}</w:t>
+      </w:r>
+    </w:p>
+    <w:p>
+      <w:pPr>
+        <w:pStyle w:val="ListParagraph"/>
+        <w:ind w:left="1080"/>
+        <w:rPr>
+          <w:lang w:val="en-US"/>
+        </w:rPr>
+      </w:pPr>
+    </w:p>
+    <w:p>
+      <w:pPr>
+        <w:pStyle w:val="ListParagraph"/>
+        <w:ind w:left="1080"/>
+        <w:rPr>
+          <w:lang w:val="en-US"/>
+        </w:rPr>
+      </w:pPr>
+      <w:proofErr w:type="spellStart"/>
+      <w:proofErr w:type="gramStart"/>
+      <w:r>
+        <w:rPr>
+          <w:lang w:val="en-US"/>
+        </w:rPr>
+        <w:t>displayData</w:t>
+      </w:r>
+      <w:proofErr w:type="spellEnd"/>
+      <w:r>
+        <w:rPr>
+          <w:lang w:val="en-US"/>
+        </w:rPr>
+        <w:t>(</w:t>
+      </w:r>
+      <w:proofErr w:type="gramEnd"/>
+      <w:r>
+        <w:rPr>
+          <w:lang w:val="en-US"/>
+        </w:rPr>
+        <w:t>1</w:t>
+      </w:r>
+      <w:proofErr w:type="gramStart"/>
+      <w:r>
+        <w:rPr>
+          <w:lang w:val="en-US"/>
+        </w:rPr>
+        <w:t>);</w:t>
+      </w:r>
+      <w:proofErr w:type="gramEnd"/>
+    </w:p>
+    <w:p>
+      <w:pPr>
+        <w:pStyle w:val="ListParagraph"/>
+        <w:ind w:left="1080"/>
+        <w:rPr>
+          <w:lang w:val="en-US"/>
+        </w:rPr>
+      </w:pPr>
+      <w:proofErr w:type="spellStart"/>
+      <w:proofErr w:type="gramStart"/>
+      <w:r>
+        <w:rPr>
+          <w:lang w:val="en-US"/>
+        </w:rPr>
+        <w:t>displayData</w:t>
+      </w:r>
+      <w:proofErr w:type="spellEnd"/>
+      <w:r>
+        <w:rPr>
+          <w:lang w:val="en-US"/>
+        </w:rPr>
+        <w:t>(</w:t>
+      </w:r>
+      <w:proofErr w:type="gramEnd"/>
+      <w:r>
+        <w:rPr>
+          <w:lang w:val="en-US"/>
+        </w:rPr>
+        <w:t>2</w:t>
+      </w:r>
+      <w:proofErr w:type="gramStart"/>
+      <w:r>
+        <w:rPr>
+          <w:lang w:val="en-US"/>
+        </w:rPr>
+        <w:t>);</w:t>
+      </w:r>
+      <w:proofErr w:type="gramEnd"/>
+    </w:p>
+    <w:p>
+      <w:pPr>
+        <w:pStyle w:val="ListParagraph"/>
+        <w:ind w:left="1080"/>
+        <w:rPr>
+          <w:lang w:val="en-US"/>
+        </w:rPr>
+      </w:pPr>
+      <w:proofErr w:type="spellStart"/>
+      <w:proofErr w:type="gramStart"/>
+      <w:r>
+        <w:rPr>
+          <w:lang w:val="en-US"/>
+        </w:rPr>
+        <w:t>displayData</w:t>
+      </w:r>
+      <w:proofErr w:type="spellEnd"/>
+      <w:r>
+        <w:rPr>
+          <w:lang w:val="en-US"/>
+        </w:rPr>
+        <w:t>(</w:t>
+      </w:r>
+      <w:proofErr w:type="gramEnd"/>
+      <w:r>
+        <w:rPr>
+          <w:lang w:val="en-US"/>
+        </w:rPr>
+        <w:t>5</w:t>
+      </w:r>
+      <w:proofErr w:type="gramStart"/>
+      <w:r>
+        <w:rPr>
+          <w:lang w:val="en-US"/>
+        </w:rPr>
+        <w:t>);</w:t>
+      </w:r>
+      <w:proofErr w:type="gramEnd"/>
+    </w:p>
+    <w:p>
+      <w:pPr>
+        <w:pStyle w:val="ListParagraph"/>
+        <w:ind w:left="1080"/>
+        <w:rPr>
+          <w:lang w:val="en-US"/>
+        </w:rPr>
+      </w:pPr>
+      <w:proofErr w:type="spellStart"/>
+      <w:proofErr w:type="gramStart"/>
+      <w:r>
+        <w:rPr>
+          <w:lang w:val="en-US"/>
+        </w:rPr>
+        <w:t>displayData</w:t>
+      </w:r>
+      <w:proofErr w:type="spellEnd"/>
+      <w:r>
+        <w:rPr>
+          <w:lang w:val="en-US"/>
+        </w:rPr>
+        <w:t>(</w:t>
+      </w:r>
+      <w:proofErr w:type="gramEnd"/>
+      <w:r>
+        <w:rPr>
+          <w:lang w:val="en-US"/>
+        </w:rPr>
+        <w:t>100</w:t>
+      </w:r>
+      <w:proofErr w:type="gramStart"/>
+      <w:r>
+        <w:rPr>
+          <w:lang w:val="en-US"/>
+        </w:rPr>
+        <w:t>);</w:t>
+      </w:r>
+      <w:proofErr w:type="gramEnd"/>
+    </w:p>
+    <w:p>
+      <w:pPr>
+        <w:pStyle w:val="ListParagraph"/>
+        <w:ind w:left="1080"/>
+        <w:rPr>
+          <w:lang w:val="en-US"/>
+        </w:rPr>
+      </w:pPr>
+    </w:p>
+    <w:p>
+      <w:pPr>
+        <w:pStyle w:val="ListParagraph"/>
+        <w:numPr>
+          <w:ilvl w:val="0"/>
+          <w:numId w:val="21"/>
+        </w:numPr>
+        <w:rPr>
+          <w:lang w:val="en-US"/>
+        </w:rPr>
+      </w:pPr>
+      <w:proofErr w:type="gramStart"/>
+      <w:r>
+        <w:rPr>
+          <w:lang w:val="en-US"/>
+        </w:rPr>
+        <w:t>Quadratic</w:t>
+      </w:r>
+      <w:r>
+        <w:rPr>
+          <w:lang w:val="en-US"/>
+        </w:rPr>
+        <w:t xml:space="preserve"> :</w:t>
+      </w:r>
+      <w:proofErr w:type="gramEnd"/>
+      <w:r>
+        <w:rPr>
+          <w:lang w:val="en-US"/>
+        </w:rPr>
+        <w:t xml:space="preserve"> O(n</w:t>
+      </w:r>
+      <w:r>
+        <w:rPr>
+          <w:vertAlign w:val="superscript"/>
+          <w:lang w:val="en-US"/>
+        </w:rPr>
+        <w:t>2</w:t>
+      </w:r>
+      <w:r>
+        <w:rPr>
+          <w:lang w:val="en-US"/>
+        </w:rPr>
+        <w:t xml:space="preserve">) </w:t>
+      </w:r>
+    </w:p>
+    <w:p>
+      <w:pPr>
+        <w:pStyle w:val="ListParagraph"/>
+        <w:ind w:left="1080"/>
+        <w:rPr>
+          <w:lang w:val="en-US"/>
+        </w:rPr>
+      </w:pPr>
+    </w:p>
+    <w:p>
+      <w:pPr>
+        <w:pStyle w:val="ListParagraph"/>
+        <w:ind w:left="1080"/>
+        <w:rPr>
+          <w:lang w:val="en-US"/>
+        </w:rPr>
+      </w:pPr>
+      <w:r>
+        <w:rPr>
+          <w:lang w:val="en-US"/>
+        </w:rPr>
+        <w:t>f</w:t>
+      </w:r>
+      <w:r>
+        <w:rPr>
+          <w:lang w:val="en-US"/>
+        </w:rPr>
+        <w:t>unction</w:t>
+      </w:r>
+      <w:r>
+        <w:rPr>
+          <w:lang w:val="en-US"/>
+        </w:rPr>
+        <w:t xml:space="preserve"> </w:t>
+      </w:r>
+      <w:proofErr w:type="spellStart"/>
+      <w:r>
+        <w:rPr>
+          <w:lang w:val="en-US"/>
+        </w:rPr>
+        <w:t>nestedForLoop</w:t>
+      </w:r>
+      <w:proofErr w:type="spellEnd"/>
+      <w:r>
+        <w:rPr>
+          <w:lang w:val="en-US"/>
+        </w:rPr>
+        <w:t xml:space="preserve"> </w:t>
+      </w:r>
+      <w:r>
+        <w:rPr>
+          <w:lang w:val="en-US"/>
+        </w:rPr>
+        <w:t>(n) {</w:t>
+      </w:r>
+    </w:p>
+    <w:p>
+      <w:pPr>
+        <w:pStyle w:val="ListParagraph"/>
+        <w:ind w:left="1080"/>
+        <w:rPr>
+          <w:lang w:val="en-US"/>
+        </w:rPr>
+      </w:pPr>
+      <w:r>
+        <w:rPr>
+          <w:lang w:val="en-US"/>
+        </w:rPr>
+        <w:tab/>
+      </w:r>
+      <w:proofErr w:type="gramStart"/>
+      <w:r>
+        <w:rPr>
+          <w:lang w:val="en-US"/>
+        </w:rPr>
+        <w:t>for(</w:t>
+      </w:r>
+      <w:proofErr w:type="gramEnd"/>
+      <w:r>
+        <w:rPr>
+          <w:lang w:val="en-US"/>
+        </w:rPr>
+        <w:t xml:space="preserve">let </w:t>
+      </w:r>
+      <w:proofErr w:type="spellStart"/>
+      <w:r>
+        <w:rPr>
+          <w:lang w:val="en-US"/>
+        </w:rPr>
+        <w:t>i</w:t>
+      </w:r>
+      <w:proofErr w:type="spellEnd"/>
+      <w:r>
+        <w:rPr>
+          <w:lang w:val="en-US"/>
+        </w:rPr>
+        <w:t>=</w:t>
+      </w:r>
+      <w:proofErr w:type="gramStart"/>
+      <w:r>
+        <w:rPr>
+          <w:lang w:val="en-US"/>
+        </w:rPr>
+        <w:t>0;i</w:t>
+      </w:r>
+      <w:proofErr w:type="gramEnd"/>
+      <w:r>
+        <w:rPr>
+          <w:lang w:val="en-US"/>
+        </w:rPr>
+        <w:t>&lt;</w:t>
+      </w:r>
+      <w:proofErr w:type="spellStart"/>
+      <w:proofErr w:type="gramStart"/>
+      <w:r>
+        <w:rPr>
+          <w:lang w:val="en-US"/>
+        </w:rPr>
+        <w:t>n;i</w:t>
+      </w:r>
+      <w:proofErr w:type="spellEnd"/>
+      <w:proofErr w:type="gramEnd"/>
+      <w:r>
+        <w:rPr>
+          <w:lang w:val="en-US"/>
+        </w:rPr>
+        <w:t>+</w:t>
+      </w:r>
+      <w:proofErr w:type="gramStart"/>
+      <w:r>
+        <w:rPr>
+          <w:lang w:val="en-US"/>
+        </w:rPr>
+        <w:t>+) {</w:t>
+      </w:r>
+      <w:proofErr w:type="gramEnd"/>
+    </w:p>
+    <w:p>
+      <w:pPr>
+        <w:pStyle w:val="ListParagraph"/>
+        <w:ind w:left="1080"/>
+        <w:rPr>
+          <w:lang w:val="en-US"/>
+        </w:rPr>
+      </w:pPr>
+      <w:r>
+        <w:rPr>
+          <w:lang w:val="en-US"/>
+        </w:rPr>
+        <w:tab/>
+      </w:r>
+      <w:r>
+        <w:rPr>
+          <w:lang w:val="en-US"/>
+        </w:rPr>
+        <w:tab/>
+      </w:r>
+      <w:proofErr w:type="gramStart"/>
+      <w:r>
+        <w:rPr>
+          <w:lang w:val="en-US"/>
+        </w:rPr>
+        <w:t>for(</w:t>
+      </w:r>
+      <w:proofErr w:type="gramEnd"/>
+      <w:r>
+        <w:rPr>
+          <w:lang w:val="en-US"/>
+        </w:rPr>
+        <w:t>let j=</w:t>
+      </w:r>
+      <w:proofErr w:type="gramStart"/>
+      <w:r>
+        <w:rPr>
+          <w:lang w:val="en-US"/>
+        </w:rPr>
+        <w:t>0;j</w:t>
+      </w:r>
+      <w:proofErr w:type="gramEnd"/>
+      <w:r>
+        <w:rPr>
+          <w:lang w:val="en-US"/>
+        </w:rPr>
+        <w:t>&lt;</w:t>
+      </w:r>
+      <w:proofErr w:type="spellStart"/>
+      <w:proofErr w:type="gramStart"/>
+      <w:r>
+        <w:rPr>
+          <w:lang w:val="en-US"/>
+        </w:rPr>
+        <w:t>n;j</w:t>
+      </w:r>
+      <w:proofErr w:type="spellEnd"/>
+      <w:r>
+        <w:rPr>
+          <w:lang w:val="en-US"/>
+        </w:rPr>
+        <w:t>++</w:t>
+      </w:r>
+      <w:proofErr w:type="gramEnd"/>
+      <w:r>
+        <w:rPr>
+          <w:lang w:val="en-US"/>
+        </w:rPr>
+        <w:t>) {</w:t>
+      </w:r>
+    </w:p>
+    <w:p>
+      <w:pPr>
+        <w:pStyle w:val="ListParagraph"/>
+        <w:ind w:left="1080"/>
+        <w:rPr>
+          <w:lang w:val="en-US"/>
+        </w:rPr>
+      </w:pPr>
+      <w:r>
+        <w:rPr>
+          <w:lang w:val="en-US"/>
+        </w:rPr>
+        <w:tab/>
+      </w:r>
+      <w:r>
+        <w:rPr>
+          <w:lang w:val="en-US"/>
+        </w:rPr>
+        <w:tab/>
+      </w:r>
+      <w:r>
+        <w:rPr>
+          <w:lang w:val="en-US"/>
+        </w:rPr>
+        <w:tab/>
+      </w:r>
+      <w:proofErr w:type="gramStart"/>
+      <w:r>
+        <w:rPr>
+          <w:lang w:val="en-US"/>
+        </w:rPr>
+        <w:t>console.log(</w:t>
+      </w:r>
+      <w:proofErr w:type="spellStart"/>
+      <w:proofErr w:type="gramEnd"/>
+      <w:r>
+        <w:rPr>
+          <w:lang w:val="en-US"/>
+        </w:rPr>
+        <w:t>i</w:t>
+      </w:r>
+      <w:proofErr w:type="spellEnd"/>
+      <w:r>
+        <w:rPr>
+          <w:lang w:val="en-US"/>
+        </w:rPr>
+        <w:t>+</w:t>
+      </w:r>
+      <w:proofErr w:type="gramStart"/>
+      <w:r>
+        <w:rPr>
+          <w:lang w:val="en-US"/>
+        </w:rPr>
+        <w:t>” ”</w:t>
+      </w:r>
+      <w:proofErr w:type="gramEnd"/>
+      <w:r>
+        <w:rPr>
+          <w:lang w:val="en-US"/>
+        </w:rPr>
+        <w:t>+j</w:t>
+      </w:r>
+      <w:proofErr w:type="gramStart"/>
+      <w:r>
+        <w:rPr>
+          <w:lang w:val="en-US"/>
+        </w:rPr>
+        <w:t>);</w:t>
+      </w:r>
+      <w:proofErr w:type="gramEnd"/>
+    </w:p>
+    <w:p>
+      <w:pPr>
+        <w:pStyle w:val="ListParagraph"/>
+        <w:ind w:left="1800" w:firstLine="360"/>
+        <w:rPr>
+          <w:lang w:val="en-US"/>
+        </w:rPr>
+      </w:pPr>
+      <w:r>
+        <w:rPr>
+          <w:lang w:val="en-US"/>
+        </w:rPr>
+        <w:t>}</w:t>
+      </w:r>
+    </w:p>
+    <w:p>
+      <w:pPr>
+        <w:pStyle w:val="ListParagraph"/>
+        <w:ind w:left="1080" w:firstLine="360"/>
+        <w:rPr>
+          <w:lang w:val="en-US"/>
+        </w:rPr>
+      </w:pPr>
+      <w:r>
+        <w:rPr>
+          <w:lang w:val="en-US"/>
+        </w:rPr>
+        <w:t>}</w:t>
+      </w:r>
+    </w:p>
+    <w:p>
+      <w:pPr>
+        <w:pStyle w:val="ListParagraph"/>
+        <w:ind w:left="1080"/>
+        <w:rPr>
+          <w:lang w:val="en-US"/>
+        </w:rPr>
+      </w:pPr>
+      <w:r>
+        <w:rPr>
+          <w:lang w:val="en-US"/>
+        </w:rPr>
+        <w:t>}</w:t>
+      </w:r>
+    </w:p>
+    <w:p>
+      <w:pPr>
+        <w:pStyle w:val="ListParagraph"/>
+        <w:ind w:left="1080"/>
+        <w:rPr>
+          <w:lang w:val="en-US"/>
+        </w:rPr>
+      </w:pPr>
+    </w:p>
+    <w:p>
+      <w:pPr>
+        <w:pStyle w:val="ListParagraph"/>
+        <w:ind w:left="1080"/>
+        <w:rPr>
+          <w:lang w:val="en-US"/>
+        </w:rPr>
+      </w:pPr>
+      <w:proofErr w:type="spellStart"/>
+      <w:proofErr w:type="gramStart"/>
+      <w:r>
+        <w:rPr>
+          <w:lang w:val="en-US"/>
+        </w:rPr>
+        <w:t>nestedForLoop</w:t>
+      </w:r>
+      <w:proofErr w:type="spellEnd"/>
+      <w:r>
+        <w:rPr>
+          <w:lang w:val="en-US"/>
+        </w:rPr>
+        <w:t>(</w:t>
+      </w:r>
+      <w:proofErr w:type="gramEnd"/>
+      <w:r>
+        <w:rPr>
+          <w:lang w:val="en-US"/>
+        </w:rPr>
+        <w:t>2)</w:t>
+      </w:r>
+      <w:proofErr w:type="gramStart"/>
+      <w:r>
+        <w:rPr>
+          <w:lang w:val="en-US"/>
+        </w:rPr>
+        <w:t>;</w:t>
+      </w:r>
+      <w:r>
+        <w:rPr>
+          <w:lang w:val="en-US"/>
+        </w:rPr>
+        <w:tab/>
+      </w:r>
+      <w:r>
+        <w:rPr>
+          <w:lang w:val="en-US"/>
+        </w:rPr>
+        <w:tab/>
+        <w:t>4</w:t>
+      </w:r>
+      <w:proofErr w:type="gramEnd"/>
+      <w:r>
+        <w:rPr>
+          <w:lang w:val="en-US"/>
+        </w:rPr>
+        <w:t xml:space="preserve"> </w:t>
+      </w:r>
+      <w:proofErr w:type="gramStart"/>
+      <w:r>
+        <w:rPr>
+          <w:lang w:val="en-US"/>
+        </w:rPr>
+        <w:t>iteration</w:t>
+      </w:r>
+      <w:proofErr w:type="gramEnd"/>
+      <w:r>
+        <w:rPr>
+          <w:lang w:val="en-US"/>
+        </w:rPr>
+        <w:t xml:space="preserve"> </w:t>
+      </w:r>
+    </w:p>
+    <w:p>
+      <w:pPr>
+        <w:pStyle w:val="ListParagraph"/>
+        <w:ind w:left="1080"/>
+        <w:rPr>
+          <w:lang w:val="en-US"/>
+        </w:rPr>
+      </w:pPr>
+      <w:proofErr w:type="spellStart"/>
+      <w:proofErr w:type="gramStart"/>
+      <w:r>
+        <w:rPr>
+          <w:lang w:val="en-US"/>
+        </w:rPr>
+        <w:t>nestedForLoop</w:t>
+      </w:r>
+      <w:proofErr w:type="spellEnd"/>
+      <w:r>
+        <w:rPr>
+          <w:lang w:val="en-US"/>
+        </w:rPr>
+        <w:t>(</w:t>
+      </w:r>
+      <w:proofErr w:type="gramEnd"/>
+      <w:r>
+        <w:rPr>
+          <w:lang w:val="en-US"/>
+        </w:rPr>
+        <w:t>4</w:t>
+      </w:r>
+      <w:proofErr w:type="gramStart"/>
+      <w:r>
+        <w:rPr>
+          <w:lang w:val="en-US"/>
+        </w:rPr>
+        <w:t>)</w:t>
+      </w:r>
+      <w:r>
+        <w:rPr>
+          <w:lang w:val="en-US"/>
+        </w:rPr>
+        <w:tab/>
+      </w:r>
+      <w:r>
+        <w:rPr>
+          <w:lang w:val="en-US"/>
+        </w:rPr>
+        <w:tab/>
+        <w:t>16</w:t>
+      </w:r>
+      <w:proofErr w:type="gramEnd"/>
+      <w:r>
+        <w:rPr>
+          <w:lang w:val="en-US"/>
+        </w:rPr>
+        <w:t xml:space="preserve"> iteration </w:t>
+      </w:r>
+    </w:p>
+    <w:p>
+      <w:pPr>
+        <w:pStyle w:val="ListParagraph"/>
+        <w:rPr>
+          <w:lang w:val="en-US"/>
+        </w:rPr>
+      </w:pPr>
+      <w:r>
+        <w:rPr>
+          <w:lang w:val="en-US"/>
+        </w:rPr>
+        <w:t xml:space="preserve"> </w:t>
+      </w:r>
+    </w:p>
+    <w:p>
+      <w:pPr>
+        <w:pStyle w:val="ListParagraph"/>
+        <w:numPr>
+          <w:ilvl w:val="0"/>
+          <w:numId w:val="21"/>
+        </w:numPr>
+        <w:rPr>
+          <w:lang w:val="en-US"/>
+        </w:rPr>
+      </w:pPr>
+      <w:r>
+        <w:rPr>
+          <w:lang w:val="en-US"/>
+        </w:rPr>
+        <w:t>Cubic O(n</w:t>
+      </w:r>
+      <w:r>
+        <w:rPr>
+          <w:vertAlign w:val="superscript"/>
+          <w:lang w:val="en-US"/>
+        </w:rPr>
+        <w:t>3</w:t>
+      </w:r>
+      <w:r>
+        <w:rPr>
+          <w:lang w:val="en-US"/>
+        </w:rPr>
+        <w:t>)</w:t>
+      </w:r>
+    </w:p>
+    <w:p>
+      <w:pPr>
+        <w:rPr>
+          <w:lang w:val="en-US"/>
+        </w:rPr>
+      </w:pPr>
+    </w:p>
+    <w:p>
+      <w:pPr>
+        <w:rPr>
+          <w:lang w:val="en-US"/>
+        </w:rPr>
+      </w:pPr>
+    </w:p>
+    <w:p>
+      <w:pPr>
+        <w:rPr>
+          <w:lang w:val="en-US"/>
+        </w:rPr>
+      </w:pPr>
+    </w:p>
+    <w:p>
+      <w:pPr>
+        <w:pStyle w:val="ListParagraph"/>
+        <w:numPr>
+          <w:ilvl w:val="0"/>
+          <w:numId w:val="21"/>
+        </w:numPr>
+        <w:rPr>
+          <w:lang w:val="en-US"/>
+        </w:rPr>
+      </w:pPr>
+      <w:proofErr w:type="gramStart"/>
+      <w:r>
+        <w:rPr>
+          <w:lang w:val="en-US"/>
+        </w:rPr>
+        <w:t>Logarithmic :</w:t>
+      </w:r>
+      <w:proofErr w:type="gramEnd"/>
+      <w:r>
+        <w:rPr>
+          <w:lang w:val="en-US"/>
+        </w:rPr>
+        <w:t xml:space="preserve"> O (log n</w:t>
+      </w:r>
+      <w:proofErr w:type="gramStart"/>
+      <w:r>
+        <w:rPr>
+          <w:lang w:val="en-US"/>
+        </w:rPr>
+        <w:t>) :</w:t>
+      </w:r>
+      <w:proofErr w:type="gramEnd"/>
+      <w:r>
+        <w:rPr>
+          <w:lang w:val="en-US"/>
+        </w:rPr>
+        <w:t xml:space="preserve"> divided by half </w:t>
+      </w:r>
+    </w:p>
+    <w:p>
+      <w:pPr>
+        <w:ind w:left="1080"/>
+        <w:rPr>
+          <w:lang w:val="en-US"/>
+        </w:rPr>
+      </w:pPr>
+      <w:r>
+        <w:rPr>
+          <w:lang w:val="en-US"/>
+        </w:rPr>
+        <w:t xml:space="preserve">function </w:t>
+      </w:r>
+      <w:proofErr w:type="spellStart"/>
+      <w:r>
+        <w:rPr>
+          <w:lang w:val="en-US"/>
+        </w:rPr>
+        <w:t>binarySeach</w:t>
+      </w:r>
+      <w:proofErr w:type="spellEnd"/>
+      <w:r>
+        <w:rPr>
+          <w:lang w:val="en-US"/>
+        </w:rPr>
+        <w:t>(</w:t>
+      </w:r>
+      <w:proofErr w:type="spellStart"/>
+      <w:proofErr w:type="gramStart"/>
+      <w:r>
+        <w:rPr>
+          <w:lang w:val="en-US"/>
+        </w:rPr>
+        <w:t>array,serchElement</w:t>
+      </w:r>
+      <w:proofErr w:type="spellEnd"/>
+      <w:proofErr w:type="gramEnd"/>
+      <w:r>
+        <w:rPr>
+          <w:lang w:val="en-US"/>
+        </w:rPr>
+        <w:t>) {</w:t>
+      </w:r>
+    </w:p>
+    <w:p>
+      <w:pPr>
+        <w:ind w:left="1080"/>
+        <w:rPr>
+          <w:lang w:val="en-US"/>
+        </w:rPr>
+      </w:pPr>
+      <w:r>
+        <w:rPr>
+          <w:lang w:val="en-US"/>
+        </w:rPr>
+        <w:tab/>
+      </w:r>
+      <w:r>
+        <w:rPr>
+          <w:lang w:val="en-US"/>
+        </w:rPr>
+        <w:tab/>
+        <w:t xml:space="preserve">algorithms to search the data using binary search </w:t>
+      </w:r>
+    </w:p>
+    <w:p>
+      <w:pPr>
+        <w:ind w:left="1080"/>
+        <w:rPr>
+          <w:lang w:val="en-US"/>
+        </w:rPr>
+      </w:pPr>
+      <w:r>
+        <w:rPr>
+          <w:lang w:val="en-US"/>
+        </w:rPr>
+        <w:t>}</w:t>
+      </w:r>
+    </w:p>
+    <w:p>
+      <w:pPr>
+        <w:ind w:left="1080"/>
+        <w:rPr>
+          <w:lang w:val="en-US"/>
+        </w:rPr>
+      </w:pPr>
+      <w:r>
+        <w:rPr>
+          <w:lang w:val="en-US"/>
+        </w:rPr>
+        <w:t xml:space="preserve">let num </w:t>
+      </w:r>
+      <w:proofErr w:type="gramStart"/>
+      <w:r>
+        <w:rPr>
+          <w:lang w:val="en-US"/>
+        </w:rPr>
+        <w:t>={</w:t>
+      </w:r>
+      <w:proofErr w:type="gramEnd"/>
+      <w:r>
+        <w:rPr>
+          <w:lang w:val="en-US"/>
+        </w:rPr>
+        <w:t>1,2,3,4,5,6,7,8,9,10}</w:t>
+      </w:r>
+    </w:p>
+    <w:p>
+      <w:pPr>
+        <w:ind w:left="1080"/>
+        <w:rPr>
+          <w:lang w:val="en-US"/>
+        </w:rPr>
+      </w:pPr>
+      <w:r>
+        <w:rPr>
+          <w:lang w:val="en-US"/>
+        </w:rPr>
+        <w:t xml:space="preserve">let </w:t>
+      </w:r>
+      <w:proofErr w:type="spellStart"/>
+      <w:r>
+        <w:rPr>
+          <w:lang w:val="en-US"/>
+        </w:rPr>
+        <w:t>searchElement</w:t>
+      </w:r>
+      <w:proofErr w:type="spellEnd"/>
+      <w:r>
+        <w:rPr>
+          <w:lang w:val="en-US"/>
+        </w:rPr>
+        <w:t xml:space="preserve"> = </w:t>
+      </w:r>
+      <w:proofErr w:type="gramStart"/>
+      <w:r>
+        <w:rPr>
+          <w:lang w:val="en-US"/>
+        </w:rPr>
+        <w:t>2;</w:t>
+      </w:r>
+      <w:proofErr w:type="gramEnd"/>
+    </w:p>
+    <w:p>
+      <w:pPr>
+        <w:ind w:left="1080"/>
+        <w:rPr>
+          <w:lang w:val="en-US"/>
+        </w:rPr>
+      </w:pPr>
+      <w:proofErr w:type="spellStart"/>
+      <w:r>
+        <w:rPr>
+          <w:lang w:val="en-US"/>
+        </w:rPr>
+        <w:t>binarySearch</w:t>
+      </w:r>
+      <w:proofErr w:type="spellEnd"/>
+      <w:r>
+        <w:rPr>
+          <w:lang w:val="en-US"/>
+        </w:rPr>
+        <w:t>(</w:t>
+      </w:r>
+      <w:proofErr w:type="spellStart"/>
+      <w:proofErr w:type="gramStart"/>
+      <w:r>
+        <w:rPr>
+          <w:lang w:val="en-US"/>
+        </w:rPr>
+        <w:t>num,searchElement</w:t>
+      </w:r>
+      <w:proofErr w:type="spellEnd"/>
+      <w:r>
+        <w:rPr>
+          <w:lang w:val="en-US"/>
+        </w:rPr>
+        <w:t>);</w:t>
+      </w:r>
+      <w:proofErr w:type="gramEnd"/>
+    </w:p>
+    <w:p>
+      <w:pPr>
+        <w:ind w:left="1080"/>
+        <w:rPr>
+          <w:lang w:val="en-US"/>
+        </w:rPr>
+      </w:pPr>
+      <w:r>
+        <w:rPr>
+          <w:lang w:val="en-US"/>
+        </w:rPr>
+        <w:t>if n value is 8</w:t>
+      </w:r>
+    </w:p>
+    <w:p>
+      <w:pPr>
+        <w:ind w:left="1080"/>
+        <w:rPr>
+          <w:lang w:val="en-US"/>
+        </w:rPr>
+      </w:pPr>
+      <w:r>
+        <w:rPr>
+          <w:lang w:val="en-US"/>
+        </w:rPr>
+        <w:tab/>
+        <w:t>4</w:t>
+      </w:r>
+    </w:p>
+    <w:p>
+      <w:pPr>
+        <w:ind w:left="1080"/>
+        <w:rPr>
+          <w:lang w:val="en-US"/>
+        </w:rPr>
+      </w:pPr>
+      <w:r>
+        <w:rPr>
+          <w:lang w:val="en-US"/>
+        </w:rPr>
+        <w:tab/>
+        <w:t>2</w:t>
+      </w:r>
+    </w:p>
+    <w:p>
+      <w:pPr>
+        <w:ind w:left="1080"/>
+        <w:rPr>
+          <w:lang w:val="en-US"/>
+        </w:rPr>
+      </w:pPr>
+      <w:r>
+        <w:rPr>
+          <w:lang w:val="en-US"/>
+        </w:rPr>
+        <w:tab/>
+        <w:t>1</w:t>
+      </w:r>
+    </w:p>
+    <w:p>
+      <w:pPr>
+        <w:ind w:left="1080"/>
+        <w:rPr>
+          <w:lang w:val="en-US"/>
+        </w:rPr>
+      </w:pPr>
+    </w:p>
+    <w:p>
+      <w:pPr>
+        <w:rPr>
+          <w:lang w:val="en-US"/>
+        </w:rPr>
+      </w:pPr>
+      <w:r>
+        <w:rPr>
+          <w:highlight w:val="yellow"/>
+          <w:lang w:val="en-US"/>
+        </w:rPr>
+        <w:t>Sorting and Searching technique</w:t>
+      </w:r>
+      <w:r>
+        <w:rPr>
+          <w:lang w:val="en-US"/>
+        </w:rPr>
+        <w:t xml:space="preserve"> </w:t>
+      </w:r>
+    </w:p>
+    <w:p>
+      <w:pPr>
+        <w:rPr>
+          <w:lang w:val="en-US"/>
+        </w:rPr>
+      </w:pPr>
+      <w:r>
+        <w:rPr>
+          <w:lang w:val="en-US"/>
+        </w:rPr>
+        <w:t xml:space="preserve">Sort data </w:t>
+      </w:r>
+    </w:p>
+    <w:p>
+      <w:pPr>
+        <w:pStyle w:val="ListParagraph"/>
+        <w:numPr>
+          <w:ilvl w:val="0"/>
+          <w:numId w:val="22"/>
+        </w:numPr>
+        <w:rPr>
+          <w:lang w:val="en-US"/>
+        </w:rPr>
+      </w:pPr>
+      <w:r>
+        <w:rPr>
+          <w:lang w:val="en-US"/>
+        </w:rPr>
+        <w:t xml:space="preserve">Using </w:t>
+      </w:r>
+      <w:proofErr w:type="spellStart"/>
+      <w:proofErr w:type="gramStart"/>
+      <w:r>
+        <w:rPr>
+          <w:lang w:val="en-US"/>
+        </w:rPr>
+        <w:t>pre defined</w:t>
+      </w:r>
+      <w:proofErr w:type="spellEnd"/>
+      <w:proofErr w:type="gramEnd"/>
+      <w:r>
+        <w:rPr>
+          <w:lang w:val="en-US"/>
+        </w:rPr>
+        <w:t xml:space="preserve"> function </w:t>
+      </w:r>
+    </w:p>
+    <w:p>
+      <w:pPr>
+        <w:pStyle w:val="ListParagraph"/>
+        <w:numPr>
+          <w:ilvl w:val="0"/>
+          <w:numId w:val="22"/>
+        </w:numPr>
+        <w:rPr>
+          <w:lang w:val="en-US"/>
+        </w:rPr>
+      </w:pPr>
+      <w:r>
+        <w:rPr>
+          <w:lang w:val="en-US"/>
+        </w:rPr>
+        <w:t xml:space="preserve">Sort the data with custom logic with </w:t>
+      </w:r>
+      <w:proofErr w:type="spellStart"/>
+      <w:proofErr w:type="gramStart"/>
+      <w:r>
+        <w:rPr>
+          <w:lang w:val="en-US"/>
+        </w:rPr>
+        <w:t>pre defined</w:t>
+      </w:r>
+      <w:proofErr w:type="spellEnd"/>
+      <w:proofErr w:type="gramEnd"/>
+      <w:r>
+        <w:rPr>
+          <w:lang w:val="en-US"/>
+        </w:rPr>
+        <w:t xml:space="preserve"> algorithms</w:t>
+      </w:r>
+    </w:p>
+    <w:p>
+      <w:pPr>
+        <w:pStyle w:val="ListParagraph"/>
+        <w:numPr>
+          <w:ilvl w:val="0"/>
+          <w:numId w:val="23"/>
+        </w:numPr>
+        <w:rPr>
+          <w:lang w:val="en-US"/>
+        </w:rPr>
+      </w:pPr>
+      <w:r>
+        <w:rPr>
+          <w:lang w:val="en-US"/>
+        </w:rPr>
+        <w:t xml:space="preserve">Bubble sort </w:t>
+      </w:r>
+    </w:p>
+    <w:p>
+      <w:pPr>
+        <w:pStyle w:val="ListParagraph"/>
+        <w:numPr>
+          <w:ilvl w:val="0"/>
+          <w:numId w:val="23"/>
+        </w:numPr>
+        <w:rPr>
+          <w:lang w:val="en-US"/>
+        </w:rPr>
+      </w:pPr>
+      <w:r>
+        <w:rPr>
+          <w:lang w:val="en-US"/>
+        </w:rPr>
+        <w:t xml:space="preserve">Selection sort </w:t>
+      </w:r>
+    </w:p>
+    <w:p>
+      <w:pPr>
+        <w:pStyle w:val="ListParagraph"/>
+        <w:numPr>
+          <w:ilvl w:val="0"/>
+          <w:numId w:val="23"/>
+        </w:numPr>
+        <w:rPr>
+          <w:lang w:val="en-US"/>
+        </w:rPr>
+      </w:pPr>
+      <w:r>
+        <w:rPr>
+          <w:lang w:val="en-US"/>
+        </w:rPr>
+        <w:t xml:space="preserve">Insertion sort </w:t>
+      </w:r>
+    </w:p>
+    <w:p>
+      <w:pPr>
+        <w:pStyle w:val="ListParagraph"/>
+        <w:numPr>
+          <w:ilvl w:val="0"/>
+          <w:numId w:val="23"/>
+        </w:numPr>
+        <w:rPr>
+          <w:lang w:val="en-US"/>
+        </w:rPr>
+      </w:pPr>
+      <w:r>
+        <w:rPr>
+          <w:lang w:val="en-US"/>
+        </w:rPr>
+        <w:t xml:space="preserve">Merge </w:t>
+      </w:r>
+      <w:proofErr w:type="gramStart"/>
+      <w:r>
+        <w:rPr>
+          <w:lang w:val="en-US"/>
+        </w:rPr>
+        <w:t>sort</w:t>
+      </w:r>
+      <w:proofErr w:type="gramEnd"/>
+      <w:r>
+        <w:rPr>
+          <w:lang w:val="en-US"/>
+        </w:rPr>
+        <w:t xml:space="preserve"> </w:t>
+      </w:r>
+    </w:p>
+    <w:p>
+      <w:pPr>
+        <w:pStyle w:val="ListParagraph"/>
+        <w:numPr>
+          <w:ilvl w:val="0"/>
+          <w:numId w:val="23"/>
+        </w:numPr>
+        <w:rPr>
+          <w:lang w:val="en-US"/>
+        </w:rPr>
+      </w:pPr>
+      <w:r>
+        <w:rPr>
+          <w:lang w:val="en-US"/>
+        </w:rPr>
+        <w:t xml:space="preserve">Quick sort </w:t>
+      </w:r>
+    </w:p>
+    <w:p>
+      <w:pPr>
+        <w:rPr>
+          <w:lang w:val="en-US"/>
+        </w:rPr>
+      </w:pPr>
+      <w:r>
+        <w:rPr>
+          <w:lang w:val="en-US"/>
+        </w:rPr>
+        <w:t xml:space="preserve">Search Data </w:t>
+      </w:r>
+    </w:p>
+    <w:p>
+      <w:pPr>
+        <w:pStyle w:val="ListParagraph"/>
+        <w:numPr>
+          <w:ilvl w:val="0"/>
+          <w:numId w:val="24"/>
+        </w:numPr>
+        <w:rPr>
+          <w:lang w:val="en-US"/>
+        </w:rPr>
+      </w:pPr>
+      <w:r>
+        <w:rPr>
+          <w:lang w:val="en-US"/>
+        </w:rPr>
+        <w:t xml:space="preserve">Using </w:t>
+      </w:r>
+      <w:proofErr w:type="spellStart"/>
+      <w:proofErr w:type="gramStart"/>
+      <w:r>
+        <w:rPr>
+          <w:lang w:val="en-US"/>
+        </w:rPr>
+        <w:t>pre defined</w:t>
+      </w:r>
+      <w:proofErr w:type="spellEnd"/>
+      <w:proofErr w:type="gramEnd"/>
+      <w:r>
+        <w:rPr>
+          <w:lang w:val="en-US"/>
+        </w:rPr>
+        <w:t xml:space="preserve"> functions in array or set or map. </w:t>
+      </w:r>
+    </w:p>
+    <w:p>
+      <w:pPr>
+        <w:pStyle w:val="ListParagraph"/>
+        <w:numPr>
+          <w:ilvl w:val="0"/>
+          <w:numId w:val="24"/>
+        </w:numPr>
+        <w:rPr>
+          <w:lang w:val="en-US"/>
+        </w:rPr>
+      </w:pPr>
+      <w:r>
+        <w:rPr>
+          <w:lang w:val="en-US"/>
+        </w:rPr>
+        <w:t xml:space="preserve">User defined logic with </w:t>
+      </w:r>
+      <w:proofErr w:type="spellStart"/>
+      <w:proofErr w:type="gramStart"/>
+      <w:r>
+        <w:rPr>
+          <w:lang w:val="en-US"/>
+        </w:rPr>
+        <w:t>pre defined</w:t>
+      </w:r>
+      <w:proofErr w:type="spellEnd"/>
+      <w:proofErr w:type="gramEnd"/>
+      <w:r>
+        <w:rPr>
+          <w:lang w:val="en-US"/>
+        </w:rPr>
+        <w:t xml:space="preserve"> algorithms</w:t>
+      </w:r>
+    </w:p>
+    <w:p>
+      <w:pPr>
+        <w:pStyle w:val="ListParagraph"/>
+        <w:numPr>
+          <w:ilvl w:val="1"/>
+          <w:numId w:val="24"/>
+        </w:numPr>
+        <w:rPr>
+          <w:lang w:val="en-US"/>
+        </w:rPr>
+      </w:pPr>
+      <w:r>
+        <w:rPr>
+          <w:lang w:val="en-US"/>
+        </w:rPr>
+        <w:t xml:space="preserve">Linear search </w:t>
+      </w:r>
+    </w:p>
+    <w:p>
+      <w:pPr>
+        <w:pStyle w:val="ListParagraph"/>
+        <w:numPr>
+          <w:ilvl w:val="1"/>
+          <w:numId w:val="24"/>
+        </w:numPr>
+        <w:rPr>
+          <w:lang w:val="en-US"/>
+        </w:rPr>
+      </w:pPr>
+      <w:r>
+        <w:rPr>
+          <w:lang w:val="en-US"/>
+        </w:rPr>
+        <w:t xml:space="preserve">Binary search </w:t>
+      </w:r>
+    </w:p>
+    <w:p>
+      <w:pPr>
+        <w:rPr>
+          <w:lang w:val="en-US"/>
+        </w:rPr>
+      </w:pPr>
+    </w:p>
+    <w:p>
+      <w:pPr>
+        <w:rPr>
+          <w:lang w:val="en-US"/>
+        </w:rPr>
+      </w:pPr>
+    </w:p>
+    <w:p>
+      <w:pPr>
+        <w:ind w:left="1080"/>
+        <w:rPr>
+          <w:lang w:val="en-US"/>
+        </w:rPr>
+      </w:pPr>
+    </w:p>
+    <w:p>
+      <w:pPr>
+        <w:ind w:left="1080"/>
+        <w:rPr>
+          <w:lang w:val="en-US"/>
+        </w:rPr>
+      </w:pPr>
     </w:p>
     <w:sectPr>
       <w:pgSz w:w="11906" w:h="16838"/>
@@ -1793,6 +4571,95 @@
     </w:lvl>
   </w:abstractNum>
   <w:abstractNum w:abstractNumId="2" w15:restartNumberingAfterBreak="0">
+    <w:nsid w:val="0ED1225E"/>
+    <w:multiLevelType w:val="hybridMultilevel"/>
+    <w:tmpl w:val="C34267E2"/>
+    <w:lvl w:ilvl="0" w:tplc="4009000F">
+      <w:start w:val="1"/>
+      <w:numFmt w:val="decimal"/>
+      <w:lvlText w:val="%1."/>
+      <w:lvlJc w:val="left"/>
+      <w:pPr>
+        <w:ind w:left="720" w:hanging="360"/>
+      </w:pPr>
+      <w:rPr>
+        <w:rFonts w:hint="default"/>
+      </w:rPr>
+    </w:lvl>
+    <w:lvl w:ilvl="1" w:tplc="40090019" w:tentative="1">
+      <w:start w:val="1"/>
+      <w:numFmt w:val="lowerLetter"/>
+      <w:lvlText w:val="%2."/>
+      <w:lvlJc w:val="left"/>
+      <w:pPr>
+        <w:ind w:left="1440" w:hanging="360"/>
+      </w:pPr>
+    </w:lvl>
+    <w:lvl w:ilvl="2" w:tplc="4009001B" w:tentative="1">
+      <w:start w:val="1"/>
+      <w:numFmt w:val="lowerRoman"/>
+      <w:lvlText w:val="%3."/>
+      <w:lvlJc w:val="right"/>
+      <w:pPr>
+        <w:ind w:left="2160" w:hanging="180"/>
+      </w:pPr>
+    </w:lvl>
+    <w:lvl w:ilvl="3" w:tplc="4009000F" w:tentative="1">
+      <w:start w:val="1"/>
+      <w:numFmt w:val="decimal"/>
+      <w:lvlText w:val="%4."/>
+      <w:lvlJc w:val="left"/>
+      <w:pPr>
+        <w:ind w:left="2880" w:hanging="360"/>
+      </w:pPr>
+    </w:lvl>
+    <w:lvl w:ilvl="4" w:tplc="40090019" w:tentative="1">
+      <w:start w:val="1"/>
+      <w:numFmt w:val="lowerLetter"/>
+      <w:lvlText w:val="%5."/>
+      <w:lvlJc w:val="left"/>
+      <w:pPr>
+        <w:ind w:left="3600" w:hanging="360"/>
+      </w:pPr>
+    </w:lvl>
+    <w:lvl w:ilvl="5" w:tplc="4009001B" w:tentative="1">
+      <w:start w:val="1"/>
+      <w:numFmt w:val="lowerRoman"/>
+      <w:lvlText w:val="%6."/>
+      <w:lvlJc w:val="right"/>
+      <w:pPr>
+        <w:ind w:left="4320" w:hanging="180"/>
+      </w:pPr>
+    </w:lvl>
+    <w:lvl w:ilvl="6" w:tplc="4009000F" w:tentative="1">
+      <w:start w:val="1"/>
+      <w:numFmt w:val="decimal"/>
+      <w:lvlText w:val="%7."/>
+      <w:lvlJc w:val="left"/>
+      <w:pPr>
+        <w:ind w:left="5040" w:hanging="360"/>
+      </w:pPr>
+    </w:lvl>
+    <w:lvl w:ilvl="7" w:tplc="40090019" w:tentative="1">
+      <w:start w:val="1"/>
+      <w:numFmt w:val="lowerLetter"/>
+      <w:lvlText w:val="%8."/>
+      <w:lvlJc w:val="left"/>
+      <w:pPr>
+        <w:ind w:left="5760" w:hanging="360"/>
+      </w:pPr>
+    </w:lvl>
+    <w:lvl w:ilvl="8" w:tplc="4009001B" w:tentative="1">
+      <w:start w:val="1"/>
+      <w:numFmt w:val="lowerRoman"/>
+      <w:lvlText w:val="%9."/>
+      <w:lvlJc w:val="right"/>
+      <w:pPr>
+        <w:ind w:left="6480" w:hanging="180"/>
+      </w:pPr>
+    </w:lvl>
+  </w:abstractNum>
+  <w:abstractNum w:abstractNumId="3" w15:restartNumberingAfterBreak="0">
     <w:nsid w:val="0FCF2EB0"/>
     <w:multiLevelType w:val="hybridMultilevel"/>
     <w:tmpl w:val="4926CED8"/>
@@ -1881,7 +4748,7 @@
       </w:pPr>
     </w:lvl>
   </w:abstractNum>
-  <w:abstractNum w:abstractNumId="3" w15:restartNumberingAfterBreak="0">
+  <w:abstractNum w:abstractNumId="4" w15:restartNumberingAfterBreak="0">
     <w:nsid w:val="1461718C"/>
     <w:multiLevelType w:val="hybridMultilevel"/>
     <w:tmpl w:val="7A848976"/>
@@ -1970,7 +4837,96 @@
       </w:pPr>
     </w:lvl>
   </w:abstractNum>
-  <w:abstractNum w:abstractNumId="4" w15:restartNumberingAfterBreak="0">
+  <w:abstractNum w:abstractNumId="5" w15:restartNumberingAfterBreak="0">
+    <w:nsid w:val="14F41252"/>
+    <w:multiLevelType w:val="hybridMultilevel"/>
+    <w:tmpl w:val="7FCE9A78"/>
+    <w:lvl w:ilvl="0" w:tplc="4009000F">
+      <w:start w:val="1"/>
+      <w:numFmt w:val="decimal"/>
+      <w:lvlText w:val="%1."/>
+      <w:lvlJc w:val="left"/>
+      <w:pPr>
+        <w:ind w:left="720" w:hanging="360"/>
+      </w:pPr>
+      <w:rPr>
+        <w:rFonts w:hint="default"/>
+      </w:rPr>
+    </w:lvl>
+    <w:lvl w:ilvl="1" w:tplc="40090019">
+      <w:start w:val="1"/>
+      <w:numFmt w:val="lowerLetter"/>
+      <w:lvlText w:val="%2."/>
+      <w:lvlJc w:val="left"/>
+      <w:pPr>
+        <w:ind w:left="1440" w:hanging="360"/>
+      </w:pPr>
+    </w:lvl>
+    <w:lvl w:ilvl="2" w:tplc="4009001B" w:tentative="1">
+      <w:start w:val="1"/>
+      <w:numFmt w:val="lowerRoman"/>
+      <w:lvlText w:val="%3."/>
+      <w:lvlJc w:val="right"/>
+      <w:pPr>
+        <w:ind w:left="2160" w:hanging="180"/>
+      </w:pPr>
+    </w:lvl>
+    <w:lvl w:ilvl="3" w:tplc="4009000F" w:tentative="1">
+      <w:start w:val="1"/>
+      <w:numFmt w:val="decimal"/>
+      <w:lvlText w:val="%4."/>
+      <w:lvlJc w:val="left"/>
+      <w:pPr>
+        <w:ind w:left="2880" w:hanging="360"/>
+      </w:pPr>
+    </w:lvl>
+    <w:lvl w:ilvl="4" w:tplc="40090019" w:tentative="1">
+      <w:start w:val="1"/>
+      <w:numFmt w:val="lowerLetter"/>
+      <w:lvlText w:val="%5."/>
+      <w:lvlJc w:val="left"/>
+      <w:pPr>
+        <w:ind w:left="3600" w:hanging="360"/>
+      </w:pPr>
+    </w:lvl>
+    <w:lvl w:ilvl="5" w:tplc="4009001B" w:tentative="1">
+      <w:start w:val="1"/>
+      <w:numFmt w:val="lowerRoman"/>
+      <w:lvlText w:val="%6."/>
+      <w:lvlJc w:val="right"/>
+      <w:pPr>
+        <w:ind w:left="4320" w:hanging="180"/>
+      </w:pPr>
+    </w:lvl>
+    <w:lvl w:ilvl="6" w:tplc="4009000F" w:tentative="1">
+      <w:start w:val="1"/>
+      <w:numFmt w:val="decimal"/>
+      <w:lvlText w:val="%7."/>
+      <w:lvlJc w:val="left"/>
+      <w:pPr>
+        <w:ind w:left="5040" w:hanging="360"/>
+      </w:pPr>
+    </w:lvl>
+    <w:lvl w:ilvl="7" w:tplc="40090019" w:tentative="1">
+      <w:start w:val="1"/>
+      <w:numFmt w:val="lowerLetter"/>
+      <w:lvlText w:val="%8."/>
+      <w:lvlJc w:val="left"/>
+      <w:pPr>
+        <w:ind w:left="5760" w:hanging="360"/>
+      </w:pPr>
+    </w:lvl>
+    <w:lvl w:ilvl="8" w:tplc="4009001B" w:tentative="1">
+      <w:start w:val="1"/>
+      <w:numFmt w:val="lowerRoman"/>
+      <w:lvlText w:val="%9."/>
+      <w:lvlJc w:val="right"/>
+      <w:pPr>
+        <w:ind w:left="6480" w:hanging="180"/>
+      </w:pPr>
+    </w:lvl>
+  </w:abstractNum>
+  <w:abstractNum w:abstractNumId="6" w15:restartNumberingAfterBreak="0">
     <w:nsid w:val="2CFD2D03"/>
     <w:multiLevelType w:val="hybridMultilevel"/>
     <w:tmpl w:val="97B23698"/>
@@ -2059,7 +5015,185 @@
       </w:pPr>
     </w:lvl>
   </w:abstractNum>
-  <w:abstractNum w:abstractNumId="5" w15:restartNumberingAfterBreak="0">
+  <w:abstractNum w:abstractNumId="7" w15:restartNumberingAfterBreak="0">
+    <w:nsid w:val="2E9C5027"/>
+    <w:multiLevelType w:val="hybridMultilevel"/>
+    <w:tmpl w:val="9B1C26A6"/>
+    <w:lvl w:ilvl="0" w:tplc="8664397C">
+      <w:start w:val="1"/>
+      <w:numFmt w:val="decimal"/>
+      <w:lvlText w:val="%1."/>
+      <w:lvlJc w:val="left"/>
+      <w:pPr>
+        <w:ind w:left="1080" w:hanging="360"/>
+      </w:pPr>
+      <w:rPr>
+        <w:rFonts w:hint="default"/>
+      </w:rPr>
+    </w:lvl>
+    <w:lvl w:ilvl="1" w:tplc="40090019" w:tentative="1">
+      <w:start w:val="1"/>
+      <w:numFmt w:val="lowerLetter"/>
+      <w:lvlText w:val="%2."/>
+      <w:lvlJc w:val="left"/>
+      <w:pPr>
+        <w:ind w:left="1800" w:hanging="360"/>
+      </w:pPr>
+    </w:lvl>
+    <w:lvl w:ilvl="2" w:tplc="4009001B" w:tentative="1">
+      <w:start w:val="1"/>
+      <w:numFmt w:val="lowerRoman"/>
+      <w:lvlText w:val="%3."/>
+      <w:lvlJc w:val="right"/>
+      <w:pPr>
+        <w:ind w:left="2520" w:hanging="180"/>
+      </w:pPr>
+    </w:lvl>
+    <w:lvl w:ilvl="3" w:tplc="4009000F" w:tentative="1">
+      <w:start w:val="1"/>
+      <w:numFmt w:val="decimal"/>
+      <w:lvlText w:val="%4."/>
+      <w:lvlJc w:val="left"/>
+      <w:pPr>
+        <w:ind w:left="3240" w:hanging="360"/>
+      </w:pPr>
+    </w:lvl>
+    <w:lvl w:ilvl="4" w:tplc="40090019" w:tentative="1">
+      <w:start w:val="1"/>
+      <w:numFmt w:val="lowerLetter"/>
+      <w:lvlText w:val="%5."/>
+      <w:lvlJc w:val="left"/>
+      <w:pPr>
+        <w:ind w:left="3960" w:hanging="360"/>
+      </w:pPr>
+    </w:lvl>
+    <w:lvl w:ilvl="5" w:tplc="4009001B" w:tentative="1">
+      <w:start w:val="1"/>
+      <w:numFmt w:val="lowerRoman"/>
+      <w:lvlText w:val="%6."/>
+      <w:lvlJc w:val="right"/>
+      <w:pPr>
+        <w:ind w:left="4680" w:hanging="180"/>
+      </w:pPr>
+    </w:lvl>
+    <w:lvl w:ilvl="6" w:tplc="4009000F" w:tentative="1">
+      <w:start w:val="1"/>
+      <w:numFmt w:val="decimal"/>
+      <w:lvlText w:val="%7."/>
+      <w:lvlJc w:val="left"/>
+      <w:pPr>
+        <w:ind w:left="5400" w:hanging="360"/>
+      </w:pPr>
+    </w:lvl>
+    <w:lvl w:ilvl="7" w:tplc="40090019" w:tentative="1">
+      <w:start w:val="1"/>
+      <w:numFmt w:val="lowerLetter"/>
+      <w:lvlText w:val="%8."/>
+      <w:lvlJc w:val="left"/>
+      <w:pPr>
+        <w:ind w:left="6120" w:hanging="360"/>
+      </w:pPr>
+    </w:lvl>
+    <w:lvl w:ilvl="8" w:tplc="4009001B" w:tentative="1">
+      <w:start w:val="1"/>
+      <w:numFmt w:val="lowerRoman"/>
+      <w:lvlText w:val="%9."/>
+      <w:lvlJc w:val="right"/>
+      <w:pPr>
+        <w:ind w:left="6840" w:hanging="180"/>
+      </w:pPr>
+    </w:lvl>
+  </w:abstractNum>
+  <w:abstractNum w:abstractNumId="8" w15:restartNumberingAfterBreak="0">
+    <w:nsid w:val="365170EB"/>
+    <w:multiLevelType w:val="hybridMultilevel"/>
+    <w:tmpl w:val="A754C1BA"/>
+    <w:lvl w:ilvl="0" w:tplc="DD5CA634">
+      <w:start w:val="1"/>
+      <w:numFmt w:val="lowerLetter"/>
+      <w:lvlText w:val="%1."/>
+      <w:lvlJc w:val="left"/>
+      <w:pPr>
+        <w:ind w:left="1080" w:hanging="360"/>
+      </w:pPr>
+      <w:rPr>
+        <w:rFonts w:hint="default"/>
+      </w:rPr>
+    </w:lvl>
+    <w:lvl w:ilvl="1" w:tplc="40090019" w:tentative="1">
+      <w:start w:val="1"/>
+      <w:numFmt w:val="lowerLetter"/>
+      <w:lvlText w:val="%2."/>
+      <w:lvlJc w:val="left"/>
+      <w:pPr>
+        <w:ind w:left="1800" w:hanging="360"/>
+      </w:pPr>
+    </w:lvl>
+    <w:lvl w:ilvl="2" w:tplc="4009001B" w:tentative="1">
+      <w:start w:val="1"/>
+      <w:numFmt w:val="lowerRoman"/>
+      <w:lvlText w:val="%3."/>
+      <w:lvlJc w:val="right"/>
+      <w:pPr>
+        <w:ind w:left="2520" w:hanging="180"/>
+      </w:pPr>
+    </w:lvl>
+    <w:lvl w:ilvl="3" w:tplc="4009000F" w:tentative="1">
+      <w:start w:val="1"/>
+      <w:numFmt w:val="decimal"/>
+      <w:lvlText w:val="%4."/>
+      <w:lvlJc w:val="left"/>
+      <w:pPr>
+        <w:ind w:left="3240" w:hanging="360"/>
+      </w:pPr>
+    </w:lvl>
+    <w:lvl w:ilvl="4" w:tplc="40090019" w:tentative="1">
+      <w:start w:val="1"/>
+      <w:numFmt w:val="lowerLetter"/>
+      <w:lvlText w:val="%5."/>
+      <w:lvlJc w:val="left"/>
+      <w:pPr>
+        <w:ind w:left="3960" w:hanging="360"/>
+      </w:pPr>
+    </w:lvl>
+    <w:lvl w:ilvl="5" w:tplc="4009001B" w:tentative="1">
+      <w:start w:val="1"/>
+      <w:numFmt w:val="lowerRoman"/>
+      <w:lvlText w:val="%6."/>
+      <w:lvlJc w:val="right"/>
+      <w:pPr>
+        <w:ind w:left="4680" w:hanging="180"/>
+      </w:pPr>
+    </w:lvl>
+    <w:lvl w:ilvl="6" w:tplc="4009000F" w:tentative="1">
+      <w:start w:val="1"/>
+      <w:numFmt w:val="decimal"/>
+      <w:lvlText w:val="%7."/>
+      <w:lvlJc w:val="left"/>
+      <w:pPr>
+        <w:ind w:left="5400" w:hanging="360"/>
+      </w:pPr>
+    </w:lvl>
+    <w:lvl w:ilvl="7" w:tplc="40090019" w:tentative="1">
+      <w:start w:val="1"/>
+      <w:numFmt w:val="lowerLetter"/>
+      <w:lvlText w:val="%8."/>
+      <w:lvlJc w:val="left"/>
+      <w:pPr>
+        <w:ind w:left="6120" w:hanging="360"/>
+      </w:pPr>
+    </w:lvl>
+    <w:lvl w:ilvl="8" w:tplc="4009001B" w:tentative="1">
+      <w:start w:val="1"/>
+      <w:numFmt w:val="lowerRoman"/>
+      <w:lvlText w:val="%9."/>
+      <w:lvlJc w:val="right"/>
+      <w:pPr>
+        <w:ind w:left="6840" w:hanging="180"/>
+      </w:pPr>
+    </w:lvl>
+  </w:abstractNum>
+  <w:abstractNum w:abstractNumId="9" w15:restartNumberingAfterBreak="0">
     <w:nsid w:val="43426F06"/>
     <w:multiLevelType w:val="hybridMultilevel"/>
     <w:tmpl w:val="CC0C7C9A"/>
@@ -2148,7 +5282,7 @@
       </w:pPr>
     </w:lvl>
   </w:abstractNum>
-  <w:abstractNum w:abstractNumId="6" w15:restartNumberingAfterBreak="0">
+  <w:abstractNum w:abstractNumId="10" w15:restartNumberingAfterBreak="0">
     <w:nsid w:val="437A6165"/>
     <w:multiLevelType w:val="hybridMultilevel"/>
     <w:tmpl w:val="DCA44022"/>
@@ -2237,7 +5371,7 @@
       </w:pPr>
     </w:lvl>
   </w:abstractNum>
-  <w:abstractNum w:abstractNumId="7" w15:restartNumberingAfterBreak="0">
+  <w:abstractNum w:abstractNumId="11" w15:restartNumberingAfterBreak="0">
     <w:nsid w:val="442D2D81"/>
     <w:multiLevelType w:val="hybridMultilevel"/>
     <w:tmpl w:val="18A00570"/>
@@ -2326,7 +5460,7 @@
       </w:pPr>
     </w:lvl>
   </w:abstractNum>
-  <w:abstractNum w:abstractNumId="8" w15:restartNumberingAfterBreak="0">
+  <w:abstractNum w:abstractNumId="12" w15:restartNumberingAfterBreak="0">
     <w:nsid w:val="44EE3335"/>
     <w:multiLevelType w:val="hybridMultilevel"/>
     <w:tmpl w:val="711CC934"/>
@@ -2415,7 +5549,7 @@
       </w:pPr>
     </w:lvl>
   </w:abstractNum>
-  <w:abstractNum w:abstractNumId="9" w15:restartNumberingAfterBreak="0">
+  <w:abstractNum w:abstractNumId="13" w15:restartNumberingAfterBreak="0">
     <w:nsid w:val="482E4FC1"/>
     <w:multiLevelType w:val="hybridMultilevel"/>
     <w:tmpl w:val="53F2FEBE"/>
@@ -2504,7 +5638,96 @@
       </w:pPr>
     </w:lvl>
   </w:abstractNum>
-  <w:abstractNum w:abstractNumId="10" w15:restartNumberingAfterBreak="0">
+  <w:abstractNum w:abstractNumId="14" w15:restartNumberingAfterBreak="0">
+    <w:nsid w:val="49477098"/>
+    <w:multiLevelType w:val="hybridMultilevel"/>
+    <w:tmpl w:val="C60C70BE"/>
+    <w:lvl w:ilvl="0" w:tplc="4009000F">
+      <w:start w:val="1"/>
+      <w:numFmt w:val="decimal"/>
+      <w:lvlText w:val="%1."/>
+      <w:lvlJc w:val="left"/>
+      <w:pPr>
+        <w:ind w:left="720" w:hanging="360"/>
+      </w:pPr>
+      <w:rPr>
+        <w:rFonts w:hint="default"/>
+      </w:rPr>
+    </w:lvl>
+    <w:lvl w:ilvl="1" w:tplc="40090019" w:tentative="1">
+      <w:start w:val="1"/>
+      <w:numFmt w:val="lowerLetter"/>
+      <w:lvlText w:val="%2."/>
+      <w:lvlJc w:val="left"/>
+      <w:pPr>
+        <w:ind w:left="1440" w:hanging="360"/>
+      </w:pPr>
+    </w:lvl>
+    <w:lvl w:ilvl="2" w:tplc="4009001B" w:tentative="1">
+      <w:start w:val="1"/>
+      <w:numFmt w:val="lowerRoman"/>
+      <w:lvlText w:val="%3."/>
+      <w:lvlJc w:val="right"/>
+      <w:pPr>
+        <w:ind w:left="2160" w:hanging="180"/>
+      </w:pPr>
+    </w:lvl>
+    <w:lvl w:ilvl="3" w:tplc="4009000F" w:tentative="1">
+      <w:start w:val="1"/>
+      <w:numFmt w:val="decimal"/>
+      <w:lvlText w:val="%4."/>
+      <w:lvlJc w:val="left"/>
+      <w:pPr>
+        <w:ind w:left="2880" w:hanging="360"/>
+      </w:pPr>
+    </w:lvl>
+    <w:lvl w:ilvl="4" w:tplc="40090019" w:tentative="1">
+      <w:start w:val="1"/>
+      <w:numFmt w:val="lowerLetter"/>
+      <w:lvlText w:val="%5."/>
+      <w:lvlJc w:val="left"/>
+      <w:pPr>
+        <w:ind w:left="3600" w:hanging="360"/>
+      </w:pPr>
+    </w:lvl>
+    <w:lvl w:ilvl="5" w:tplc="4009001B" w:tentative="1">
+      <w:start w:val="1"/>
+      <w:numFmt w:val="lowerRoman"/>
+      <w:lvlText w:val="%6."/>
+      <w:lvlJc w:val="right"/>
+      <w:pPr>
+        <w:ind w:left="4320" w:hanging="180"/>
+      </w:pPr>
+    </w:lvl>
+    <w:lvl w:ilvl="6" w:tplc="4009000F" w:tentative="1">
+      <w:start w:val="1"/>
+      <w:numFmt w:val="decimal"/>
+      <w:lvlText w:val="%7."/>
+      <w:lvlJc w:val="left"/>
+      <w:pPr>
+        <w:ind w:left="5040" w:hanging="360"/>
+      </w:pPr>
+    </w:lvl>
+    <w:lvl w:ilvl="7" w:tplc="40090019" w:tentative="1">
+      <w:start w:val="1"/>
+      <w:numFmt w:val="lowerLetter"/>
+      <w:lvlText w:val="%8."/>
+      <w:lvlJc w:val="left"/>
+      <w:pPr>
+        <w:ind w:left="5760" w:hanging="360"/>
+      </w:pPr>
+    </w:lvl>
+    <w:lvl w:ilvl="8" w:tplc="4009001B" w:tentative="1">
+      <w:start w:val="1"/>
+      <w:numFmt w:val="lowerRoman"/>
+      <w:lvlText w:val="%9."/>
+      <w:lvlJc w:val="right"/>
+      <w:pPr>
+        <w:ind w:left="6480" w:hanging="180"/>
+      </w:pPr>
+    </w:lvl>
+  </w:abstractNum>
+  <w:abstractNum w:abstractNumId="15" w15:restartNumberingAfterBreak="0">
     <w:nsid w:val="497310B0"/>
     <w:multiLevelType w:val="hybridMultilevel"/>
     <w:tmpl w:val="D91A683E"/>
@@ -2593,7 +5816,7 @@
       </w:pPr>
     </w:lvl>
   </w:abstractNum>
-  <w:abstractNum w:abstractNumId="11" w15:restartNumberingAfterBreak="0">
+  <w:abstractNum w:abstractNumId="16" w15:restartNumberingAfterBreak="0">
     <w:nsid w:val="50B46279"/>
     <w:multiLevelType w:val="hybridMultilevel"/>
     <w:tmpl w:val="1E226516"/>
@@ -2682,7 +5905,7 @@
       </w:pPr>
     </w:lvl>
   </w:abstractNum>
-  <w:abstractNum w:abstractNumId="12" w15:restartNumberingAfterBreak="0">
+  <w:abstractNum w:abstractNumId="17" w15:restartNumberingAfterBreak="0">
     <w:nsid w:val="52D86C47"/>
     <w:multiLevelType w:val="hybridMultilevel"/>
     <w:tmpl w:val="D472C5AA"/>
@@ -2771,7 +5994,96 @@
       </w:pPr>
     </w:lvl>
   </w:abstractNum>
-  <w:abstractNum w:abstractNumId="13" w15:restartNumberingAfterBreak="0">
+  <w:abstractNum w:abstractNumId="18" w15:restartNumberingAfterBreak="0">
+    <w:nsid w:val="61315ACC"/>
+    <w:multiLevelType w:val="hybridMultilevel"/>
+    <w:tmpl w:val="D1D2072C"/>
+    <w:lvl w:ilvl="0" w:tplc="8664397C">
+      <w:start w:val="1"/>
+      <w:numFmt w:val="decimal"/>
+      <w:lvlText w:val="%1."/>
+      <w:lvlJc w:val="left"/>
+      <w:pPr>
+        <w:ind w:left="1080" w:hanging="360"/>
+      </w:pPr>
+      <w:rPr>
+        <w:rFonts w:hint="default"/>
+      </w:rPr>
+    </w:lvl>
+    <w:lvl w:ilvl="1" w:tplc="40090019" w:tentative="1">
+      <w:start w:val="1"/>
+      <w:numFmt w:val="lowerLetter"/>
+      <w:lvlText w:val="%2."/>
+      <w:lvlJc w:val="left"/>
+      <w:pPr>
+        <w:ind w:left="1800" w:hanging="360"/>
+      </w:pPr>
+    </w:lvl>
+    <w:lvl w:ilvl="2" w:tplc="4009001B" w:tentative="1">
+      <w:start w:val="1"/>
+      <w:numFmt w:val="lowerRoman"/>
+      <w:lvlText w:val="%3."/>
+      <w:lvlJc w:val="right"/>
+      <w:pPr>
+        <w:ind w:left="2520" w:hanging="180"/>
+      </w:pPr>
+    </w:lvl>
+    <w:lvl w:ilvl="3" w:tplc="4009000F" w:tentative="1">
+      <w:start w:val="1"/>
+      <w:numFmt w:val="decimal"/>
+      <w:lvlText w:val="%4."/>
+      <w:lvlJc w:val="left"/>
+      <w:pPr>
+        <w:ind w:left="3240" w:hanging="360"/>
+      </w:pPr>
+    </w:lvl>
+    <w:lvl w:ilvl="4" w:tplc="40090019" w:tentative="1">
+      <w:start w:val="1"/>
+      <w:numFmt w:val="lowerLetter"/>
+      <w:lvlText w:val="%5."/>
+      <w:lvlJc w:val="left"/>
+      <w:pPr>
+        <w:ind w:left="3960" w:hanging="360"/>
+      </w:pPr>
+    </w:lvl>
+    <w:lvl w:ilvl="5" w:tplc="4009001B" w:tentative="1">
+      <w:start w:val="1"/>
+      <w:numFmt w:val="lowerRoman"/>
+      <w:lvlText w:val="%6."/>
+      <w:lvlJc w:val="right"/>
+      <w:pPr>
+        <w:ind w:left="4680" w:hanging="180"/>
+      </w:pPr>
+    </w:lvl>
+    <w:lvl w:ilvl="6" w:tplc="4009000F" w:tentative="1">
+      <w:start w:val="1"/>
+      <w:numFmt w:val="decimal"/>
+      <w:lvlText w:val="%7."/>
+      <w:lvlJc w:val="left"/>
+      <w:pPr>
+        <w:ind w:left="5400" w:hanging="360"/>
+      </w:pPr>
+    </w:lvl>
+    <w:lvl w:ilvl="7" w:tplc="40090019" w:tentative="1">
+      <w:start w:val="1"/>
+      <w:numFmt w:val="lowerLetter"/>
+      <w:lvlText w:val="%8."/>
+      <w:lvlJc w:val="left"/>
+      <w:pPr>
+        <w:ind w:left="6120" w:hanging="360"/>
+      </w:pPr>
+    </w:lvl>
+    <w:lvl w:ilvl="8" w:tplc="4009001B" w:tentative="1">
+      <w:start w:val="1"/>
+      <w:numFmt w:val="lowerRoman"/>
+      <w:lvlText w:val="%9."/>
+      <w:lvlJc w:val="right"/>
+      <w:pPr>
+        <w:ind w:left="6840" w:hanging="180"/>
+      </w:pPr>
+    </w:lvl>
+  </w:abstractNum>
+  <w:abstractNum w:abstractNumId="19" w15:restartNumberingAfterBreak="0">
     <w:nsid w:val="64F554D1"/>
     <w:multiLevelType w:val="hybridMultilevel"/>
     <w:tmpl w:val="21D2E9C8"/>
@@ -2860,7 +6172,7 @@
       </w:pPr>
     </w:lvl>
   </w:abstractNum>
-  <w:abstractNum w:abstractNumId="14" w15:restartNumberingAfterBreak="0">
+  <w:abstractNum w:abstractNumId="20" w15:restartNumberingAfterBreak="0">
     <w:nsid w:val="70CB64AD"/>
     <w:multiLevelType w:val="hybridMultilevel"/>
     <w:tmpl w:val="EF7E4A2A"/>
@@ -2949,7 +6261,7 @@
       </w:pPr>
     </w:lvl>
   </w:abstractNum>
-  <w:abstractNum w:abstractNumId="15" w15:restartNumberingAfterBreak="0">
+  <w:abstractNum w:abstractNumId="21" w15:restartNumberingAfterBreak="0">
     <w:nsid w:val="759A5921"/>
     <w:multiLevelType w:val="hybridMultilevel"/>
     <w:tmpl w:val="83561FD4"/>
@@ -3038,7 +6350,7 @@
       </w:pPr>
     </w:lvl>
   </w:abstractNum>
-  <w:abstractNum w:abstractNumId="16" w15:restartNumberingAfterBreak="0">
+  <w:abstractNum w:abstractNumId="22" w15:restartNumberingAfterBreak="0">
     <w:nsid w:val="78360F67"/>
     <w:multiLevelType w:val="hybridMultilevel"/>
     <w:tmpl w:val="649AF27C"/>
@@ -3127,8 +6439,97 @@
       </w:pPr>
     </w:lvl>
   </w:abstractNum>
+  <w:abstractNum w:abstractNumId="23" w15:restartNumberingAfterBreak="0">
+    <w:nsid w:val="7BC17A89"/>
+    <w:multiLevelType w:val="hybridMultilevel"/>
+    <w:tmpl w:val="1642468E"/>
+    <w:lvl w:ilvl="0" w:tplc="4009000F">
+      <w:start w:val="1"/>
+      <w:numFmt w:val="decimal"/>
+      <w:lvlText w:val="%1."/>
+      <w:lvlJc w:val="left"/>
+      <w:pPr>
+        <w:ind w:left="720" w:hanging="360"/>
+      </w:pPr>
+      <w:rPr>
+        <w:rFonts w:hint="default"/>
+      </w:rPr>
+    </w:lvl>
+    <w:lvl w:ilvl="1" w:tplc="40090019" w:tentative="1">
+      <w:start w:val="1"/>
+      <w:numFmt w:val="lowerLetter"/>
+      <w:lvlText w:val="%2."/>
+      <w:lvlJc w:val="left"/>
+      <w:pPr>
+        <w:ind w:left="1440" w:hanging="360"/>
+      </w:pPr>
+    </w:lvl>
+    <w:lvl w:ilvl="2" w:tplc="4009001B" w:tentative="1">
+      <w:start w:val="1"/>
+      <w:numFmt w:val="lowerRoman"/>
+      <w:lvlText w:val="%3."/>
+      <w:lvlJc w:val="right"/>
+      <w:pPr>
+        <w:ind w:left="2160" w:hanging="180"/>
+      </w:pPr>
+    </w:lvl>
+    <w:lvl w:ilvl="3" w:tplc="4009000F" w:tentative="1">
+      <w:start w:val="1"/>
+      <w:numFmt w:val="decimal"/>
+      <w:lvlText w:val="%4."/>
+      <w:lvlJc w:val="left"/>
+      <w:pPr>
+        <w:ind w:left="2880" w:hanging="360"/>
+      </w:pPr>
+    </w:lvl>
+    <w:lvl w:ilvl="4" w:tplc="40090019" w:tentative="1">
+      <w:start w:val="1"/>
+      <w:numFmt w:val="lowerLetter"/>
+      <w:lvlText w:val="%5."/>
+      <w:lvlJc w:val="left"/>
+      <w:pPr>
+        <w:ind w:left="3600" w:hanging="360"/>
+      </w:pPr>
+    </w:lvl>
+    <w:lvl w:ilvl="5" w:tplc="4009001B" w:tentative="1">
+      <w:start w:val="1"/>
+      <w:numFmt w:val="lowerRoman"/>
+      <w:lvlText w:val="%6."/>
+      <w:lvlJc w:val="right"/>
+      <w:pPr>
+        <w:ind w:left="4320" w:hanging="180"/>
+      </w:pPr>
+    </w:lvl>
+    <w:lvl w:ilvl="6" w:tplc="4009000F" w:tentative="1">
+      <w:start w:val="1"/>
+      <w:numFmt w:val="decimal"/>
+      <w:lvlText w:val="%7."/>
+      <w:lvlJc w:val="left"/>
+      <w:pPr>
+        <w:ind w:left="5040" w:hanging="360"/>
+      </w:pPr>
+    </w:lvl>
+    <w:lvl w:ilvl="7" w:tplc="40090019" w:tentative="1">
+      <w:start w:val="1"/>
+      <w:numFmt w:val="lowerLetter"/>
+      <w:lvlText w:val="%8."/>
+      <w:lvlJc w:val="left"/>
+      <w:pPr>
+        <w:ind w:left="5760" w:hanging="360"/>
+      </w:pPr>
+    </w:lvl>
+    <w:lvl w:ilvl="8" w:tplc="4009001B" w:tentative="1">
+      <w:start w:val="1"/>
+      <w:numFmt w:val="lowerRoman"/>
+      <w:lvlText w:val="%9."/>
+      <w:lvlJc w:val="right"/>
+      <w:pPr>
+        <w:ind w:left="6480" w:hanging="180"/>
+      </w:pPr>
+    </w:lvl>
+  </w:abstractNum>
   <w:num w:numId="1" w16cid:durableId="741368701">
-    <w:abstractNumId w:val="6"/>
+    <w:abstractNumId w:val="10"/>
   </w:num>
   <w:num w:numId="2" w16cid:durableId="168444059">
     <w:abstractNumId w:val="1"/>
@@ -3137,46 +6538,67 @@
     <w:abstractNumId w:val="0"/>
   </w:num>
   <w:num w:numId="4" w16cid:durableId="909192139">
+    <w:abstractNumId w:val="21"/>
+  </w:num>
+  <w:num w:numId="5" w16cid:durableId="2138138921">
+    <w:abstractNumId w:val="9"/>
+  </w:num>
+  <w:num w:numId="6" w16cid:durableId="835417144">
     <w:abstractNumId w:val="15"/>
   </w:num>
-  <w:num w:numId="5" w16cid:durableId="2138138921">
-    <w:abstractNumId w:val="5"/>
+  <w:num w:numId="7" w16cid:durableId="1438401665">
+    <w:abstractNumId w:val="4"/>
   </w:num>
-  <w:num w:numId="6" w16cid:durableId="835417144">
-    <w:abstractNumId w:val="10"/>
+  <w:num w:numId="8" w16cid:durableId="669718943">
+    <w:abstractNumId w:val="19"/>
   </w:num>
-  <w:num w:numId="7" w16cid:durableId="1438401665">
+  <w:num w:numId="9" w16cid:durableId="1300186208">
+    <w:abstractNumId w:val="17"/>
+  </w:num>
+  <w:num w:numId="10" w16cid:durableId="323975530">
+    <w:abstractNumId w:val="13"/>
+  </w:num>
+  <w:num w:numId="11" w16cid:durableId="365720194">
+    <w:abstractNumId w:val="22"/>
+  </w:num>
+  <w:num w:numId="12" w16cid:durableId="1883907515">
     <w:abstractNumId w:val="3"/>
   </w:num>
-  <w:num w:numId="8" w16cid:durableId="669718943">
-    <w:abstractNumId w:val="13"/>
+  <w:num w:numId="13" w16cid:durableId="888031278">
+    <w:abstractNumId w:val="6"/>
   </w:num>
-  <w:num w:numId="9" w16cid:durableId="1300186208">
+  <w:num w:numId="14" w16cid:durableId="1664964767">
+    <w:abstractNumId w:val="16"/>
+  </w:num>
+  <w:num w:numId="15" w16cid:durableId="328871850">
     <w:abstractNumId w:val="12"/>
   </w:num>
-  <w:num w:numId="10" w16cid:durableId="323975530">
-    <w:abstractNumId w:val="9"/>
+  <w:num w:numId="16" w16cid:durableId="248852530">
+    <w:abstractNumId w:val="20"/>
   </w:num>
-  <w:num w:numId="11" w16cid:durableId="365720194">
-    <w:abstractNumId w:val="16"/>
+  <w:num w:numId="17" w16cid:durableId="1701855182">
+    <w:abstractNumId w:val="11"/>
   </w:num>
-  <w:num w:numId="12" w16cid:durableId="1883907515">
+  <w:num w:numId="18" w16cid:durableId="1895388931">
+    <w:abstractNumId w:val="14"/>
+  </w:num>
+  <w:num w:numId="19" w16cid:durableId="1305350228">
+    <w:abstractNumId w:val="23"/>
+  </w:num>
+  <w:num w:numId="20" w16cid:durableId="1158113545">
+    <w:abstractNumId w:val="18"/>
+  </w:num>
+  <w:num w:numId="21" w16cid:durableId="1374844293">
+    <w:abstractNumId w:val="7"/>
+  </w:num>
+  <w:num w:numId="22" w16cid:durableId="2121145417">
     <w:abstractNumId w:val="2"/>
   </w:num>
-  <w:num w:numId="13" w16cid:durableId="888031278">
-    <w:abstractNumId w:val="4"/>
-  </w:num>
-  <w:num w:numId="14" w16cid:durableId="1664964767">
-    <w:abstractNumId w:val="11"/>
-  </w:num>
-  <w:num w:numId="15" w16cid:durableId="328871850">
+  <w:num w:numId="23" w16cid:durableId="802575261">
     <w:abstractNumId w:val="8"/>
   </w:num>
-  <w:num w:numId="16" w16cid:durableId="248852530">
-    <w:abstractNumId w:val="14"/>
-  </w:num>
-  <w:num w:numId="17" w16cid:durableId="1701855182">
-    <w:abstractNumId w:val="7"/>
+  <w:num w:numId="24" w16cid:durableId="1112628298">
+    <w:abstractNumId w:val="5"/>
   </w:num>
 </w:numbering>
 </file>

--- a/FSD - Data Structures and Algorithms/FSD - Data Structures and Algorithms - Day 4 - 10-04-2026.docx
+++ b/FSD - Data Structures and Algorithms/FSD - Data Structures and Algorithms - Day 4 - 10-04-2026.docx
@@ -75,75 +75,11 @@
           <w:lang w:val="en-US"/>
         </w:rPr>
       </w:pPr>
-      <w:proofErr w:type="gramStart"/>
-      <w:r>
-        <w:rPr>
-          <w:lang w:val="en-US"/>
-        </w:rPr>
-        <w:t>Graph :</w:t>
-      </w:r>
-      <w:proofErr w:type="gramEnd"/>
-      <w:r>
-        <w:rPr>
-          <w:lang w:val="en-US"/>
-        </w:rPr>
-        <w:t xml:space="preserve"> Graph is a </w:t>
-      </w:r>
-      <w:proofErr w:type="gramStart"/>
-      <w:r>
-        <w:rPr>
-          <w:lang w:val="en-US"/>
-        </w:rPr>
-        <w:t>non linear</w:t>
-      </w:r>
-      <w:proofErr w:type="gramEnd"/>
-      <w:r>
-        <w:rPr>
-          <w:lang w:val="en-US"/>
-        </w:rPr>
-        <w:t xml:space="preserve"> data structure which </w:t>
-      </w:r>
-      <w:proofErr w:type="gramStart"/>
-      <w:r>
-        <w:rPr>
-          <w:lang w:val="en-US"/>
-        </w:rPr>
-        <w:t>use</w:t>
-      </w:r>
-      <w:proofErr w:type="gramEnd"/>
-      <w:r>
-        <w:rPr>
-          <w:lang w:val="en-US"/>
-        </w:rPr>
-        <w:t xml:space="preserve"> vertex (node) and edge (connection) between </w:t>
-      </w:r>
-      <w:proofErr w:type="gramStart"/>
-      <w:r>
-        <w:rPr>
-          <w:lang w:val="en-US"/>
-        </w:rPr>
-        <w:t>vertex</w:t>
-      </w:r>
-      <w:proofErr w:type="gramEnd"/>
-      <w:r>
-        <w:rPr>
-          <w:lang w:val="en-US"/>
-        </w:rPr>
-        <w:t xml:space="preserve">. With help of </w:t>
-      </w:r>
-      <w:proofErr w:type="gramStart"/>
-      <w:r>
-        <w:rPr>
-          <w:lang w:val="en-US"/>
-        </w:rPr>
-        <w:t>graph</w:t>
-      </w:r>
-      <w:proofErr w:type="gramEnd"/>
-      <w:r>
-        <w:rPr>
-          <w:lang w:val="en-US"/>
-        </w:rPr>
-        <w:t xml:space="preserve"> we represent the relationship between entities. </w:t>
+      <w:r>
+        <w:rPr>
+          <w:lang w:val="en-US"/>
+        </w:rPr>
+        <w:t xml:space="preserve">Graph : Graph is a non linear data structure which use vertex (node) and edge (connection) between vertex. With help of graph we represent the relationship between entities. </w:t>
       </w:r>
     </w:p>
     <w:p>
@@ -183,21 +119,7 @@
         <w:rPr>
           <w:lang w:val="en-US"/>
         </w:rPr>
-        <w:t>Vertex (</w:t>
-      </w:r>
-      <w:proofErr w:type="gramStart"/>
-      <w:r>
-        <w:rPr>
-          <w:lang w:val="en-US"/>
-        </w:rPr>
-        <w:t>node )</w:t>
-      </w:r>
-      <w:proofErr w:type="gramEnd"/>
-      <w:r>
-        <w:rPr>
-          <w:lang w:val="en-US"/>
-        </w:rPr>
-        <w:t xml:space="preserve"> : data point or any of data. </w:t>
+        <w:t xml:space="preserve">Vertex (node ) : data point or any of data. </w:t>
       </w:r>
     </w:p>
     <w:p>
@@ -287,21 +209,7 @@
         <w:rPr>
           <w:lang w:val="en-US"/>
         </w:rPr>
-        <w:t xml:space="preserve"> </w:t>
-      </w:r>
-      <w:proofErr w:type="gramStart"/>
-      <w:r>
-        <w:rPr>
-          <w:lang w:val="en-US"/>
-        </w:rPr>
-        <w:t>two way</w:t>
-      </w:r>
-      <w:proofErr w:type="gramEnd"/>
-      <w:r>
-        <w:rPr>
-          <w:lang w:val="en-US"/>
-        </w:rPr>
-        <w:t xml:space="preserve"> connection </w:t>
+        <w:t xml:space="preserve"> two way connection </w:t>
       </w:r>
     </w:p>
     <w:p>
@@ -361,21 +269,7 @@
         <w:rPr>
           <w:lang w:val="en-US"/>
         </w:rPr>
-        <w:t xml:space="preserve"> number of </w:t>
-      </w:r>
-      <w:proofErr w:type="gramStart"/>
-      <w:r>
-        <w:rPr>
-          <w:lang w:val="en-US"/>
-        </w:rPr>
-        <w:t>edge</w:t>
-      </w:r>
-      <w:proofErr w:type="gramEnd"/>
-      <w:r>
-        <w:rPr>
-          <w:lang w:val="en-US"/>
-        </w:rPr>
-        <w:t xml:space="preserve"> connected. </w:t>
+        <w:t xml:space="preserve"> number of edge connected. </w:t>
       </w:r>
     </w:p>
     <w:p>
@@ -452,19 +346,11 @@
                                 <w:lang w:val="en-US"/>
                               </w:rPr>
                             </w:pPr>
-                            <w:proofErr w:type="gramStart"/>
                             <w:r>
                               <w:rPr>
                                 <w:lang w:val="en-US"/>
                               </w:rPr>
-                              <w:t>A(</w:t>
-                            </w:r>
-                            <w:proofErr w:type="gramEnd"/>
-                            <w:r>
-                              <w:rPr>
-                                <w:lang w:val="en-US"/>
-                              </w:rPr>
-                              <w:t>10)</w:t>
+                              <w:t>A(10)</w:t>
                             </w:r>
                           </w:p>
                         </w:txbxContent>
@@ -500,19 +386,11 @@
                           <w:lang w:val="en-US"/>
                         </w:rPr>
                       </w:pPr>
-                      <w:proofErr w:type="gramStart"/>
                       <w:r>
                         <w:rPr>
                           <w:lang w:val="en-US"/>
                         </w:rPr>
-                        <w:t>A(</w:t>
-                      </w:r>
-                      <w:proofErr w:type="gramEnd"/>
-                      <w:r>
-                        <w:rPr>
-                          <w:lang w:val="en-US"/>
-                        </w:rPr>
-                        <w:t>10)</w:t>
+                        <w:t>A(10)</w:t>
                       </w:r>
                     </w:p>
                   </w:txbxContent>
@@ -799,19 +677,11 @@
                                 <w:lang w:val="en-US"/>
                               </w:rPr>
                             </w:pPr>
-                            <w:proofErr w:type="gramStart"/>
                             <w:r>
                               <w:rPr>
                                 <w:lang w:val="en-US"/>
                               </w:rPr>
-                              <w:t>D(</w:t>
-                            </w:r>
-                            <w:proofErr w:type="gramEnd"/>
-                            <w:r>
-                              <w:rPr>
-                                <w:lang w:val="en-US"/>
-                              </w:rPr>
-                              <w:t>20)</w:t>
+                              <w:t>D(20)</w:t>
                             </w:r>
                           </w:p>
                         </w:txbxContent>
@@ -847,19 +717,11 @@
                           <w:lang w:val="en-US"/>
                         </w:rPr>
                       </w:pPr>
-                      <w:proofErr w:type="gramStart"/>
                       <w:r>
                         <w:rPr>
                           <w:lang w:val="en-US"/>
                         </w:rPr>
-                        <w:t>D(</w:t>
-                      </w:r>
-                      <w:proofErr w:type="gramEnd"/>
-                      <w:r>
-                        <w:rPr>
-                          <w:lang w:val="en-US"/>
-                        </w:rPr>
-                        <w:t>20)</w:t>
+                        <w:t>D(20)</w:t>
                       </w:r>
                     </w:p>
                   </w:txbxContent>
@@ -1021,19 +883,11 @@
                                 <w:lang w:val="en-US"/>
                               </w:rPr>
                             </w:pPr>
-                            <w:proofErr w:type="gramStart"/>
                             <w:r>
                               <w:rPr>
                                 <w:lang w:val="en-US"/>
                               </w:rPr>
-                              <w:t>C(</w:t>
-                            </w:r>
-                            <w:proofErr w:type="gramEnd"/>
-                            <w:r>
-                              <w:rPr>
-                                <w:lang w:val="en-US"/>
-                              </w:rPr>
-                              <w:t>50)</w:t>
+                              <w:t>C(50)</w:t>
                             </w:r>
                           </w:p>
                         </w:txbxContent>
@@ -1069,19 +923,11 @@
                           <w:lang w:val="en-US"/>
                         </w:rPr>
                       </w:pPr>
-                      <w:proofErr w:type="gramStart"/>
                       <w:r>
                         <w:rPr>
                           <w:lang w:val="en-US"/>
                         </w:rPr>
-                        <w:t>C(</w:t>
-                      </w:r>
-                      <w:proofErr w:type="gramEnd"/>
-                      <w:r>
-                        <w:rPr>
-                          <w:lang w:val="en-US"/>
-                        </w:rPr>
-                        <w:t>50)</w:t>
+                        <w:t>C(50)</w:t>
                       </w:r>
                     </w:p>
                   </w:txbxContent>
@@ -1148,19 +994,11 @@
                                 <w:lang w:val="en-US"/>
                               </w:rPr>
                             </w:pPr>
-                            <w:proofErr w:type="gramStart"/>
                             <w:r>
                               <w:rPr>
                                 <w:lang w:val="en-US"/>
                               </w:rPr>
-                              <w:t>B(</w:t>
-                            </w:r>
-                            <w:proofErr w:type="gramEnd"/>
-                            <w:r>
-                              <w:rPr>
-                                <w:lang w:val="en-US"/>
-                              </w:rPr>
-                              <w:t>30)</w:t>
+                              <w:t>B(30)</w:t>
                             </w:r>
                           </w:p>
                         </w:txbxContent>
@@ -1196,19 +1034,11 @@
                           <w:lang w:val="en-US"/>
                         </w:rPr>
                       </w:pPr>
-                      <w:proofErr w:type="gramStart"/>
                       <w:r>
                         <w:rPr>
                           <w:lang w:val="en-US"/>
                         </w:rPr>
-                        <w:t>B(</w:t>
-                      </w:r>
-                      <w:proofErr w:type="gramEnd"/>
-                      <w:r>
-                        <w:rPr>
-                          <w:lang w:val="en-US"/>
-                        </w:rPr>
-                        <w:t>30)</w:t>
+                        <w:t>B(30)</w:t>
                       </w:r>
                     </w:p>
                   </w:txbxContent>
@@ -1488,19 +1318,11 @@
                                 <w:lang w:val="en-US"/>
                               </w:rPr>
                             </w:pPr>
-                            <w:proofErr w:type="gramStart"/>
                             <w:r>
                               <w:rPr>
                                 <w:lang w:val="en-US"/>
                               </w:rPr>
-                              <w:t>E(</w:t>
-                            </w:r>
-                            <w:proofErr w:type="gramEnd"/>
-                            <w:r>
-                              <w:rPr>
-                                <w:lang w:val="en-US"/>
-                              </w:rPr>
-                              <w:t>40)</w:t>
+                              <w:t>E(40)</w:t>
                             </w:r>
                           </w:p>
                         </w:txbxContent>
@@ -1536,19 +1358,11 @@
                           <w:lang w:val="en-US"/>
                         </w:rPr>
                       </w:pPr>
-                      <w:proofErr w:type="gramStart"/>
                       <w:r>
                         <w:rPr>
                           <w:lang w:val="en-US"/>
                         </w:rPr>
-                        <w:t>E(</w:t>
-                      </w:r>
-                      <w:proofErr w:type="gramEnd"/>
-                      <w:r>
-                        <w:rPr>
-                          <w:lang w:val="en-US"/>
-                        </w:rPr>
-                        <w:t>40)</w:t>
+                        <w:t>E(40)</w:t>
                       </w:r>
                     </w:p>
                   </w:txbxContent>
@@ -1851,63 +1665,7 @@
           <w:lang w:val="en-US"/>
         </w:rPr>
         <w:lastRenderedPageBreak/>
-        <w:t xml:space="preserve">An </w:t>
-      </w:r>
-      <w:proofErr w:type="gramStart"/>
-      <w:r>
-        <w:rPr>
-          <w:lang w:val="en-US"/>
-        </w:rPr>
-        <w:t>algorithms</w:t>
-      </w:r>
-      <w:proofErr w:type="gramEnd"/>
-      <w:r>
-        <w:rPr>
-          <w:lang w:val="en-US"/>
-        </w:rPr>
-        <w:t xml:space="preserve"> is a </w:t>
-      </w:r>
-      <w:proofErr w:type="gramStart"/>
-      <w:r>
-        <w:rPr>
-          <w:lang w:val="en-US"/>
-        </w:rPr>
-        <w:t>step by step</w:t>
-      </w:r>
-      <w:proofErr w:type="gramEnd"/>
-      <w:r>
-        <w:rPr>
-          <w:lang w:val="en-US"/>
-        </w:rPr>
-        <w:t xml:space="preserve"> procedure or set of rules used to </w:t>
-      </w:r>
-      <w:proofErr w:type="gramStart"/>
-      <w:r>
-        <w:rPr>
-          <w:lang w:val="en-US"/>
-        </w:rPr>
-        <w:t>solved</w:t>
-      </w:r>
-      <w:proofErr w:type="gramEnd"/>
-      <w:r>
-        <w:rPr>
-          <w:lang w:val="en-US"/>
-        </w:rPr>
-        <w:t xml:space="preserve"> a problem or </w:t>
-      </w:r>
-      <w:proofErr w:type="gramStart"/>
-      <w:r>
-        <w:rPr>
-          <w:lang w:val="en-US"/>
-        </w:rPr>
-        <w:t>particular task</w:t>
-      </w:r>
-      <w:proofErr w:type="gramEnd"/>
-      <w:r>
-        <w:rPr>
-          <w:lang w:val="en-US"/>
-        </w:rPr>
-        <w:t xml:space="preserve">. </w:t>
+        <w:t xml:space="preserve">An algorithms is a step by step procedure or set of rules used to solved a problem or particular task. </w:t>
       </w:r>
     </w:p>
     <w:p>
@@ -1994,21 +1752,7 @@
         <w:rPr>
           <w:lang w:val="en-US"/>
         </w:rPr>
-        <w:t xml:space="preserve">Do </w:t>
-      </w:r>
-      <w:proofErr w:type="gramStart"/>
-      <w:r>
-        <w:rPr>
-          <w:lang w:val="en-US"/>
-        </w:rPr>
-        <w:t>sum</w:t>
-      </w:r>
-      <w:proofErr w:type="gramEnd"/>
-      <w:r>
-        <w:rPr>
-          <w:lang w:val="en-US"/>
-        </w:rPr>
-        <w:t xml:space="preserve"> </w:t>
+        <w:t xml:space="preserve">Do sum </w:t>
       </w:r>
     </w:p>
     <w:p>
@@ -2084,49 +1828,7 @@
         <w:rPr>
           <w:lang w:val="en-US"/>
         </w:rPr>
-        <w:t xml:space="preserve">Time </w:t>
-      </w:r>
-      <w:proofErr w:type="gramStart"/>
-      <w:r>
-        <w:rPr>
-          <w:lang w:val="en-US"/>
-        </w:rPr>
-        <w:t>complexity :</w:t>
-      </w:r>
-      <w:proofErr w:type="gramEnd"/>
-      <w:r>
-        <w:rPr>
-          <w:lang w:val="en-US"/>
-        </w:rPr>
-        <w:t xml:space="preserve"> how execution time grows when n value </w:t>
-      </w:r>
-      <w:proofErr w:type="gramStart"/>
-      <w:r>
-        <w:rPr>
-          <w:lang w:val="en-US"/>
-        </w:rPr>
-        <w:t>increase</w:t>
-      </w:r>
-      <w:proofErr w:type="gramEnd"/>
-      <w:r>
-        <w:rPr>
-          <w:lang w:val="en-US"/>
-        </w:rPr>
-        <w:t xml:space="preserve"> or </w:t>
-      </w:r>
-      <w:proofErr w:type="gramStart"/>
-      <w:r>
-        <w:rPr>
-          <w:lang w:val="en-US"/>
-        </w:rPr>
-        <w:t>decrease</w:t>
-      </w:r>
-      <w:proofErr w:type="gramEnd"/>
-      <w:r>
-        <w:rPr>
-          <w:lang w:val="en-US"/>
-        </w:rPr>
-        <w:t xml:space="preserve">.  </w:t>
+        <w:t xml:space="preserve">Time complexity : how execution time grows when n value increase or decrease.  </w:t>
       </w:r>
     </w:p>
     <w:p>
@@ -2144,99 +1846,29 @@
         <w:rPr>
           <w:lang w:val="en-US"/>
         </w:rPr>
-        <w:t xml:space="preserve">Space </w:t>
-      </w:r>
-      <w:proofErr w:type="gramStart"/>
-      <w:r>
-        <w:rPr>
-          <w:lang w:val="en-US"/>
-        </w:rPr>
-        <w:t>complexity :</w:t>
-      </w:r>
-      <w:proofErr w:type="gramEnd"/>
-      <w:r>
-        <w:rPr>
-          <w:lang w:val="en-US"/>
-        </w:rPr>
-        <w:t xml:space="preserve"> how memory usage </w:t>
-      </w:r>
-      <w:proofErr w:type="gramStart"/>
-      <w:r>
-        <w:rPr>
-          <w:lang w:val="en-US"/>
-        </w:rPr>
-        <w:t>grow</w:t>
-      </w:r>
-      <w:proofErr w:type="gramEnd"/>
-      <w:r>
-        <w:rPr>
-          <w:lang w:val="en-US"/>
-        </w:rPr>
-        <w:t xml:space="preserve"> </w:t>
-      </w:r>
-      <w:proofErr w:type="gramStart"/>
-      <w:r>
-        <w:rPr>
-          <w:lang w:val="en-US"/>
-        </w:rPr>
-        <w:t>base</w:t>
-      </w:r>
-      <w:proofErr w:type="gramEnd"/>
-      <w:r>
-        <w:rPr>
-          <w:lang w:val="en-US"/>
-        </w:rPr>
-        <w:t xml:space="preserve"> </w:t>
-      </w:r>
-      <w:proofErr w:type="gramStart"/>
-      <w:r>
-        <w:rPr>
-          <w:lang w:val="en-US"/>
-        </w:rPr>
-        <w:t>upon n</w:t>
-      </w:r>
-      <w:proofErr w:type="gramEnd"/>
-      <w:r>
-        <w:rPr>
-          <w:lang w:val="en-US"/>
-        </w:rPr>
-        <w:t xml:space="preserve"> values. </w:t>
-      </w:r>
-    </w:p>
-    <w:p>
-      <w:pPr>
-        <w:pStyle w:val="ListParagraph"/>
-        <w:rPr>
-          <w:lang w:val="en-US"/>
-        </w:rPr>
-      </w:pPr>
-    </w:p>
-    <w:p>
-      <w:pPr>
-        <w:pStyle w:val="ListParagraph"/>
-        <w:rPr>
-          <w:lang w:val="en-US"/>
-        </w:rPr>
-      </w:pPr>
-      <w:r>
-        <w:rPr>
-          <w:lang w:val="en-US"/>
-        </w:rPr>
-        <w:t xml:space="preserve">To measure this time complexity and space complexity we use few </w:t>
-      </w:r>
-      <w:proofErr w:type="gramStart"/>
-      <w:r>
-        <w:rPr>
-          <w:lang w:val="en-US"/>
-        </w:rPr>
-        <w:t>notation</w:t>
-      </w:r>
-      <w:proofErr w:type="gramEnd"/>
-      <w:r>
-        <w:rPr>
-          <w:lang w:val="en-US"/>
-        </w:rPr>
-        <w:t xml:space="preserve">. </w:t>
+        <w:t xml:space="preserve">Space complexity : how memory usage grow base upon n values. </w:t>
+      </w:r>
+    </w:p>
+    <w:p>
+      <w:pPr>
+        <w:pStyle w:val="ListParagraph"/>
+        <w:rPr>
+          <w:lang w:val="en-US"/>
+        </w:rPr>
+      </w:pPr>
+    </w:p>
+    <w:p>
+      <w:pPr>
+        <w:pStyle w:val="ListParagraph"/>
+        <w:rPr>
+          <w:lang w:val="en-US"/>
+        </w:rPr>
+      </w:pPr>
+      <w:r>
+        <w:rPr>
+          <w:lang w:val="en-US"/>
+        </w:rPr>
+        <w:t xml:space="preserve">To measure this time complexity and space complexity we use few notation. </w:t>
       </w:r>
     </w:p>
     <w:p>
@@ -2375,7 +2007,6 @@
           <w:lang w:val="en-US"/>
         </w:rPr>
       </w:pPr>
-      <w:proofErr w:type="gramStart"/>
       <w:r>
         <w:rPr>
           <w:lang w:val="en-US"/>
@@ -2393,14 +2024,7 @@
           <w:lang w:val="en-US"/>
         </w:rPr>
         <w:tab/>
-        <w:t>(</w:t>
-      </w:r>
-      <w:proofErr w:type="gramEnd"/>
-      <w:r>
-        <w:rPr>
-          <w:lang w:val="en-US"/>
-        </w:rPr>
-        <w:t>20 minute)</w:t>
+        <w:t>(20 minute)</w:t>
       </w:r>
       <w:r>
         <w:rPr>
@@ -2544,21 +2168,7 @@
         <w:rPr>
           <w:lang w:val="en-US"/>
         </w:rPr>
-        <w:t xml:space="preserve">Constant </w:t>
-      </w:r>
-      <w:proofErr w:type="gramStart"/>
-      <w:r>
-        <w:rPr>
-          <w:lang w:val="en-US"/>
-        </w:rPr>
-        <w:t>O(</w:t>
-      </w:r>
-      <w:proofErr w:type="gramEnd"/>
-      <w:r>
-        <w:rPr>
-          <w:lang w:val="en-US"/>
-        </w:rPr>
-        <w:t>1)</w:t>
+        <w:t>Constant O(1)</w:t>
       </w:r>
     </w:p>
     <w:p>
@@ -2612,30 +2222,8 @@
           <w:lang w:val="en-US"/>
         </w:rPr>
         <w:tab/>
-        <w:t xml:space="preserve">return </w:t>
-      </w:r>
-      <w:proofErr w:type="gramStart"/>
-      <w:r>
-        <w:rPr>
-          <w:lang w:val="en-US"/>
-        </w:rPr>
-        <w:t>array[</w:t>
-      </w:r>
-      <w:proofErr w:type="gramEnd"/>
-      <w:r>
-        <w:rPr>
-          <w:lang w:val="en-US"/>
-        </w:rPr>
-        <w:t>0</w:t>
-      </w:r>
-      <w:proofErr w:type="gramStart"/>
-      <w:r>
-        <w:rPr>
-          <w:lang w:val="en-US"/>
-        </w:rPr>
-        <w:t>];</w:t>
-      </w:r>
-      <w:proofErr w:type="gramEnd"/>
+        <w:t>return array[0];</w:t>
+      </w:r>
     </w:p>
     <w:p>
       <w:pPr>
@@ -2699,7 +2287,6 @@
         </w:rPr>
       </w:pPr>
       <w:proofErr w:type="spellStart"/>
-      <w:proofErr w:type="gramStart"/>
       <w:r>
         <w:rPr>
           <w:lang w:val="en-US"/>
@@ -2707,7 +2294,6 @@
         <w:t>consolg.lo</w:t>
       </w:r>
       <w:proofErr w:type="spellEnd"/>
-      <w:proofErr w:type="gramEnd"/>
       <w:r>
         <w:rPr>
           <w:lang w:val="en-US"/>
@@ -2740,16 +2326,8 @@
         <w:rPr>
           <w:lang w:val="en-US"/>
         </w:rPr>
-        <w:t>)</w:t>
-      </w:r>
-      <w:proofErr w:type="gramStart"/>
-      <w:r>
-        <w:rPr>
-          <w:lang w:val="en-US"/>
-        </w:rPr>
-        <w:t>);</w:t>
-      </w:r>
-      <w:proofErr w:type="gramEnd"/>
+        <w:t>));</w:t>
+      </w:r>
     </w:p>
     <w:p>
       <w:pPr>
@@ -2829,20 +2407,7 @@
           <w:lang w:val="en-US"/>
         </w:rPr>
         <w:tab/>
-      </w:r>
-      <w:proofErr w:type="gramStart"/>
-      <w:r>
-        <w:rPr>
-          <w:lang w:val="en-US"/>
-        </w:rPr>
-        <w:t>for(</w:t>
-      </w:r>
-      <w:proofErr w:type="gramEnd"/>
-      <w:r>
-        <w:rPr>
-          <w:lang w:val="en-US"/>
-        </w:rPr>
-        <w:t xml:space="preserve">let </w:t>
+        <w:t xml:space="preserve">for(let </w:t>
       </w:r>
       <w:proofErr w:type="spellStart"/>
       <w:r>
@@ -2856,24 +2421,9 @@
         <w:rPr>
           <w:lang w:val="en-US"/>
         </w:rPr>
-        <w:t>=</w:t>
-      </w:r>
-      <w:proofErr w:type="gramStart"/>
-      <w:r>
-        <w:rPr>
-          <w:lang w:val="en-US"/>
-        </w:rPr>
-        <w:t>0;i</w:t>
-      </w:r>
-      <w:proofErr w:type="gramEnd"/>
-      <w:r>
-        <w:rPr>
-          <w:lang w:val="en-US"/>
-        </w:rPr>
-        <w:t>&lt;</w:t>
+        <w:t>=0;i&lt;</w:t>
       </w:r>
       <w:proofErr w:type="spellStart"/>
-      <w:proofErr w:type="gramStart"/>
       <w:r>
         <w:rPr>
           <w:lang w:val="en-US"/>
@@ -2881,21 +2431,12 @@
         <w:t>n;i</w:t>
       </w:r>
       <w:proofErr w:type="spellEnd"/>
-      <w:proofErr w:type="gramEnd"/>
-      <w:r>
-        <w:rPr>
-          <w:lang w:val="en-US"/>
-        </w:rPr>
-        <w:t>+</w:t>
-      </w:r>
-      <w:proofErr w:type="gramStart"/>
-      <w:r>
-        <w:rPr>
-          <w:lang w:val="en-US"/>
-        </w:rPr>
-        <w:t>+) {</w:t>
-      </w:r>
-      <w:proofErr w:type="gramEnd"/>
+      <w:r>
+        <w:rPr>
+          <w:lang w:val="en-US"/>
+        </w:rPr>
+        <w:t>++) {</w:t>
+      </w:r>
     </w:p>
     <w:p>
       <w:pPr>
@@ -2916,20 +2457,7 @@
           <w:lang w:val="en-US"/>
         </w:rPr>
         <w:tab/>
-      </w:r>
-      <w:proofErr w:type="gramStart"/>
-      <w:r>
-        <w:rPr>
-          <w:lang w:val="en-US"/>
-        </w:rPr>
-        <w:t>console.log(</w:t>
-      </w:r>
-      <w:proofErr w:type="gramEnd"/>
-      <w:r>
-        <w:rPr>
-          <w:lang w:val="en-US"/>
-        </w:rPr>
-        <w:t xml:space="preserve">“value of </w:t>
+        <w:t xml:space="preserve">console.log(“value of </w:t>
       </w:r>
       <w:proofErr w:type="spellStart"/>
       <w:r>
@@ -2953,14 +2481,12 @@
         <w:t>i</w:t>
       </w:r>
       <w:proofErr w:type="spellEnd"/>
-      <w:proofErr w:type="gramStart"/>
       <w:r>
         <w:rPr>
           <w:lang w:val="en-US"/>
         </w:rPr>
         <w:t>);</w:t>
       </w:r>
-      <w:proofErr w:type="gramEnd"/>
     </w:p>
     <w:p>
       <w:pPr>
@@ -3010,7 +2536,6 @@
         </w:rPr>
       </w:pPr>
       <w:proofErr w:type="spellStart"/>
-      <w:proofErr w:type="gramStart"/>
       <w:r>
         <w:rPr>
           <w:lang w:val="en-US"/>
@@ -3022,23 +2547,8 @@
         <w:rPr>
           <w:lang w:val="en-US"/>
         </w:rPr>
-        <w:t>(</w:t>
-      </w:r>
-      <w:proofErr w:type="gramEnd"/>
-      <w:r>
-        <w:rPr>
-          <w:lang w:val="en-US"/>
-        </w:rPr>
-        <w:t>1</w:t>
-      </w:r>
-      <w:proofErr w:type="gramStart"/>
-      <w:r>
-        <w:rPr>
-          <w:lang w:val="en-US"/>
-        </w:rPr>
-        <w:t>);</w:t>
-      </w:r>
-      <w:proofErr w:type="gramEnd"/>
+        <w:t>(1);</w:t>
+      </w:r>
     </w:p>
     <w:p>
       <w:pPr>
@@ -3049,7 +2559,6 @@
         </w:rPr>
       </w:pPr>
       <w:proofErr w:type="spellStart"/>
-      <w:proofErr w:type="gramStart"/>
       <w:r>
         <w:rPr>
           <w:lang w:val="en-US"/>
@@ -3061,23 +2570,8 @@
         <w:rPr>
           <w:lang w:val="en-US"/>
         </w:rPr>
-        <w:t>(</w:t>
-      </w:r>
-      <w:proofErr w:type="gramEnd"/>
-      <w:r>
-        <w:rPr>
-          <w:lang w:val="en-US"/>
-        </w:rPr>
-        <w:t>2</w:t>
-      </w:r>
-      <w:proofErr w:type="gramStart"/>
-      <w:r>
-        <w:rPr>
-          <w:lang w:val="en-US"/>
-        </w:rPr>
-        <w:t>);</w:t>
-      </w:r>
-      <w:proofErr w:type="gramEnd"/>
+        <w:t>(2);</w:t>
+      </w:r>
     </w:p>
     <w:p>
       <w:pPr>
@@ -3088,7 +2582,6 @@
         </w:rPr>
       </w:pPr>
       <w:proofErr w:type="spellStart"/>
-      <w:proofErr w:type="gramStart"/>
       <w:r>
         <w:rPr>
           <w:lang w:val="en-US"/>
@@ -3100,23 +2593,8 @@
         <w:rPr>
           <w:lang w:val="en-US"/>
         </w:rPr>
-        <w:t>(</w:t>
-      </w:r>
-      <w:proofErr w:type="gramEnd"/>
-      <w:r>
-        <w:rPr>
-          <w:lang w:val="en-US"/>
-        </w:rPr>
-        <w:t>5</w:t>
-      </w:r>
-      <w:proofErr w:type="gramStart"/>
-      <w:r>
-        <w:rPr>
-          <w:lang w:val="en-US"/>
-        </w:rPr>
-        <w:t>);</w:t>
-      </w:r>
-      <w:proofErr w:type="gramEnd"/>
+        <w:t>(5);</w:t>
+      </w:r>
     </w:p>
     <w:p>
       <w:pPr>
@@ -3127,7 +2605,6 @@
         </w:rPr>
       </w:pPr>
       <w:proofErr w:type="spellStart"/>
-      <w:proofErr w:type="gramStart"/>
       <w:r>
         <w:rPr>
           <w:lang w:val="en-US"/>
@@ -3139,23 +2616,8 @@
         <w:rPr>
           <w:lang w:val="en-US"/>
         </w:rPr>
-        <w:t>(</w:t>
-      </w:r>
-      <w:proofErr w:type="gramEnd"/>
-      <w:r>
-        <w:rPr>
-          <w:lang w:val="en-US"/>
-        </w:rPr>
-        <w:t>100</w:t>
-      </w:r>
-      <w:proofErr w:type="gramStart"/>
-      <w:r>
-        <w:rPr>
-          <w:lang w:val="en-US"/>
-        </w:rPr>
-        <w:t>);</w:t>
-      </w:r>
-      <w:proofErr w:type="gramEnd"/>
+        <w:t>(100);</w:t>
+      </w:r>
     </w:p>
     <w:p>
       <w:pPr>
@@ -3177,7 +2639,6 @@
           <w:lang w:val="en-US"/>
         </w:rPr>
       </w:pPr>
-      <w:proofErr w:type="gramStart"/>
       <w:r>
         <w:rPr>
           <w:lang w:val="en-US"/>
@@ -3188,14 +2649,7 @@
         <w:rPr>
           <w:lang w:val="en-US"/>
         </w:rPr>
-        <w:t xml:space="preserve"> :</w:t>
-      </w:r>
-      <w:proofErr w:type="gramEnd"/>
-      <w:r>
-        <w:rPr>
-          <w:lang w:val="en-US"/>
-        </w:rPr>
-        <w:t xml:space="preserve"> O(n</w:t>
+        <w:t xml:space="preserve"> : O(n</w:t>
       </w:r>
       <w:r>
         <w:rPr>
@@ -3280,20 +2734,7 @@
           <w:lang w:val="en-US"/>
         </w:rPr>
         <w:tab/>
-      </w:r>
-      <w:proofErr w:type="gramStart"/>
-      <w:r>
-        <w:rPr>
-          <w:lang w:val="en-US"/>
-        </w:rPr>
-        <w:t>for(</w:t>
-      </w:r>
-      <w:proofErr w:type="gramEnd"/>
-      <w:r>
-        <w:rPr>
-          <w:lang w:val="en-US"/>
-        </w:rPr>
-        <w:t xml:space="preserve">let </w:t>
+        <w:t xml:space="preserve">for(let </w:t>
       </w:r>
       <w:proofErr w:type="spellStart"/>
       <w:r>
@@ -3307,24 +2748,9 @@
         <w:rPr>
           <w:lang w:val="en-US"/>
         </w:rPr>
-        <w:t>=</w:t>
-      </w:r>
-      <w:proofErr w:type="gramStart"/>
-      <w:r>
-        <w:rPr>
-          <w:lang w:val="en-US"/>
-        </w:rPr>
-        <w:t>0;i</w:t>
-      </w:r>
-      <w:proofErr w:type="gramEnd"/>
-      <w:r>
-        <w:rPr>
-          <w:lang w:val="en-US"/>
-        </w:rPr>
-        <w:t>&lt;</w:t>
+        <w:t>=0;i&lt;</w:t>
       </w:r>
       <w:proofErr w:type="spellStart"/>
-      <w:proofErr w:type="gramStart"/>
       <w:r>
         <w:rPr>
           <w:lang w:val="en-US"/>
@@ -3332,21 +2758,12 @@
         <w:t>n;i</w:t>
       </w:r>
       <w:proofErr w:type="spellEnd"/>
-      <w:proofErr w:type="gramEnd"/>
-      <w:r>
-        <w:rPr>
-          <w:lang w:val="en-US"/>
-        </w:rPr>
-        <w:t>+</w:t>
-      </w:r>
-      <w:proofErr w:type="gramStart"/>
-      <w:r>
-        <w:rPr>
-          <w:lang w:val="en-US"/>
-        </w:rPr>
-        <w:t>+) {</w:t>
-      </w:r>
-      <w:proofErr w:type="gramEnd"/>
+      <w:r>
+        <w:rPr>
+          <w:lang w:val="en-US"/>
+        </w:rPr>
+        <w:t>++) {</w:t>
+      </w:r>
     </w:p>
     <w:p>
       <w:pPr>
@@ -3368,36 +2785,13 @@
         </w:rPr>
         <w:tab/>
       </w:r>
-      <w:proofErr w:type="gramStart"/>
-      <w:r>
-        <w:rPr>
-          <w:lang w:val="en-US"/>
-        </w:rPr>
-        <w:t>for(</w:t>
-      </w:r>
-      <w:proofErr w:type="gramEnd"/>
-      <w:r>
-        <w:rPr>
-          <w:lang w:val="en-US"/>
-        </w:rPr>
-        <w:t>let j=</w:t>
-      </w:r>
-      <w:proofErr w:type="gramStart"/>
-      <w:r>
-        <w:rPr>
-          <w:lang w:val="en-US"/>
-        </w:rPr>
-        <w:t>0;j</w:t>
-      </w:r>
-      <w:proofErr w:type="gramEnd"/>
-      <w:r>
-        <w:rPr>
-          <w:lang w:val="en-US"/>
-        </w:rPr>
-        <w:t>&lt;</w:t>
+      <w:r>
+        <w:rPr>
+          <w:lang w:val="en-US"/>
+        </w:rPr>
+        <w:t>for(let j=0;j&lt;</w:t>
       </w:r>
       <w:proofErr w:type="spellStart"/>
-      <w:proofErr w:type="gramStart"/>
       <w:r>
         <w:rPr>
           <w:lang w:val="en-US"/>
@@ -3409,14 +2803,7 @@
         <w:rPr>
           <w:lang w:val="en-US"/>
         </w:rPr>
-        <w:t>++</w:t>
-      </w:r>
-      <w:proofErr w:type="gramEnd"/>
-      <w:r>
-        <w:rPr>
-          <w:lang w:val="en-US"/>
-        </w:rPr>
-        <w:t>) {</w:t>
+        <w:t>++) {</w:t>
       </w:r>
     </w:p>
     <w:p>
@@ -3444,16 +2831,9 @@
           <w:lang w:val="en-US"/>
         </w:rPr>
         <w:tab/>
-      </w:r>
-      <w:proofErr w:type="gramStart"/>
-      <w:r>
-        <w:rPr>
-          <w:lang w:val="en-US"/>
-        </w:rPr>
         <w:t>console.log(</w:t>
       </w:r>
       <w:proofErr w:type="spellStart"/>
-      <w:proofErr w:type="gramEnd"/>
       <w:r>
         <w:rPr>
           <w:lang w:val="en-US"/>
@@ -3465,30 +2845,8 @@
         <w:rPr>
           <w:lang w:val="en-US"/>
         </w:rPr>
-        <w:t>+</w:t>
-      </w:r>
-      <w:proofErr w:type="gramStart"/>
-      <w:r>
-        <w:rPr>
-          <w:lang w:val="en-US"/>
-        </w:rPr>
-        <w:t>” ”</w:t>
-      </w:r>
-      <w:proofErr w:type="gramEnd"/>
-      <w:r>
-        <w:rPr>
-          <w:lang w:val="en-US"/>
-        </w:rPr>
-        <w:t>+j</w:t>
-      </w:r>
-      <w:proofErr w:type="gramStart"/>
-      <w:r>
-        <w:rPr>
-          <w:lang w:val="en-US"/>
-        </w:rPr>
-        <w:t>);</w:t>
-      </w:r>
-      <w:proofErr w:type="gramEnd"/>
+        <w:t>+” ”+j);</w:t>
+      </w:r>
     </w:p>
     <w:p>
       <w:pPr>
@@ -3553,7 +2911,6 @@
         </w:rPr>
       </w:pPr>
       <w:proofErr w:type="spellStart"/>
-      <w:proofErr w:type="gramStart"/>
       <w:r>
         <w:rPr>
           <w:lang w:val="en-US"/>
@@ -3565,55 +2922,20 @@
         <w:rPr>
           <w:lang w:val="en-US"/>
         </w:rPr>
-        <w:t>(</w:t>
-      </w:r>
-      <w:proofErr w:type="gramEnd"/>
-      <w:r>
-        <w:rPr>
-          <w:lang w:val="en-US"/>
-        </w:rPr>
-        <w:t>2)</w:t>
-      </w:r>
-      <w:proofErr w:type="gramStart"/>
-      <w:r>
-        <w:rPr>
-          <w:lang w:val="en-US"/>
-        </w:rPr>
-        <w:t>;</w:t>
-      </w:r>
-      <w:r>
-        <w:rPr>
-          <w:lang w:val="en-US"/>
-        </w:rPr>
-        <w:tab/>
-      </w:r>
-      <w:r>
-        <w:rPr>
-          <w:lang w:val="en-US"/>
-        </w:rPr>
-        <w:tab/>
-        <w:t>4</w:t>
-      </w:r>
-      <w:proofErr w:type="gramEnd"/>
-      <w:r>
-        <w:rPr>
-          <w:lang w:val="en-US"/>
-        </w:rPr>
-        <w:t xml:space="preserve"> </w:t>
-      </w:r>
-      <w:proofErr w:type="gramStart"/>
-      <w:r>
-        <w:rPr>
-          <w:lang w:val="en-US"/>
-        </w:rPr>
-        <w:t>iteration</w:t>
-      </w:r>
-      <w:proofErr w:type="gramEnd"/>
-      <w:r>
-        <w:rPr>
-          <w:lang w:val="en-US"/>
-        </w:rPr>
-        <w:t xml:space="preserve"> </w:t>
+        <w:t>(2);</w:t>
+      </w:r>
+      <w:r>
+        <w:rPr>
+          <w:lang w:val="en-US"/>
+        </w:rPr>
+        <w:tab/>
+      </w:r>
+      <w:r>
+        <w:rPr>
+          <w:lang w:val="en-US"/>
+        </w:rPr>
+        <w:tab/>
+        <w:t xml:space="preserve">4 iteration </w:t>
       </w:r>
     </w:p>
     <w:p>
@@ -3625,7 +2947,6 @@
         </w:rPr>
       </w:pPr>
       <w:proofErr w:type="spellStart"/>
-      <w:proofErr w:type="gramStart"/>
       <w:r>
         <w:rPr>
           <w:lang w:val="en-US"/>
@@ -3637,41 +2958,20 @@
         <w:rPr>
           <w:lang w:val="en-US"/>
         </w:rPr>
-        <w:t>(</w:t>
-      </w:r>
-      <w:proofErr w:type="gramEnd"/>
-      <w:r>
-        <w:rPr>
-          <w:lang w:val="en-US"/>
-        </w:rPr>
-        <w:t>4</w:t>
-      </w:r>
-      <w:proofErr w:type="gramStart"/>
-      <w:r>
-        <w:rPr>
-          <w:lang w:val="en-US"/>
-        </w:rPr>
-        <w:t>)</w:t>
-      </w:r>
-      <w:r>
-        <w:rPr>
-          <w:lang w:val="en-US"/>
-        </w:rPr>
-        <w:tab/>
-      </w:r>
-      <w:r>
-        <w:rPr>
-          <w:lang w:val="en-US"/>
-        </w:rPr>
-        <w:tab/>
-        <w:t>16</w:t>
-      </w:r>
-      <w:proofErr w:type="gramEnd"/>
-      <w:r>
-        <w:rPr>
-          <w:lang w:val="en-US"/>
-        </w:rPr>
-        <w:t xml:space="preserve"> iteration </w:t>
+        <w:t>(4)</w:t>
+      </w:r>
+      <w:r>
+        <w:rPr>
+          <w:lang w:val="en-US"/>
+        </w:rPr>
+        <w:tab/>
+      </w:r>
+      <w:r>
+        <w:rPr>
+          <w:lang w:val="en-US"/>
+        </w:rPr>
+        <w:tab/>
+        <w:t xml:space="preserve">16 iteration </w:t>
       </w:r>
     </w:p>
     <w:p>
@@ -3751,33 +3051,11 @@
           <w:lang w:val="en-US"/>
         </w:rPr>
       </w:pPr>
-      <w:proofErr w:type="gramStart"/>
-      <w:r>
-        <w:rPr>
-          <w:lang w:val="en-US"/>
-        </w:rPr>
-        <w:t>Logarithmic :</w:t>
-      </w:r>
-      <w:proofErr w:type="gramEnd"/>
-      <w:r>
-        <w:rPr>
-          <w:lang w:val="en-US"/>
-        </w:rPr>
-        <w:t xml:space="preserve"> O (log n</w:t>
-      </w:r>
-      <w:proofErr w:type="gramStart"/>
-      <w:r>
-        <w:rPr>
-          <w:lang w:val="en-US"/>
-        </w:rPr>
-        <w:t>) :</w:t>
-      </w:r>
-      <w:proofErr w:type="gramEnd"/>
-      <w:r>
-        <w:rPr>
-          <w:lang w:val="en-US"/>
-        </w:rPr>
-        <w:t xml:space="preserve"> divided by half </w:t>
+      <w:r>
+        <w:rPr>
+          <w:lang w:val="en-US"/>
+        </w:rPr>
+        <w:t xml:space="preserve">Logarithmic : O (log n) : divided by half </w:t>
       </w:r>
     </w:p>
     <w:p>
@@ -3808,7 +3086,6 @@
         <w:t>(</w:t>
       </w:r>
       <w:proofErr w:type="spellStart"/>
-      <w:proofErr w:type="gramStart"/>
       <w:r>
         <w:rPr>
           <w:lang w:val="en-US"/>
@@ -3816,7 +3093,6 @@
         <w:t>array,serchElement</w:t>
       </w:r>
       <w:proofErr w:type="spellEnd"/>
-      <w:proofErr w:type="gramEnd"/>
       <w:r>
         <w:rPr>
           <w:lang w:val="en-US"/>
@@ -3870,21 +3146,7 @@
         <w:rPr>
           <w:lang w:val="en-US"/>
         </w:rPr>
-        <w:t xml:space="preserve">let num </w:t>
-      </w:r>
-      <w:proofErr w:type="gramStart"/>
-      <w:r>
-        <w:rPr>
-          <w:lang w:val="en-US"/>
-        </w:rPr>
-        <w:t>={</w:t>
-      </w:r>
-      <w:proofErr w:type="gramEnd"/>
-      <w:r>
-        <w:rPr>
-          <w:lang w:val="en-US"/>
-        </w:rPr>
-        <w:t>1,2,3,4,5,6,7,8,9,10}</w:t>
+        <w:t>let num ={1,2,3,4,5,6,7,8,9,10}</w:t>
       </w:r>
     </w:p>
     <w:p>
@@ -3912,16 +3174,8 @@
         <w:rPr>
           <w:lang w:val="en-US"/>
         </w:rPr>
-        <w:t xml:space="preserve"> = </w:t>
-      </w:r>
-      <w:proofErr w:type="gramStart"/>
-      <w:r>
-        <w:rPr>
-          <w:lang w:val="en-US"/>
-        </w:rPr>
-        <w:t>2;</w:t>
-      </w:r>
-      <w:proofErr w:type="gramEnd"/>
+        <w:t xml:space="preserve"> = 2;</w:t>
+      </w:r>
     </w:p>
     <w:p>
       <w:pPr>
@@ -3945,7 +3199,6 @@
         <w:t>(</w:t>
       </w:r>
       <w:proofErr w:type="spellStart"/>
-      <w:proofErr w:type="gramStart"/>
       <w:r>
         <w:rPr>
           <w:lang w:val="en-US"/>
@@ -3959,7 +3212,6 @@
         </w:rPr>
         <w:t>);</w:t>
       </w:r>
-      <w:proofErr w:type="gramEnd"/>
     </w:p>
     <w:p>
       <w:pPr>
@@ -4079,7 +3331,6 @@
         <w:t xml:space="preserve">Using </w:t>
       </w:r>
       <w:proofErr w:type="spellStart"/>
-      <w:proofErr w:type="gramStart"/>
       <w:r>
         <w:rPr>
           <w:lang w:val="en-US"/>
@@ -4087,12 +3338,314 @@
         <w:t>pre defined</w:t>
       </w:r>
       <w:proofErr w:type="spellEnd"/>
-      <w:proofErr w:type="gramEnd"/>
-      <w:r>
-        <w:rPr>
-          <w:lang w:val="en-US"/>
-        </w:rPr>
-        <w:t xml:space="preserve"> function </w:t>
+      <w:r>
+        <w:rPr>
+          <w:lang w:val="en-US"/>
+        </w:rPr>
+        <w:t xml:space="preserve"> function</w:t>
+      </w:r>
+    </w:p>
+    <w:p>
+      <w:pPr>
+        <w:pStyle w:val="ListParagraph"/>
+        <w:rPr>
+          <w:lang w:val="en-US"/>
+        </w:rPr>
+      </w:pPr>
+      <w:r>
+        <w:rPr>
+          <w:lang w:val="en-US"/>
+        </w:rPr>
+        <w:t xml:space="preserve">Array contains </w:t>
+      </w:r>
+      <w:proofErr w:type="spellStart"/>
+      <w:r>
+        <w:rPr>
+          <w:lang w:val="en-US"/>
+        </w:rPr>
+        <w:t>pre defined</w:t>
+      </w:r>
+      <w:proofErr w:type="spellEnd"/>
+      <w:r>
+        <w:rPr>
+          <w:lang w:val="en-US"/>
+        </w:rPr>
+        <w:t xml:space="preserve"> function sort which help to do sorting ascending order by default for 1 digits numbers. </w:t>
+      </w:r>
+    </w:p>
+    <w:p>
+      <w:pPr>
+        <w:pStyle w:val="ListParagraph"/>
+        <w:rPr>
+          <w:lang w:val="en-US"/>
+        </w:rPr>
+      </w:pPr>
+      <w:r>
+        <w:rPr>
+          <w:lang w:val="en-US"/>
+        </w:rPr>
+        <w:t xml:space="preserve">If we want to sort for more than one digit number or custom sorting like ascending as well as descending. </w:t>
+      </w:r>
+    </w:p>
+    <w:p>
+      <w:pPr>
+        <w:pStyle w:val="ListParagraph"/>
+        <w:rPr>
+          <w:lang w:val="en-US"/>
+        </w:rPr>
+      </w:pPr>
+      <w:r>
+        <w:rPr>
+          <w:lang w:val="en-US"/>
+        </w:rPr>
+        <w:t xml:space="preserve">Sort function takes callback as parameter with 2 values we need to write the logic to sort. </w:t>
+      </w:r>
+    </w:p>
+    <w:p>
+      <w:pPr>
+        <w:pStyle w:val="ListParagraph"/>
+        <w:rPr>
+          <w:lang w:val="en-US"/>
+        </w:rPr>
+      </w:pPr>
+    </w:p>
+    <w:p>
+      <w:pPr>
+        <w:pStyle w:val="ListParagraph"/>
+        <w:rPr>
+          <w:lang w:val="en-US"/>
+        </w:rPr>
+      </w:pPr>
+      <w:r>
+        <w:rPr>
+          <w:lang w:val="en-US"/>
+        </w:rPr>
+        <w:t xml:space="preserve">Sort </w:t>
+      </w:r>
+      <w:proofErr w:type="spellStart"/>
+      <w:r>
+        <w:rPr>
+          <w:lang w:val="en-US"/>
+        </w:rPr>
+        <w:t>pre defined</w:t>
+      </w:r>
+      <w:proofErr w:type="spellEnd"/>
+      <w:r>
+        <w:rPr>
+          <w:lang w:val="en-US"/>
+        </w:rPr>
+        <w:t xml:space="preserve"> function internally use </w:t>
+      </w:r>
+      <w:proofErr w:type="spellStart"/>
+      <w:r>
+        <w:rPr>
+          <w:lang w:val="en-US"/>
+        </w:rPr>
+        <w:t>TimSort</w:t>
+      </w:r>
+      <w:proofErr w:type="spellEnd"/>
+      <w:r>
+        <w:rPr>
+          <w:lang w:val="en-US"/>
+        </w:rPr>
+        <w:t xml:space="preserve"> algorithms (combination of merge and insertion sort).</w:t>
+      </w:r>
+    </w:p>
+    <w:p>
+      <w:pPr>
+        <w:pStyle w:val="ListParagraph"/>
+        <w:rPr>
+          <w:lang w:val="en-US"/>
+        </w:rPr>
+      </w:pPr>
+      <w:r>
+        <w:rPr>
+          <w:lang w:val="en-US"/>
+        </w:rPr>
+        <w:t xml:space="preserve">Time complexity for sort functions. </w:t>
+      </w:r>
+    </w:p>
+    <w:p>
+      <w:pPr>
+        <w:pStyle w:val="ListParagraph"/>
+        <w:rPr>
+          <w:lang w:val="en-US"/>
+        </w:rPr>
+      </w:pPr>
+    </w:p>
+    <w:p>
+      <w:pPr>
+        <w:pStyle w:val="ListParagraph"/>
+        <w:rPr>
+          <w:lang w:val="en-US"/>
+        </w:rPr>
+      </w:pPr>
+      <w:r>
+        <w:rPr>
+          <w:lang w:val="en-US"/>
+        </w:rPr>
+        <w:t xml:space="preserve">Best case </w:t>
+      </w:r>
+      <w:r>
+        <w:rPr>
+          <w:lang w:val="en-US"/>
+        </w:rPr>
+        <w:tab/>
+      </w:r>
+      <w:r>
+        <w:rPr>
+          <w:lang w:val="en-US"/>
+        </w:rPr>
+        <w:tab/>
+      </w:r>
+      <w:r>
+        <w:rPr>
+          <w:lang w:val="en-US"/>
+        </w:rPr>
+        <w:tab/>
+      </w:r>
+      <w:r>
+        <w:rPr>
+          <w:lang w:val="en-US"/>
+        </w:rPr>
+        <w:tab/>
+      </w:r>
+      <w:r>
+        <w:rPr>
+          <w:lang w:val="en-US"/>
+        </w:rPr>
+        <w:tab/>
+      </w:r>
+      <w:r>
+        <w:rPr>
+          <w:lang w:val="en-US"/>
+        </w:rPr>
+        <w:tab/>
+        <w:t>O(n)</w:t>
+      </w:r>
+    </w:p>
+    <w:p>
+      <w:pPr>
+        <w:pStyle w:val="ListParagraph"/>
+        <w:rPr>
+          <w:lang w:val="en-US"/>
+        </w:rPr>
+      </w:pPr>
+      <w:r>
+        <w:rPr>
+          <w:lang w:val="en-US"/>
+        </w:rPr>
+        <w:t xml:space="preserve">Worst case </w:t>
+      </w:r>
+      <w:r>
+        <w:rPr>
+          <w:lang w:val="en-US"/>
+        </w:rPr>
+        <w:tab/>
+      </w:r>
+      <w:r>
+        <w:rPr>
+          <w:lang w:val="en-US"/>
+        </w:rPr>
+        <w:tab/>
+      </w:r>
+      <w:r>
+        <w:rPr>
+          <w:lang w:val="en-US"/>
+        </w:rPr>
+        <w:tab/>
+      </w:r>
+      <w:r>
+        <w:rPr>
+          <w:lang w:val="en-US"/>
+        </w:rPr>
+        <w:tab/>
+      </w:r>
+      <w:r>
+        <w:rPr>
+          <w:lang w:val="en-US"/>
+        </w:rPr>
+        <w:tab/>
+      </w:r>
+      <w:r>
+        <w:rPr>
+          <w:lang w:val="en-US"/>
+        </w:rPr>
+        <w:tab/>
+        <w:t>O(n log n)</w:t>
+      </w:r>
+    </w:p>
+    <w:p>
+      <w:pPr>
+        <w:pStyle w:val="ListParagraph"/>
+        <w:rPr>
+          <w:lang w:val="en-US"/>
+        </w:rPr>
+      </w:pPr>
+      <w:r>
+        <w:rPr>
+          <w:lang w:val="en-US"/>
+        </w:rPr>
+        <w:t xml:space="preserve">Average case </w:t>
+      </w:r>
+      <w:r>
+        <w:rPr>
+          <w:lang w:val="en-US"/>
+        </w:rPr>
+        <w:tab/>
+      </w:r>
+      <w:r>
+        <w:rPr>
+          <w:lang w:val="en-US"/>
+        </w:rPr>
+        <w:tab/>
+      </w:r>
+      <w:r>
+        <w:rPr>
+          <w:lang w:val="en-US"/>
+        </w:rPr>
+        <w:tab/>
+      </w:r>
+      <w:r>
+        <w:rPr>
+          <w:lang w:val="en-US"/>
+        </w:rPr>
+        <w:tab/>
+      </w:r>
+      <w:r>
+        <w:rPr>
+          <w:lang w:val="en-US"/>
+        </w:rPr>
+        <w:tab/>
+      </w:r>
+      <w:r>
+        <w:rPr>
+          <w:lang w:val="en-US"/>
+        </w:rPr>
+        <w:tab/>
+        <w:t>O (n log n)</w:t>
+      </w:r>
+    </w:p>
+    <w:p>
+      <w:pPr>
+        <w:pStyle w:val="ListParagraph"/>
+        <w:rPr>
+          <w:lang w:val="en-US"/>
+        </w:rPr>
+      </w:pPr>
+    </w:p>
+    <w:p>
+      <w:pPr>
+        <w:pStyle w:val="ListParagraph"/>
+        <w:rPr>
+          <w:lang w:val="en-US"/>
+        </w:rPr>
+      </w:pPr>
+      <w:r>
+        <w:rPr>
+          <w:lang w:val="en-US"/>
+        </w:rPr>
+        <w:t xml:space="preserve"> </w:t>
       </w:r>
     </w:p>
     <w:p>
@@ -4113,7 +3666,6 @@
         <w:t xml:space="preserve">Sort the data with custom logic with </w:t>
       </w:r>
       <w:proofErr w:type="spellStart"/>
-      <w:proofErr w:type="gramStart"/>
       <w:r>
         <w:rPr>
           <w:lang w:val="en-US"/>
@@ -4121,7 +3673,6 @@
         <w:t>pre defined</w:t>
       </w:r>
       <w:proofErr w:type="spellEnd"/>
-      <w:proofErr w:type="gramEnd"/>
       <w:r>
         <w:rPr>
           <w:lang w:val="en-US"/>
@@ -4162,6 +3713,7 @@
         <w:rPr>
           <w:lang w:val="en-US"/>
         </w:rPr>
+        <w:lastRenderedPageBreak/>
         <w:t xml:space="preserve">Selection sort </w:t>
       </w:r>
     </w:p>
@@ -4198,21 +3750,7 @@
         <w:rPr>
           <w:lang w:val="en-US"/>
         </w:rPr>
-        <w:t xml:space="preserve">Merge </w:t>
-      </w:r>
-      <w:proofErr w:type="gramStart"/>
-      <w:r>
-        <w:rPr>
-          <w:lang w:val="en-US"/>
-        </w:rPr>
-        <w:t>sort</w:t>
-      </w:r>
-      <w:proofErr w:type="gramEnd"/>
-      <w:r>
-        <w:rPr>
-          <w:lang w:val="en-US"/>
-        </w:rPr>
-        <w:t xml:space="preserve"> </w:t>
+        <w:t xml:space="preserve">Merge sort </w:t>
       </w:r>
     </w:p>
     <w:p>
@@ -4264,7 +3802,6 @@
         <w:t xml:space="preserve">Using </w:t>
       </w:r>
       <w:proofErr w:type="spellStart"/>
-      <w:proofErr w:type="gramStart"/>
       <w:r>
         <w:rPr>
           <w:lang w:val="en-US"/>
@@ -4272,7 +3809,6 @@
         <w:t>pre defined</w:t>
       </w:r>
       <w:proofErr w:type="spellEnd"/>
-      <w:proofErr w:type="gramEnd"/>
       <w:r>
         <w:rPr>
           <w:lang w:val="en-US"/>
@@ -4298,7 +3834,6 @@
         <w:t xml:space="preserve">User defined logic with </w:t>
       </w:r>
       <w:proofErr w:type="spellStart"/>
-      <w:proofErr w:type="gramStart"/>
       <w:r>
         <w:rPr>
           <w:lang w:val="en-US"/>
@@ -4306,7 +3841,6 @@
         <w:t>pre defined</w:t>
       </w:r>
       <w:proofErr w:type="spellEnd"/>
-      <w:proofErr w:type="gramEnd"/>
       <w:r>
         <w:rPr>
           <w:lang w:val="en-US"/>

--- a/FSD - Data Structures and Algorithms/FSD - Data Structures and Algorithms - Day 4 - 10-04-2026.docx
+++ b/FSD - Data Structures and Algorithms/FSD - Data Structures and Algorithms - Day 4 - 10-04-2026.docx
@@ -75,11 +75,75 @@
           <w:lang w:val="en-US"/>
         </w:rPr>
       </w:pPr>
-      <w:r>
-        <w:rPr>
-          <w:lang w:val="en-US"/>
-        </w:rPr>
-        <w:t xml:space="preserve">Graph : Graph is a non linear data structure which use vertex (node) and edge (connection) between vertex. With help of graph we represent the relationship between entities. </w:t>
+      <w:proofErr w:type="gramStart"/>
+      <w:r>
+        <w:rPr>
+          <w:lang w:val="en-US"/>
+        </w:rPr>
+        <w:t>Graph :</w:t>
+      </w:r>
+      <w:proofErr w:type="gramEnd"/>
+      <w:r>
+        <w:rPr>
+          <w:lang w:val="en-US"/>
+        </w:rPr>
+        <w:t xml:space="preserve"> Graph is a </w:t>
+      </w:r>
+      <w:proofErr w:type="gramStart"/>
+      <w:r>
+        <w:rPr>
+          <w:lang w:val="en-US"/>
+        </w:rPr>
+        <w:t>non linear</w:t>
+      </w:r>
+      <w:proofErr w:type="gramEnd"/>
+      <w:r>
+        <w:rPr>
+          <w:lang w:val="en-US"/>
+        </w:rPr>
+        <w:t xml:space="preserve"> data structure which </w:t>
+      </w:r>
+      <w:proofErr w:type="gramStart"/>
+      <w:r>
+        <w:rPr>
+          <w:lang w:val="en-US"/>
+        </w:rPr>
+        <w:t>use</w:t>
+      </w:r>
+      <w:proofErr w:type="gramEnd"/>
+      <w:r>
+        <w:rPr>
+          <w:lang w:val="en-US"/>
+        </w:rPr>
+        <w:t xml:space="preserve"> vertex (node) and edge (connection) between </w:t>
+      </w:r>
+      <w:proofErr w:type="gramStart"/>
+      <w:r>
+        <w:rPr>
+          <w:lang w:val="en-US"/>
+        </w:rPr>
+        <w:t>vertex</w:t>
+      </w:r>
+      <w:proofErr w:type="gramEnd"/>
+      <w:r>
+        <w:rPr>
+          <w:lang w:val="en-US"/>
+        </w:rPr>
+        <w:t xml:space="preserve">. With help of </w:t>
+      </w:r>
+      <w:proofErr w:type="gramStart"/>
+      <w:r>
+        <w:rPr>
+          <w:lang w:val="en-US"/>
+        </w:rPr>
+        <w:t>graph</w:t>
+      </w:r>
+      <w:proofErr w:type="gramEnd"/>
+      <w:r>
+        <w:rPr>
+          <w:lang w:val="en-US"/>
+        </w:rPr>
+        <w:t xml:space="preserve"> we represent the relationship between entities. </w:t>
       </w:r>
     </w:p>
     <w:p>
@@ -119,7 +183,21 @@
         <w:rPr>
           <w:lang w:val="en-US"/>
         </w:rPr>
-        <w:t xml:space="preserve">Vertex (node ) : data point or any of data. </w:t>
+        <w:t>Vertex (</w:t>
+      </w:r>
+      <w:proofErr w:type="gramStart"/>
+      <w:r>
+        <w:rPr>
+          <w:lang w:val="en-US"/>
+        </w:rPr>
+        <w:t>node )</w:t>
+      </w:r>
+      <w:proofErr w:type="gramEnd"/>
+      <w:r>
+        <w:rPr>
+          <w:lang w:val="en-US"/>
+        </w:rPr>
+        <w:t xml:space="preserve"> : data point or any of data. </w:t>
       </w:r>
     </w:p>
     <w:p>
@@ -209,7 +287,21 @@
         <w:rPr>
           <w:lang w:val="en-US"/>
         </w:rPr>
-        <w:t xml:space="preserve"> two way connection </w:t>
+        <w:t xml:space="preserve"> </w:t>
+      </w:r>
+      <w:proofErr w:type="gramStart"/>
+      <w:r>
+        <w:rPr>
+          <w:lang w:val="en-US"/>
+        </w:rPr>
+        <w:t>two way</w:t>
+      </w:r>
+      <w:proofErr w:type="gramEnd"/>
+      <w:r>
+        <w:rPr>
+          <w:lang w:val="en-US"/>
+        </w:rPr>
+        <w:t xml:space="preserve"> connection </w:t>
       </w:r>
     </w:p>
     <w:p>
@@ -269,7 +361,21 @@
         <w:rPr>
           <w:lang w:val="en-US"/>
         </w:rPr>
-        <w:t xml:space="preserve"> number of edge connected. </w:t>
+        <w:t xml:space="preserve"> number of </w:t>
+      </w:r>
+      <w:proofErr w:type="gramStart"/>
+      <w:r>
+        <w:rPr>
+          <w:lang w:val="en-US"/>
+        </w:rPr>
+        <w:t>edge</w:t>
+      </w:r>
+      <w:proofErr w:type="gramEnd"/>
+      <w:r>
+        <w:rPr>
+          <w:lang w:val="en-US"/>
+        </w:rPr>
+        <w:t xml:space="preserve"> connected. </w:t>
       </w:r>
     </w:p>
     <w:p>
@@ -346,11 +452,19 @@
                                 <w:lang w:val="en-US"/>
                               </w:rPr>
                             </w:pPr>
+                            <w:proofErr w:type="gramStart"/>
                             <w:r>
                               <w:rPr>
                                 <w:lang w:val="en-US"/>
                               </w:rPr>
-                              <w:t>A(10)</w:t>
+                              <w:t>A(</w:t>
+                            </w:r>
+                            <w:proofErr w:type="gramEnd"/>
+                            <w:r>
+                              <w:rPr>
+                                <w:lang w:val="en-US"/>
+                              </w:rPr>
+                              <w:t>10)</w:t>
                             </w:r>
                           </w:p>
                         </w:txbxContent>
@@ -386,11 +500,19 @@
                           <w:lang w:val="en-US"/>
                         </w:rPr>
                       </w:pPr>
+                      <w:proofErr w:type="gramStart"/>
                       <w:r>
                         <w:rPr>
                           <w:lang w:val="en-US"/>
                         </w:rPr>
-                        <w:t>A(10)</w:t>
+                        <w:t>A(</w:t>
+                      </w:r>
+                      <w:proofErr w:type="gramEnd"/>
+                      <w:r>
+                        <w:rPr>
+                          <w:lang w:val="en-US"/>
+                        </w:rPr>
+                        <w:t>10)</w:t>
                       </w:r>
                     </w:p>
                   </w:txbxContent>
@@ -677,11 +799,19 @@
                                 <w:lang w:val="en-US"/>
                               </w:rPr>
                             </w:pPr>
+                            <w:proofErr w:type="gramStart"/>
                             <w:r>
                               <w:rPr>
                                 <w:lang w:val="en-US"/>
                               </w:rPr>
-                              <w:t>D(20)</w:t>
+                              <w:t>D(</w:t>
+                            </w:r>
+                            <w:proofErr w:type="gramEnd"/>
+                            <w:r>
+                              <w:rPr>
+                                <w:lang w:val="en-US"/>
+                              </w:rPr>
+                              <w:t>20)</w:t>
                             </w:r>
                           </w:p>
                         </w:txbxContent>
@@ -717,11 +847,19 @@
                           <w:lang w:val="en-US"/>
                         </w:rPr>
                       </w:pPr>
+                      <w:proofErr w:type="gramStart"/>
                       <w:r>
                         <w:rPr>
                           <w:lang w:val="en-US"/>
                         </w:rPr>
-                        <w:t>D(20)</w:t>
+                        <w:t>D(</w:t>
+                      </w:r>
+                      <w:proofErr w:type="gramEnd"/>
+                      <w:r>
+                        <w:rPr>
+                          <w:lang w:val="en-US"/>
+                        </w:rPr>
+                        <w:t>20)</w:t>
                       </w:r>
                     </w:p>
                   </w:txbxContent>
@@ -883,11 +1021,19 @@
                                 <w:lang w:val="en-US"/>
                               </w:rPr>
                             </w:pPr>
+                            <w:proofErr w:type="gramStart"/>
                             <w:r>
                               <w:rPr>
                                 <w:lang w:val="en-US"/>
                               </w:rPr>
-                              <w:t>C(50)</w:t>
+                              <w:t>C(</w:t>
+                            </w:r>
+                            <w:proofErr w:type="gramEnd"/>
+                            <w:r>
+                              <w:rPr>
+                                <w:lang w:val="en-US"/>
+                              </w:rPr>
+                              <w:t>50)</w:t>
                             </w:r>
                           </w:p>
                         </w:txbxContent>
@@ -923,11 +1069,19 @@
                           <w:lang w:val="en-US"/>
                         </w:rPr>
                       </w:pPr>
+                      <w:proofErr w:type="gramStart"/>
                       <w:r>
                         <w:rPr>
                           <w:lang w:val="en-US"/>
                         </w:rPr>
-                        <w:t>C(50)</w:t>
+                        <w:t>C(</w:t>
+                      </w:r>
+                      <w:proofErr w:type="gramEnd"/>
+                      <w:r>
+                        <w:rPr>
+                          <w:lang w:val="en-US"/>
+                        </w:rPr>
+                        <w:t>50)</w:t>
                       </w:r>
                     </w:p>
                   </w:txbxContent>
@@ -994,11 +1148,19 @@
                                 <w:lang w:val="en-US"/>
                               </w:rPr>
                             </w:pPr>
+                            <w:proofErr w:type="gramStart"/>
                             <w:r>
                               <w:rPr>
                                 <w:lang w:val="en-US"/>
                               </w:rPr>
-                              <w:t>B(30)</w:t>
+                              <w:t>B(</w:t>
+                            </w:r>
+                            <w:proofErr w:type="gramEnd"/>
+                            <w:r>
+                              <w:rPr>
+                                <w:lang w:val="en-US"/>
+                              </w:rPr>
+                              <w:t>30)</w:t>
                             </w:r>
                           </w:p>
                         </w:txbxContent>
@@ -1034,11 +1196,19 @@
                           <w:lang w:val="en-US"/>
                         </w:rPr>
                       </w:pPr>
+                      <w:proofErr w:type="gramStart"/>
                       <w:r>
                         <w:rPr>
                           <w:lang w:val="en-US"/>
                         </w:rPr>
-                        <w:t>B(30)</w:t>
+                        <w:t>B(</w:t>
+                      </w:r>
+                      <w:proofErr w:type="gramEnd"/>
+                      <w:r>
+                        <w:rPr>
+                          <w:lang w:val="en-US"/>
+                        </w:rPr>
+                        <w:t>30)</w:t>
                       </w:r>
                     </w:p>
                   </w:txbxContent>
@@ -1318,11 +1488,19 @@
                                 <w:lang w:val="en-US"/>
                               </w:rPr>
                             </w:pPr>
+                            <w:proofErr w:type="gramStart"/>
                             <w:r>
                               <w:rPr>
                                 <w:lang w:val="en-US"/>
                               </w:rPr>
-                              <w:t>E(40)</w:t>
+                              <w:t>E(</w:t>
+                            </w:r>
+                            <w:proofErr w:type="gramEnd"/>
+                            <w:r>
+                              <w:rPr>
+                                <w:lang w:val="en-US"/>
+                              </w:rPr>
+                              <w:t>40)</w:t>
                             </w:r>
                           </w:p>
                         </w:txbxContent>
@@ -1358,11 +1536,19 @@
                           <w:lang w:val="en-US"/>
                         </w:rPr>
                       </w:pPr>
+                      <w:proofErr w:type="gramStart"/>
                       <w:r>
                         <w:rPr>
                           <w:lang w:val="en-US"/>
                         </w:rPr>
-                        <w:t>E(40)</w:t>
+                        <w:t>E(</w:t>
+                      </w:r>
+                      <w:proofErr w:type="gramEnd"/>
+                      <w:r>
+                        <w:rPr>
+                          <w:lang w:val="en-US"/>
+                        </w:rPr>
+                        <w:t>40)</w:t>
                       </w:r>
                     </w:p>
                   </w:txbxContent>
@@ -1665,7 +1851,63 @@
           <w:lang w:val="en-US"/>
         </w:rPr>
         <w:lastRenderedPageBreak/>
-        <w:t xml:space="preserve">An algorithms is a step by step procedure or set of rules used to solved a problem or particular task. </w:t>
+        <w:t xml:space="preserve">An </w:t>
+      </w:r>
+      <w:proofErr w:type="gramStart"/>
+      <w:r>
+        <w:rPr>
+          <w:lang w:val="en-US"/>
+        </w:rPr>
+        <w:t>algorithms</w:t>
+      </w:r>
+      <w:proofErr w:type="gramEnd"/>
+      <w:r>
+        <w:rPr>
+          <w:lang w:val="en-US"/>
+        </w:rPr>
+        <w:t xml:space="preserve"> is a </w:t>
+      </w:r>
+      <w:proofErr w:type="gramStart"/>
+      <w:r>
+        <w:rPr>
+          <w:lang w:val="en-US"/>
+        </w:rPr>
+        <w:t>step by step</w:t>
+      </w:r>
+      <w:proofErr w:type="gramEnd"/>
+      <w:r>
+        <w:rPr>
+          <w:lang w:val="en-US"/>
+        </w:rPr>
+        <w:t xml:space="preserve"> procedure or set of rules used to </w:t>
+      </w:r>
+      <w:proofErr w:type="gramStart"/>
+      <w:r>
+        <w:rPr>
+          <w:lang w:val="en-US"/>
+        </w:rPr>
+        <w:t>solved</w:t>
+      </w:r>
+      <w:proofErr w:type="gramEnd"/>
+      <w:r>
+        <w:rPr>
+          <w:lang w:val="en-US"/>
+        </w:rPr>
+        <w:t xml:space="preserve"> a problem or </w:t>
+      </w:r>
+      <w:proofErr w:type="gramStart"/>
+      <w:r>
+        <w:rPr>
+          <w:lang w:val="en-US"/>
+        </w:rPr>
+        <w:t>particular task</w:t>
+      </w:r>
+      <w:proofErr w:type="gramEnd"/>
+      <w:r>
+        <w:rPr>
+          <w:lang w:val="en-US"/>
+        </w:rPr>
+        <w:t xml:space="preserve">. </w:t>
       </w:r>
     </w:p>
     <w:p>
@@ -1752,7 +1994,21 @@
         <w:rPr>
           <w:lang w:val="en-US"/>
         </w:rPr>
-        <w:t xml:space="preserve">Do sum </w:t>
+        <w:t xml:space="preserve">Do </w:t>
+      </w:r>
+      <w:proofErr w:type="gramStart"/>
+      <w:r>
+        <w:rPr>
+          <w:lang w:val="en-US"/>
+        </w:rPr>
+        <w:t>sum</w:t>
+      </w:r>
+      <w:proofErr w:type="gramEnd"/>
+      <w:r>
+        <w:rPr>
+          <w:lang w:val="en-US"/>
+        </w:rPr>
+        <w:t xml:space="preserve"> </w:t>
       </w:r>
     </w:p>
     <w:p>
@@ -1828,7 +2084,49 @@
         <w:rPr>
           <w:lang w:val="en-US"/>
         </w:rPr>
-        <w:t xml:space="preserve">Time complexity : how execution time grows when n value increase or decrease.  </w:t>
+        <w:t xml:space="preserve">Time </w:t>
+      </w:r>
+      <w:proofErr w:type="gramStart"/>
+      <w:r>
+        <w:rPr>
+          <w:lang w:val="en-US"/>
+        </w:rPr>
+        <w:t>complexity :</w:t>
+      </w:r>
+      <w:proofErr w:type="gramEnd"/>
+      <w:r>
+        <w:rPr>
+          <w:lang w:val="en-US"/>
+        </w:rPr>
+        <w:t xml:space="preserve"> how execution time grows when n value </w:t>
+      </w:r>
+      <w:proofErr w:type="gramStart"/>
+      <w:r>
+        <w:rPr>
+          <w:lang w:val="en-US"/>
+        </w:rPr>
+        <w:t>increase</w:t>
+      </w:r>
+      <w:proofErr w:type="gramEnd"/>
+      <w:r>
+        <w:rPr>
+          <w:lang w:val="en-US"/>
+        </w:rPr>
+        <w:t xml:space="preserve"> or </w:t>
+      </w:r>
+      <w:proofErr w:type="gramStart"/>
+      <w:r>
+        <w:rPr>
+          <w:lang w:val="en-US"/>
+        </w:rPr>
+        <w:t>decrease</w:t>
+      </w:r>
+      <w:proofErr w:type="gramEnd"/>
+      <w:r>
+        <w:rPr>
+          <w:lang w:val="en-US"/>
+        </w:rPr>
+        <w:t xml:space="preserve">.  </w:t>
       </w:r>
     </w:p>
     <w:p>
@@ -1846,29 +2144,99 @@
         <w:rPr>
           <w:lang w:val="en-US"/>
         </w:rPr>
-        <w:t xml:space="preserve">Space complexity : how memory usage grow base upon n values. </w:t>
-      </w:r>
-    </w:p>
-    <w:p>
-      <w:pPr>
-        <w:pStyle w:val="ListParagraph"/>
-        <w:rPr>
-          <w:lang w:val="en-US"/>
-        </w:rPr>
-      </w:pPr>
-    </w:p>
-    <w:p>
-      <w:pPr>
-        <w:pStyle w:val="ListParagraph"/>
-        <w:rPr>
-          <w:lang w:val="en-US"/>
-        </w:rPr>
-      </w:pPr>
-      <w:r>
-        <w:rPr>
-          <w:lang w:val="en-US"/>
-        </w:rPr>
-        <w:t xml:space="preserve">To measure this time complexity and space complexity we use few notation. </w:t>
+        <w:t xml:space="preserve">Space </w:t>
+      </w:r>
+      <w:proofErr w:type="gramStart"/>
+      <w:r>
+        <w:rPr>
+          <w:lang w:val="en-US"/>
+        </w:rPr>
+        <w:t>complexity :</w:t>
+      </w:r>
+      <w:proofErr w:type="gramEnd"/>
+      <w:r>
+        <w:rPr>
+          <w:lang w:val="en-US"/>
+        </w:rPr>
+        <w:t xml:space="preserve"> how memory usage </w:t>
+      </w:r>
+      <w:proofErr w:type="gramStart"/>
+      <w:r>
+        <w:rPr>
+          <w:lang w:val="en-US"/>
+        </w:rPr>
+        <w:t>grow</w:t>
+      </w:r>
+      <w:proofErr w:type="gramEnd"/>
+      <w:r>
+        <w:rPr>
+          <w:lang w:val="en-US"/>
+        </w:rPr>
+        <w:t xml:space="preserve"> </w:t>
+      </w:r>
+      <w:proofErr w:type="gramStart"/>
+      <w:r>
+        <w:rPr>
+          <w:lang w:val="en-US"/>
+        </w:rPr>
+        <w:t>base</w:t>
+      </w:r>
+      <w:proofErr w:type="gramEnd"/>
+      <w:r>
+        <w:rPr>
+          <w:lang w:val="en-US"/>
+        </w:rPr>
+        <w:t xml:space="preserve"> </w:t>
+      </w:r>
+      <w:proofErr w:type="gramStart"/>
+      <w:r>
+        <w:rPr>
+          <w:lang w:val="en-US"/>
+        </w:rPr>
+        <w:t>upon n</w:t>
+      </w:r>
+      <w:proofErr w:type="gramEnd"/>
+      <w:r>
+        <w:rPr>
+          <w:lang w:val="en-US"/>
+        </w:rPr>
+        <w:t xml:space="preserve"> values. </w:t>
+      </w:r>
+    </w:p>
+    <w:p>
+      <w:pPr>
+        <w:pStyle w:val="ListParagraph"/>
+        <w:rPr>
+          <w:lang w:val="en-US"/>
+        </w:rPr>
+      </w:pPr>
+    </w:p>
+    <w:p>
+      <w:pPr>
+        <w:pStyle w:val="ListParagraph"/>
+        <w:rPr>
+          <w:lang w:val="en-US"/>
+        </w:rPr>
+      </w:pPr>
+      <w:r>
+        <w:rPr>
+          <w:lang w:val="en-US"/>
+        </w:rPr>
+        <w:t xml:space="preserve">To measure this time complexity and space complexity we use few </w:t>
+      </w:r>
+      <w:proofErr w:type="gramStart"/>
+      <w:r>
+        <w:rPr>
+          <w:lang w:val="en-US"/>
+        </w:rPr>
+        <w:t>notation</w:t>
+      </w:r>
+      <w:proofErr w:type="gramEnd"/>
+      <w:r>
+        <w:rPr>
+          <w:lang w:val="en-US"/>
+        </w:rPr>
+        <w:t xml:space="preserve">. </w:t>
       </w:r>
     </w:p>
     <w:p>
@@ -2007,6 +2375,7 @@
           <w:lang w:val="en-US"/>
         </w:rPr>
       </w:pPr>
+      <w:proofErr w:type="gramStart"/>
       <w:r>
         <w:rPr>
           <w:lang w:val="en-US"/>
@@ -2024,7 +2393,14 @@
           <w:lang w:val="en-US"/>
         </w:rPr>
         <w:tab/>
-        <w:t>(20 minute)</w:t>
+        <w:t>(</w:t>
+      </w:r>
+      <w:proofErr w:type="gramEnd"/>
+      <w:r>
+        <w:rPr>
+          <w:lang w:val="en-US"/>
+        </w:rPr>
+        <w:t>20 minute)</w:t>
       </w:r>
       <w:r>
         <w:rPr>
@@ -2168,7 +2544,21 @@
         <w:rPr>
           <w:lang w:val="en-US"/>
         </w:rPr>
-        <w:t>Constant O(1)</w:t>
+        <w:t xml:space="preserve">Constant </w:t>
+      </w:r>
+      <w:proofErr w:type="gramStart"/>
+      <w:r>
+        <w:rPr>
+          <w:lang w:val="en-US"/>
+        </w:rPr>
+        <w:t>O(</w:t>
+      </w:r>
+      <w:proofErr w:type="gramEnd"/>
+      <w:r>
+        <w:rPr>
+          <w:lang w:val="en-US"/>
+        </w:rPr>
+        <w:t>1)</w:t>
       </w:r>
     </w:p>
     <w:p>
@@ -2222,8 +2612,30 @@
           <w:lang w:val="en-US"/>
         </w:rPr>
         <w:tab/>
-        <w:t>return array[0];</w:t>
-      </w:r>
+        <w:t xml:space="preserve">return </w:t>
+      </w:r>
+      <w:proofErr w:type="gramStart"/>
+      <w:r>
+        <w:rPr>
+          <w:lang w:val="en-US"/>
+        </w:rPr>
+        <w:t>array[</w:t>
+      </w:r>
+      <w:proofErr w:type="gramEnd"/>
+      <w:r>
+        <w:rPr>
+          <w:lang w:val="en-US"/>
+        </w:rPr>
+        <w:t>0</w:t>
+      </w:r>
+      <w:proofErr w:type="gramStart"/>
+      <w:r>
+        <w:rPr>
+          <w:lang w:val="en-US"/>
+        </w:rPr>
+        <w:t>];</w:t>
+      </w:r>
+      <w:proofErr w:type="gramEnd"/>
     </w:p>
     <w:p>
       <w:pPr>
@@ -2287,6 +2699,7 @@
         </w:rPr>
       </w:pPr>
       <w:proofErr w:type="spellStart"/>
+      <w:proofErr w:type="gramStart"/>
       <w:r>
         <w:rPr>
           <w:lang w:val="en-US"/>
@@ -2294,6 +2707,7 @@
         <w:t>consolg.lo</w:t>
       </w:r>
       <w:proofErr w:type="spellEnd"/>
+      <w:proofErr w:type="gramEnd"/>
       <w:r>
         <w:rPr>
           <w:lang w:val="en-US"/>
@@ -2326,8 +2740,16 @@
         <w:rPr>
           <w:lang w:val="en-US"/>
         </w:rPr>
-        <w:t>));</w:t>
-      </w:r>
+        <w:t>)</w:t>
+      </w:r>
+      <w:proofErr w:type="gramStart"/>
+      <w:r>
+        <w:rPr>
+          <w:lang w:val="en-US"/>
+        </w:rPr>
+        <w:t>);</w:t>
+      </w:r>
+      <w:proofErr w:type="gramEnd"/>
     </w:p>
     <w:p>
       <w:pPr>
@@ -2407,7 +2829,20 @@
           <w:lang w:val="en-US"/>
         </w:rPr>
         <w:tab/>
-        <w:t xml:space="preserve">for(let </w:t>
+      </w:r>
+      <w:proofErr w:type="gramStart"/>
+      <w:r>
+        <w:rPr>
+          <w:lang w:val="en-US"/>
+        </w:rPr>
+        <w:t>for(</w:t>
+      </w:r>
+      <w:proofErr w:type="gramEnd"/>
+      <w:r>
+        <w:rPr>
+          <w:lang w:val="en-US"/>
+        </w:rPr>
+        <w:t xml:space="preserve">let </w:t>
       </w:r>
       <w:proofErr w:type="spellStart"/>
       <w:r>
@@ -2421,9 +2856,24 @@
         <w:rPr>
           <w:lang w:val="en-US"/>
         </w:rPr>
-        <w:t>=0;i&lt;</w:t>
+        <w:t>=</w:t>
+      </w:r>
+      <w:proofErr w:type="gramStart"/>
+      <w:r>
+        <w:rPr>
+          <w:lang w:val="en-US"/>
+        </w:rPr>
+        <w:t>0;i</w:t>
+      </w:r>
+      <w:proofErr w:type="gramEnd"/>
+      <w:r>
+        <w:rPr>
+          <w:lang w:val="en-US"/>
+        </w:rPr>
+        <w:t>&lt;</w:t>
       </w:r>
       <w:proofErr w:type="spellStart"/>
+      <w:proofErr w:type="gramStart"/>
       <w:r>
         <w:rPr>
           <w:lang w:val="en-US"/>
@@ -2431,12 +2881,21 @@
         <w:t>n;i</w:t>
       </w:r>
       <w:proofErr w:type="spellEnd"/>
-      <w:r>
-        <w:rPr>
-          <w:lang w:val="en-US"/>
-        </w:rPr>
-        <w:t>++) {</w:t>
-      </w:r>
+      <w:proofErr w:type="gramEnd"/>
+      <w:r>
+        <w:rPr>
+          <w:lang w:val="en-US"/>
+        </w:rPr>
+        <w:t>+</w:t>
+      </w:r>
+      <w:proofErr w:type="gramStart"/>
+      <w:r>
+        <w:rPr>
+          <w:lang w:val="en-US"/>
+        </w:rPr>
+        <w:t>+) {</w:t>
+      </w:r>
+      <w:proofErr w:type="gramEnd"/>
     </w:p>
     <w:p>
       <w:pPr>
@@ -2457,7 +2916,20 @@
           <w:lang w:val="en-US"/>
         </w:rPr>
         <w:tab/>
-        <w:t xml:space="preserve">console.log(“value of </w:t>
+      </w:r>
+      <w:proofErr w:type="gramStart"/>
+      <w:r>
+        <w:rPr>
+          <w:lang w:val="en-US"/>
+        </w:rPr>
+        <w:t>console.log(</w:t>
+      </w:r>
+      <w:proofErr w:type="gramEnd"/>
+      <w:r>
+        <w:rPr>
+          <w:lang w:val="en-US"/>
+        </w:rPr>
+        <w:t xml:space="preserve">“value of </w:t>
       </w:r>
       <w:proofErr w:type="spellStart"/>
       <w:r>
@@ -2481,12 +2953,14 @@
         <w:t>i</w:t>
       </w:r>
       <w:proofErr w:type="spellEnd"/>
+      <w:proofErr w:type="gramStart"/>
       <w:r>
         <w:rPr>
           <w:lang w:val="en-US"/>
         </w:rPr>
         <w:t>);</w:t>
       </w:r>
+      <w:proofErr w:type="gramEnd"/>
     </w:p>
     <w:p>
       <w:pPr>
@@ -2536,6 +3010,7 @@
         </w:rPr>
       </w:pPr>
       <w:proofErr w:type="spellStart"/>
+      <w:proofErr w:type="gramStart"/>
       <w:r>
         <w:rPr>
           <w:lang w:val="en-US"/>
@@ -2547,8 +3022,23 @@
         <w:rPr>
           <w:lang w:val="en-US"/>
         </w:rPr>
-        <w:t>(1);</w:t>
-      </w:r>
+        <w:t>(</w:t>
+      </w:r>
+      <w:proofErr w:type="gramEnd"/>
+      <w:r>
+        <w:rPr>
+          <w:lang w:val="en-US"/>
+        </w:rPr>
+        <w:t>1</w:t>
+      </w:r>
+      <w:proofErr w:type="gramStart"/>
+      <w:r>
+        <w:rPr>
+          <w:lang w:val="en-US"/>
+        </w:rPr>
+        <w:t>);</w:t>
+      </w:r>
+      <w:proofErr w:type="gramEnd"/>
     </w:p>
     <w:p>
       <w:pPr>
@@ -2559,6 +3049,7 @@
         </w:rPr>
       </w:pPr>
       <w:proofErr w:type="spellStart"/>
+      <w:proofErr w:type="gramStart"/>
       <w:r>
         <w:rPr>
           <w:lang w:val="en-US"/>
@@ -2570,8 +3061,23 @@
         <w:rPr>
           <w:lang w:val="en-US"/>
         </w:rPr>
-        <w:t>(2);</w:t>
-      </w:r>
+        <w:t>(</w:t>
+      </w:r>
+      <w:proofErr w:type="gramEnd"/>
+      <w:r>
+        <w:rPr>
+          <w:lang w:val="en-US"/>
+        </w:rPr>
+        <w:t>2</w:t>
+      </w:r>
+      <w:proofErr w:type="gramStart"/>
+      <w:r>
+        <w:rPr>
+          <w:lang w:val="en-US"/>
+        </w:rPr>
+        <w:t>);</w:t>
+      </w:r>
+      <w:proofErr w:type="gramEnd"/>
     </w:p>
     <w:p>
       <w:pPr>
@@ -2582,6 +3088,7 @@
         </w:rPr>
       </w:pPr>
       <w:proofErr w:type="spellStart"/>
+      <w:proofErr w:type="gramStart"/>
       <w:r>
         <w:rPr>
           <w:lang w:val="en-US"/>
@@ -2593,8 +3100,23 @@
         <w:rPr>
           <w:lang w:val="en-US"/>
         </w:rPr>
-        <w:t>(5);</w:t>
-      </w:r>
+        <w:t>(</w:t>
+      </w:r>
+      <w:proofErr w:type="gramEnd"/>
+      <w:r>
+        <w:rPr>
+          <w:lang w:val="en-US"/>
+        </w:rPr>
+        <w:t>5</w:t>
+      </w:r>
+      <w:proofErr w:type="gramStart"/>
+      <w:r>
+        <w:rPr>
+          <w:lang w:val="en-US"/>
+        </w:rPr>
+        <w:t>);</w:t>
+      </w:r>
+      <w:proofErr w:type="gramEnd"/>
     </w:p>
     <w:p>
       <w:pPr>
@@ -2605,6 +3127,7 @@
         </w:rPr>
       </w:pPr>
       <w:proofErr w:type="spellStart"/>
+      <w:proofErr w:type="gramStart"/>
       <w:r>
         <w:rPr>
           <w:lang w:val="en-US"/>
@@ -2616,8 +3139,23 @@
         <w:rPr>
           <w:lang w:val="en-US"/>
         </w:rPr>
-        <w:t>(100);</w:t>
-      </w:r>
+        <w:t>(</w:t>
+      </w:r>
+      <w:proofErr w:type="gramEnd"/>
+      <w:r>
+        <w:rPr>
+          <w:lang w:val="en-US"/>
+        </w:rPr>
+        <w:t>100</w:t>
+      </w:r>
+      <w:proofErr w:type="gramStart"/>
+      <w:r>
+        <w:rPr>
+          <w:lang w:val="en-US"/>
+        </w:rPr>
+        <w:t>);</w:t>
+      </w:r>
+      <w:proofErr w:type="gramEnd"/>
     </w:p>
     <w:p>
       <w:pPr>
@@ -2639,6 +3177,7 @@
           <w:lang w:val="en-US"/>
         </w:rPr>
       </w:pPr>
+      <w:proofErr w:type="gramStart"/>
       <w:r>
         <w:rPr>
           <w:lang w:val="en-US"/>
@@ -2649,7 +3188,14 @@
         <w:rPr>
           <w:lang w:val="en-US"/>
         </w:rPr>
-        <w:t xml:space="preserve"> : O(n</w:t>
+        <w:t xml:space="preserve"> :</w:t>
+      </w:r>
+      <w:proofErr w:type="gramEnd"/>
+      <w:r>
+        <w:rPr>
+          <w:lang w:val="en-US"/>
+        </w:rPr>
+        <w:t xml:space="preserve"> O(n</w:t>
       </w:r>
       <w:r>
         <w:rPr>
@@ -2734,7 +3280,20 @@
           <w:lang w:val="en-US"/>
         </w:rPr>
         <w:tab/>
-        <w:t xml:space="preserve">for(let </w:t>
+      </w:r>
+      <w:proofErr w:type="gramStart"/>
+      <w:r>
+        <w:rPr>
+          <w:lang w:val="en-US"/>
+        </w:rPr>
+        <w:t>for(</w:t>
+      </w:r>
+      <w:proofErr w:type="gramEnd"/>
+      <w:r>
+        <w:rPr>
+          <w:lang w:val="en-US"/>
+        </w:rPr>
+        <w:t xml:space="preserve">let </w:t>
       </w:r>
       <w:proofErr w:type="spellStart"/>
       <w:r>
@@ -2748,9 +3307,24 @@
         <w:rPr>
           <w:lang w:val="en-US"/>
         </w:rPr>
-        <w:t>=0;i&lt;</w:t>
+        <w:t>=</w:t>
+      </w:r>
+      <w:proofErr w:type="gramStart"/>
+      <w:r>
+        <w:rPr>
+          <w:lang w:val="en-US"/>
+        </w:rPr>
+        <w:t>0;i</w:t>
+      </w:r>
+      <w:proofErr w:type="gramEnd"/>
+      <w:r>
+        <w:rPr>
+          <w:lang w:val="en-US"/>
+        </w:rPr>
+        <w:t>&lt;</w:t>
       </w:r>
       <w:proofErr w:type="spellStart"/>
+      <w:proofErr w:type="gramStart"/>
       <w:r>
         <w:rPr>
           <w:lang w:val="en-US"/>
@@ -2758,12 +3332,21 @@
         <w:t>n;i</w:t>
       </w:r>
       <w:proofErr w:type="spellEnd"/>
-      <w:r>
-        <w:rPr>
-          <w:lang w:val="en-US"/>
-        </w:rPr>
-        <w:t>++) {</w:t>
-      </w:r>
+      <w:proofErr w:type="gramEnd"/>
+      <w:r>
+        <w:rPr>
+          <w:lang w:val="en-US"/>
+        </w:rPr>
+        <w:t>+</w:t>
+      </w:r>
+      <w:proofErr w:type="gramStart"/>
+      <w:r>
+        <w:rPr>
+          <w:lang w:val="en-US"/>
+        </w:rPr>
+        <w:t>+) {</w:t>
+      </w:r>
+      <w:proofErr w:type="gramEnd"/>
     </w:p>
     <w:p>
       <w:pPr>
@@ -2785,13 +3368,36 @@
         </w:rPr>
         <w:tab/>
       </w:r>
-      <w:r>
-        <w:rPr>
-          <w:lang w:val="en-US"/>
-        </w:rPr>
-        <w:t>for(let j=0;j&lt;</w:t>
+      <w:proofErr w:type="gramStart"/>
+      <w:r>
+        <w:rPr>
+          <w:lang w:val="en-US"/>
+        </w:rPr>
+        <w:t>for(</w:t>
+      </w:r>
+      <w:proofErr w:type="gramEnd"/>
+      <w:r>
+        <w:rPr>
+          <w:lang w:val="en-US"/>
+        </w:rPr>
+        <w:t>let j=</w:t>
+      </w:r>
+      <w:proofErr w:type="gramStart"/>
+      <w:r>
+        <w:rPr>
+          <w:lang w:val="en-US"/>
+        </w:rPr>
+        <w:t>0;j</w:t>
+      </w:r>
+      <w:proofErr w:type="gramEnd"/>
+      <w:r>
+        <w:rPr>
+          <w:lang w:val="en-US"/>
+        </w:rPr>
+        <w:t>&lt;</w:t>
       </w:r>
       <w:proofErr w:type="spellStart"/>
+      <w:proofErr w:type="gramStart"/>
       <w:r>
         <w:rPr>
           <w:lang w:val="en-US"/>
@@ -2803,7 +3409,14 @@
         <w:rPr>
           <w:lang w:val="en-US"/>
         </w:rPr>
-        <w:t>++) {</w:t>
+        <w:t>++</w:t>
+      </w:r>
+      <w:proofErr w:type="gramEnd"/>
+      <w:r>
+        <w:rPr>
+          <w:lang w:val="en-US"/>
+        </w:rPr>
+        <w:t>) {</w:t>
       </w:r>
     </w:p>
     <w:p>
@@ -2831,9 +3444,16 @@
           <w:lang w:val="en-US"/>
         </w:rPr>
         <w:tab/>
+      </w:r>
+      <w:proofErr w:type="gramStart"/>
+      <w:r>
+        <w:rPr>
+          <w:lang w:val="en-US"/>
+        </w:rPr>
         <w:t>console.log(</w:t>
       </w:r>
       <w:proofErr w:type="spellStart"/>
+      <w:proofErr w:type="gramEnd"/>
       <w:r>
         <w:rPr>
           <w:lang w:val="en-US"/>
@@ -2845,8 +3465,30 @@
         <w:rPr>
           <w:lang w:val="en-US"/>
         </w:rPr>
-        <w:t>+” ”+j);</w:t>
-      </w:r>
+        <w:t>+</w:t>
+      </w:r>
+      <w:proofErr w:type="gramStart"/>
+      <w:r>
+        <w:rPr>
+          <w:lang w:val="en-US"/>
+        </w:rPr>
+        <w:t>” ”</w:t>
+      </w:r>
+      <w:proofErr w:type="gramEnd"/>
+      <w:r>
+        <w:rPr>
+          <w:lang w:val="en-US"/>
+        </w:rPr>
+        <w:t>+j</w:t>
+      </w:r>
+      <w:proofErr w:type="gramStart"/>
+      <w:r>
+        <w:rPr>
+          <w:lang w:val="en-US"/>
+        </w:rPr>
+        <w:t>);</w:t>
+      </w:r>
+      <w:proofErr w:type="gramEnd"/>
     </w:p>
     <w:p>
       <w:pPr>
@@ -2911,6 +3553,7 @@
         </w:rPr>
       </w:pPr>
       <w:proofErr w:type="spellStart"/>
+      <w:proofErr w:type="gramStart"/>
       <w:r>
         <w:rPr>
           <w:lang w:val="en-US"/>
@@ -2922,20 +3565,55 @@
         <w:rPr>
           <w:lang w:val="en-US"/>
         </w:rPr>
-        <w:t>(2);</w:t>
-      </w:r>
-      <w:r>
-        <w:rPr>
-          <w:lang w:val="en-US"/>
-        </w:rPr>
-        <w:tab/>
-      </w:r>
-      <w:r>
-        <w:rPr>
-          <w:lang w:val="en-US"/>
-        </w:rPr>
-        <w:tab/>
-        <w:t xml:space="preserve">4 iteration </w:t>
+        <w:t>(</w:t>
+      </w:r>
+      <w:proofErr w:type="gramEnd"/>
+      <w:r>
+        <w:rPr>
+          <w:lang w:val="en-US"/>
+        </w:rPr>
+        <w:t>2)</w:t>
+      </w:r>
+      <w:proofErr w:type="gramStart"/>
+      <w:r>
+        <w:rPr>
+          <w:lang w:val="en-US"/>
+        </w:rPr>
+        <w:t>;</w:t>
+      </w:r>
+      <w:r>
+        <w:rPr>
+          <w:lang w:val="en-US"/>
+        </w:rPr>
+        <w:tab/>
+      </w:r>
+      <w:r>
+        <w:rPr>
+          <w:lang w:val="en-US"/>
+        </w:rPr>
+        <w:tab/>
+        <w:t>4</w:t>
+      </w:r>
+      <w:proofErr w:type="gramEnd"/>
+      <w:r>
+        <w:rPr>
+          <w:lang w:val="en-US"/>
+        </w:rPr>
+        <w:t xml:space="preserve"> </w:t>
+      </w:r>
+      <w:proofErr w:type="gramStart"/>
+      <w:r>
+        <w:rPr>
+          <w:lang w:val="en-US"/>
+        </w:rPr>
+        <w:t>iteration</w:t>
+      </w:r>
+      <w:proofErr w:type="gramEnd"/>
+      <w:r>
+        <w:rPr>
+          <w:lang w:val="en-US"/>
+        </w:rPr>
+        <w:t xml:space="preserve"> </w:t>
       </w:r>
     </w:p>
     <w:p>
@@ -2947,6 +3625,7 @@
         </w:rPr>
       </w:pPr>
       <w:proofErr w:type="spellStart"/>
+      <w:proofErr w:type="gramStart"/>
       <w:r>
         <w:rPr>
           <w:lang w:val="en-US"/>
@@ -2958,20 +3637,41 @@
         <w:rPr>
           <w:lang w:val="en-US"/>
         </w:rPr>
-        <w:t>(4)</w:t>
-      </w:r>
-      <w:r>
-        <w:rPr>
-          <w:lang w:val="en-US"/>
-        </w:rPr>
-        <w:tab/>
-      </w:r>
-      <w:r>
-        <w:rPr>
-          <w:lang w:val="en-US"/>
-        </w:rPr>
-        <w:tab/>
-        <w:t xml:space="preserve">16 iteration </w:t>
+        <w:t>(</w:t>
+      </w:r>
+      <w:proofErr w:type="gramEnd"/>
+      <w:r>
+        <w:rPr>
+          <w:lang w:val="en-US"/>
+        </w:rPr>
+        <w:t>4</w:t>
+      </w:r>
+      <w:proofErr w:type="gramStart"/>
+      <w:r>
+        <w:rPr>
+          <w:lang w:val="en-US"/>
+        </w:rPr>
+        <w:t>)</w:t>
+      </w:r>
+      <w:r>
+        <w:rPr>
+          <w:lang w:val="en-US"/>
+        </w:rPr>
+        <w:tab/>
+      </w:r>
+      <w:r>
+        <w:rPr>
+          <w:lang w:val="en-US"/>
+        </w:rPr>
+        <w:tab/>
+        <w:t>16</w:t>
+      </w:r>
+      <w:proofErr w:type="gramEnd"/>
+      <w:r>
+        <w:rPr>
+          <w:lang w:val="en-US"/>
+        </w:rPr>
+        <w:t xml:space="preserve"> iteration </w:t>
       </w:r>
     </w:p>
     <w:p>
@@ -3051,11 +3751,33 @@
           <w:lang w:val="en-US"/>
         </w:rPr>
       </w:pPr>
-      <w:r>
-        <w:rPr>
-          <w:lang w:val="en-US"/>
-        </w:rPr>
-        <w:t xml:space="preserve">Logarithmic : O (log n) : divided by half </w:t>
+      <w:proofErr w:type="gramStart"/>
+      <w:r>
+        <w:rPr>
+          <w:lang w:val="en-US"/>
+        </w:rPr>
+        <w:t>Logarithmic :</w:t>
+      </w:r>
+      <w:proofErr w:type="gramEnd"/>
+      <w:r>
+        <w:rPr>
+          <w:lang w:val="en-US"/>
+        </w:rPr>
+        <w:t xml:space="preserve"> O (log n</w:t>
+      </w:r>
+      <w:proofErr w:type="gramStart"/>
+      <w:r>
+        <w:rPr>
+          <w:lang w:val="en-US"/>
+        </w:rPr>
+        <w:t>) :</w:t>
+      </w:r>
+      <w:proofErr w:type="gramEnd"/>
+      <w:r>
+        <w:rPr>
+          <w:lang w:val="en-US"/>
+        </w:rPr>
+        <w:t xml:space="preserve"> divided by half </w:t>
       </w:r>
     </w:p>
     <w:p>
@@ -3086,6 +3808,7 @@
         <w:t>(</w:t>
       </w:r>
       <w:proofErr w:type="spellStart"/>
+      <w:proofErr w:type="gramStart"/>
       <w:r>
         <w:rPr>
           <w:lang w:val="en-US"/>
@@ -3093,6 +3816,7 @@
         <w:t>array,serchElement</w:t>
       </w:r>
       <w:proofErr w:type="spellEnd"/>
+      <w:proofErr w:type="gramEnd"/>
       <w:r>
         <w:rPr>
           <w:lang w:val="en-US"/>
@@ -3146,7 +3870,21 @@
         <w:rPr>
           <w:lang w:val="en-US"/>
         </w:rPr>
-        <w:t>let num ={1,2,3,4,5,6,7,8,9,10}</w:t>
+        <w:t xml:space="preserve">let num </w:t>
+      </w:r>
+      <w:proofErr w:type="gramStart"/>
+      <w:r>
+        <w:rPr>
+          <w:lang w:val="en-US"/>
+        </w:rPr>
+        <w:t>={</w:t>
+      </w:r>
+      <w:proofErr w:type="gramEnd"/>
+      <w:r>
+        <w:rPr>
+          <w:lang w:val="en-US"/>
+        </w:rPr>
+        <w:t>1,2,3,4,5,6,7,8,9,10}</w:t>
       </w:r>
     </w:p>
     <w:p>
@@ -3174,8 +3912,16 @@
         <w:rPr>
           <w:lang w:val="en-US"/>
         </w:rPr>
-        <w:t xml:space="preserve"> = 2;</w:t>
-      </w:r>
+        <w:t xml:space="preserve"> = </w:t>
+      </w:r>
+      <w:proofErr w:type="gramStart"/>
+      <w:r>
+        <w:rPr>
+          <w:lang w:val="en-US"/>
+        </w:rPr>
+        <w:t>2;</w:t>
+      </w:r>
+      <w:proofErr w:type="gramEnd"/>
     </w:p>
     <w:p>
       <w:pPr>
@@ -3199,6 +3945,7 @@
         <w:t>(</w:t>
       </w:r>
       <w:proofErr w:type="spellStart"/>
+      <w:proofErr w:type="gramStart"/>
       <w:r>
         <w:rPr>
           <w:lang w:val="en-US"/>
@@ -3212,6 +3959,7 @@
         </w:rPr>
         <w:t>);</w:t>
       </w:r>
+      <w:proofErr w:type="gramEnd"/>
     </w:p>
     <w:p>
       <w:pPr>
@@ -3331,6 +4079,7 @@
         <w:t xml:space="preserve">Using </w:t>
       </w:r>
       <w:proofErr w:type="spellStart"/>
+      <w:proofErr w:type="gramStart"/>
       <w:r>
         <w:rPr>
           <w:lang w:val="en-US"/>
@@ -3338,6 +4087,7 @@
         <w:t>pre defined</w:t>
       </w:r>
       <w:proofErr w:type="spellEnd"/>
+      <w:proofErr w:type="gramEnd"/>
       <w:r>
         <w:rPr>
           <w:lang w:val="en-US"/>
@@ -3359,6 +4109,7 @@
         <w:t xml:space="preserve">Array contains </w:t>
       </w:r>
       <w:proofErr w:type="spellStart"/>
+      <w:proofErr w:type="gramStart"/>
       <w:r>
         <w:rPr>
           <w:lang w:val="en-US"/>
@@ -3366,11 +4117,40 @@
         <w:t>pre defined</w:t>
       </w:r>
       <w:proofErr w:type="spellEnd"/>
-      <w:r>
-        <w:rPr>
-          <w:lang w:val="en-US"/>
-        </w:rPr>
-        <w:t xml:space="preserve"> function sort which help to do sorting ascending order by default for 1 digits numbers. </w:t>
+      <w:proofErr w:type="gramEnd"/>
+      <w:r>
+        <w:rPr>
+          <w:lang w:val="en-US"/>
+        </w:rPr>
+        <w:t xml:space="preserve"> function sort which </w:t>
+      </w:r>
+      <w:proofErr w:type="gramStart"/>
+      <w:r>
+        <w:rPr>
+          <w:lang w:val="en-US"/>
+        </w:rPr>
+        <w:t>help</w:t>
+      </w:r>
+      <w:proofErr w:type="gramEnd"/>
+      <w:r>
+        <w:rPr>
+          <w:lang w:val="en-US"/>
+        </w:rPr>
+        <w:t xml:space="preserve"> to do sorting ascending order by default for 1 </w:t>
+      </w:r>
+      <w:proofErr w:type="gramStart"/>
+      <w:r>
+        <w:rPr>
+          <w:lang w:val="en-US"/>
+        </w:rPr>
+        <w:t>digits</w:t>
+      </w:r>
+      <w:proofErr w:type="gramEnd"/>
+      <w:r>
+        <w:rPr>
+          <w:lang w:val="en-US"/>
+        </w:rPr>
+        <w:t xml:space="preserve"> numbers. </w:t>
       </w:r>
     </w:p>
     <w:p>
@@ -3423,6 +4203,7 @@
         <w:t xml:space="preserve">Sort </w:t>
       </w:r>
       <w:proofErr w:type="spellStart"/>
+      <w:proofErr w:type="gramStart"/>
       <w:r>
         <w:rPr>
           <w:lang w:val="en-US"/>
@@ -3430,6 +4211,7 @@
         <w:t>pre defined</w:t>
       </w:r>
       <w:proofErr w:type="spellEnd"/>
+      <w:proofErr w:type="gramEnd"/>
       <w:r>
         <w:rPr>
           <w:lang w:val="en-US"/>
@@ -3572,7 +4354,20 @@
           <w:lang w:val="en-US"/>
         </w:rPr>
         <w:tab/>
-        <w:t>O(n log n)</w:t>
+      </w:r>
+      <w:proofErr w:type="gramStart"/>
+      <w:r>
+        <w:rPr>
+          <w:lang w:val="en-US"/>
+        </w:rPr>
+        <w:t>O(</w:t>
+      </w:r>
+      <w:proofErr w:type="gramEnd"/>
+      <w:r>
+        <w:rPr>
+          <w:lang w:val="en-US"/>
+        </w:rPr>
+        <w:t>n log n)</w:t>
       </w:r>
     </w:p>
     <w:p>
@@ -3625,6 +4420,22 @@
         <w:tab/>
         <w:t>O (n log n)</w:t>
       </w:r>
+    </w:p>
+    <w:p>
+      <w:pPr>
+        <w:pStyle w:val="ListParagraph"/>
+        <w:rPr>
+          <w:lang w:val="en-US"/>
+        </w:rPr>
+      </w:pPr>
+    </w:p>
+    <w:p>
+      <w:pPr>
+        <w:pStyle w:val="ListParagraph"/>
+        <w:rPr>
+          <w:lang w:val="en-US"/>
+        </w:rPr>
+      </w:pPr>
     </w:p>
     <w:p>
       <w:pPr>
@@ -3663,9 +4474,11 @@
         <w:rPr>
           <w:lang w:val="en-US"/>
         </w:rPr>
+        <w:lastRenderedPageBreak/>
         <w:t xml:space="preserve">Sort the data with custom logic with </w:t>
       </w:r>
       <w:proofErr w:type="spellStart"/>
+      <w:proofErr w:type="gramStart"/>
       <w:r>
         <w:rPr>
           <w:lang w:val="en-US"/>
@@ -3673,6 +4486,7 @@
         <w:t>pre defined</w:t>
       </w:r>
       <w:proofErr w:type="spellEnd"/>
+      <w:proofErr w:type="gramEnd"/>
       <w:r>
         <w:rPr>
           <w:lang w:val="en-US"/>
@@ -3695,7 +4509,529 @@
         <w:rPr>
           <w:lang w:val="en-US"/>
         </w:rPr>
-        <w:t xml:space="preserve">Bubble sort </w:t>
+        <w:t xml:space="preserve">Bubble </w:t>
+      </w:r>
+      <w:proofErr w:type="gramStart"/>
+      <w:r>
+        <w:rPr>
+          <w:lang w:val="en-US"/>
+        </w:rPr>
+        <w:t>sort</w:t>
+      </w:r>
+      <w:r>
+        <w:rPr>
+          <w:lang w:val="en-US"/>
+        </w:rPr>
+        <w:t xml:space="preserve"> :</w:t>
+      </w:r>
+      <w:proofErr w:type="gramEnd"/>
+      <w:r>
+        <w:rPr>
+          <w:lang w:val="en-US"/>
+        </w:rPr>
+        <w:t xml:space="preserve"> Bubble sort is </w:t>
+      </w:r>
+      <w:proofErr w:type="gramStart"/>
+      <w:r>
+        <w:rPr>
+          <w:lang w:val="en-US"/>
+        </w:rPr>
+        <w:t>a simplest</w:t>
+      </w:r>
+      <w:proofErr w:type="gramEnd"/>
+      <w:r>
+        <w:rPr>
+          <w:lang w:val="en-US"/>
+        </w:rPr>
+        <w:t xml:space="preserve"> comparison base sorting </w:t>
+      </w:r>
+      <w:proofErr w:type="gramStart"/>
+      <w:r>
+        <w:rPr>
+          <w:lang w:val="en-US"/>
+        </w:rPr>
+        <w:t>algorithms</w:t>
+      </w:r>
+      <w:proofErr w:type="gramEnd"/>
+      <w:r>
+        <w:rPr>
+          <w:lang w:val="en-US"/>
+        </w:rPr>
+        <w:t xml:space="preserve"> </w:t>
+      </w:r>
+    </w:p>
+    <w:p>
+      <w:pPr>
+        <w:pStyle w:val="ListParagraph"/>
+        <w:ind w:left="1080"/>
+        <w:rPr>
+          <w:lang w:val="en-US"/>
+        </w:rPr>
+      </w:pPr>
+      <w:r>
+        <w:rPr>
+          <w:lang w:val="en-US"/>
+        </w:rPr>
+        <w:t xml:space="preserve">In Bubble sort adjacent </w:t>
+      </w:r>
+      <w:proofErr w:type="gramStart"/>
+      <w:r>
+        <w:rPr>
+          <w:lang w:val="en-US"/>
+        </w:rPr>
+        <w:t>element</w:t>
+      </w:r>
+      <w:proofErr w:type="gramEnd"/>
+      <w:r>
+        <w:rPr>
+          <w:lang w:val="en-US"/>
+        </w:rPr>
+        <w:t xml:space="preserve"> are compared </w:t>
+      </w:r>
+    </w:p>
+    <w:p>
+      <w:pPr>
+        <w:pStyle w:val="ListParagraph"/>
+        <w:ind w:left="1080"/>
+        <w:rPr>
+          <w:lang w:val="en-US"/>
+        </w:rPr>
+      </w:pPr>
+      <w:r>
+        <w:rPr>
+          <w:lang w:val="en-US"/>
+        </w:rPr>
+        <w:t xml:space="preserve">If they are in wrong </w:t>
+      </w:r>
+      <w:proofErr w:type="gramStart"/>
+      <w:r>
+        <w:rPr>
+          <w:lang w:val="en-US"/>
+        </w:rPr>
+        <w:t>position</w:t>
+      </w:r>
+      <w:proofErr w:type="gramEnd"/>
+      <w:r>
+        <w:rPr>
+          <w:lang w:val="en-US"/>
+        </w:rPr>
+        <w:t xml:space="preserve"> then they swap. </w:t>
+      </w:r>
+    </w:p>
+    <w:p>
+      <w:pPr>
+        <w:pStyle w:val="ListParagraph"/>
+        <w:ind w:left="1080"/>
+        <w:rPr>
+          <w:lang w:val="en-US"/>
+        </w:rPr>
+      </w:pPr>
+      <w:proofErr w:type="gramStart"/>
+      <w:r>
+        <w:rPr>
+          <w:lang w:val="en-US"/>
+        </w:rPr>
+        <w:t>This steps</w:t>
+      </w:r>
+      <w:proofErr w:type="gramEnd"/>
+      <w:r>
+        <w:rPr>
+          <w:lang w:val="en-US"/>
+        </w:rPr>
+        <w:t xml:space="preserve"> repeat until the array is sorted. </w:t>
+      </w:r>
+    </w:p>
+    <w:p>
+      <w:pPr>
+        <w:pStyle w:val="ListParagraph"/>
+        <w:ind w:left="1080"/>
+        <w:rPr>
+          <w:lang w:val="en-US"/>
+        </w:rPr>
+      </w:pPr>
+    </w:p>
+    <w:p>
+      <w:pPr>
+        <w:pStyle w:val="ListParagraph"/>
+        <w:ind w:left="1080"/>
+        <w:rPr>
+          <w:lang w:val="en-US"/>
+        </w:rPr>
+      </w:pPr>
+      <w:proofErr w:type="gramStart"/>
+      <w:r>
+        <w:rPr>
+          <w:lang w:val="en-US"/>
+        </w:rPr>
+        <w:t>Data :</w:t>
+      </w:r>
+      <w:proofErr w:type="gramEnd"/>
+      <w:r>
+        <w:rPr>
+          <w:lang w:val="en-US"/>
+        </w:rPr>
+        <w:t xml:space="preserve">  [5,3,8,4]</w:t>
+      </w:r>
+    </w:p>
+    <w:p>
+      <w:pPr>
+        <w:pStyle w:val="ListParagraph"/>
+        <w:ind w:left="1080"/>
+        <w:rPr>
+          <w:lang w:val="en-US"/>
+        </w:rPr>
+      </w:pPr>
+      <w:r>
+        <w:rPr>
+          <w:lang w:val="en-US"/>
+        </w:rPr>
+        <w:t xml:space="preserve">Number of pass n-1; means 3 </w:t>
+      </w:r>
+      <w:proofErr w:type="gramStart"/>
+      <w:r>
+        <w:rPr>
+          <w:lang w:val="en-US"/>
+        </w:rPr>
+        <w:t>pass</w:t>
+      </w:r>
+      <w:proofErr w:type="gramEnd"/>
+      <w:r>
+        <w:rPr>
+          <w:lang w:val="en-US"/>
+        </w:rPr>
+        <w:t xml:space="preserve"> because total element </w:t>
+      </w:r>
+      <w:proofErr w:type="gramStart"/>
+      <w:r>
+        <w:rPr>
+          <w:lang w:val="en-US"/>
+        </w:rPr>
+        <w:t>are</w:t>
+      </w:r>
+      <w:proofErr w:type="gramEnd"/>
+      <w:r>
+        <w:rPr>
+          <w:lang w:val="en-US"/>
+        </w:rPr>
+        <w:t xml:space="preserve"> 4. </w:t>
+      </w:r>
+    </w:p>
+    <w:p>
+      <w:pPr>
+        <w:pStyle w:val="ListParagraph"/>
+        <w:ind w:left="1080"/>
+        <w:rPr>
+          <w:lang w:val="en-US"/>
+        </w:rPr>
+      </w:pPr>
+    </w:p>
+    <w:p>
+      <w:pPr>
+        <w:pStyle w:val="ListParagraph"/>
+        <w:ind w:left="1080"/>
+        <w:rPr>
+          <w:lang w:val="en-US"/>
+        </w:rPr>
+      </w:pPr>
+      <w:r>
+        <w:rPr>
+          <w:lang w:val="en-US"/>
+        </w:rPr>
+        <w:t xml:space="preserve">Pass </w:t>
+      </w:r>
+      <w:proofErr w:type="gramStart"/>
+      <w:r>
+        <w:rPr>
+          <w:lang w:val="en-US"/>
+        </w:rPr>
+        <w:t>1 :</w:t>
+      </w:r>
+      <w:proofErr w:type="gramEnd"/>
+    </w:p>
+    <w:p>
+      <w:pPr>
+        <w:pStyle w:val="ListParagraph"/>
+        <w:ind w:left="1080"/>
+        <w:rPr>
+          <w:lang w:val="en-US"/>
+        </w:rPr>
+      </w:pPr>
+      <w:r>
+        <w:rPr>
+          <w:lang w:val="en-US"/>
+        </w:rPr>
+        <w:t xml:space="preserve">Compare 5 and 3 </w:t>
+      </w:r>
+      <w:r>
+        <w:rPr>
+          <w:lang w:val="en-US"/>
+        </w:rPr>
+        <w:sym w:font="Wingdings" w:char="F0E0"/>
+      </w:r>
+      <w:r>
+        <w:rPr>
+          <w:lang w:val="en-US"/>
+        </w:rPr>
+        <w:t xml:space="preserve"> swap [3,5,8,4]</w:t>
+      </w:r>
+    </w:p>
+    <w:p>
+      <w:pPr>
+        <w:pStyle w:val="ListParagraph"/>
+        <w:ind w:left="1080"/>
+        <w:rPr>
+          <w:lang w:val="en-US"/>
+        </w:rPr>
+      </w:pPr>
+      <w:r>
+        <w:rPr>
+          <w:lang w:val="en-US"/>
+        </w:rPr>
+        <w:t xml:space="preserve">Compare 5 and 8 </w:t>
+      </w:r>
+      <w:r>
+        <w:rPr>
+          <w:lang w:val="en-US"/>
+        </w:rPr>
+        <w:sym w:font="Wingdings" w:char="F0E0"/>
+      </w:r>
+      <w:r>
+        <w:rPr>
+          <w:lang w:val="en-US"/>
+        </w:rPr>
+        <w:t xml:space="preserve"> no swap required </w:t>
+      </w:r>
+    </w:p>
+    <w:p>
+      <w:pPr>
+        <w:pStyle w:val="ListParagraph"/>
+        <w:ind w:left="1080"/>
+        <w:rPr>
+          <w:lang w:val="en-US"/>
+        </w:rPr>
+      </w:pPr>
+      <w:r>
+        <w:rPr>
+          <w:lang w:val="en-US"/>
+        </w:rPr>
+        <w:t>Compare 8 and 4 -&gt; swap [3,5,4,8]</w:t>
+      </w:r>
+    </w:p>
+    <w:p>
+      <w:pPr>
+        <w:pStyle w:val="ListParagraph"/>
+        <w:ind w:left="1080"/>
+        <w:rPr>
+          <w:lang w:val="en-US"/>
+        </w:rPr>
+      </w:pPr>
+    </w:p>
+    <w:p>
+      <w:pPr>
+        <w:pStyle w:val="ListParagraph"/>
+        <w:ind w:left="1080"/>
+        <w:rPr>
+          <w:lang w:val="en-US"/>
+        </w:rPr>
+      </w:pPr>
+      <w:r>
+        <w:rPr>
+          <w:lang w:val="en-US"/>
+        </w:rPr>
+        <w:t xml:space="preserve">Pass </w:t>
+      </w:r>
+      <w:proofErr w:type="gramStart"/>
+      <w:r>
+        <w:rPr>
+          <w:lang w:val="en-US"/>
+        </w:rPr>
+        <w:t>2 :</w:t>
+      </w:r>
+      <w:proofErr w:type="gramEnd"/>
+    </w:p>
+    <w:p>
+      <w:pPr>
+        <w:pStyle w:val="ListParagraph"/>
+        <w:ind w:left="1080"/>
+        <w:rPr>
+          <w:lang w:val="en-US"/>
+        </w:rPr>
+      </w:pPr>
+      <w:r>
+        <w:rPr>
+          <w:lang w:val="en-US"/>
+        </w:rPr>
+        <w:t xml:space="preserve">Compare 3 and 5 </w:t>
+      </w:r>
+      <w:r>
+        <w:rPr>
+          <w:lang w:val="en-US"/>
+        </w:rPr>
+        <w:sym w:font="Wingdings" w:char="F0E0"/>
+      </w:r>
+      <w:r>
+        <w:rPr>
+          <w:lang w:val="en-US"/>
+        </w:rPr>
+        <w:t xml:space="preserve"> no swap </w:t>
+      </w:r>
+    </w:p>
+    <w:p>
+      <w:pPr>
+        <w:pStyle w:val="ListParagraph"/>
+        <w:ind w:left="1080"/>
+        <w:rPr>
+          <w:lang w:val="en-US"/>
+        </w:rPr>
+      </w:pPr>
+      <w:r>
+        <w:rPr>
+          <w:lang w:val="en-US"/>
+        </w:rPr>
+        <w:t>Compare 5 and 4 -&gt; swap [3,4,5,8]</w:t>
+      </w:r>
+    </w:p>
+    <w:p>
+      <w:pPr>
+        <w:pStyle w:val="ListParagraph"/>
+        <w:ind w:left="1080"/>
+        <w:rPr>
+          <w:lang w:val="en-US"/>
+        </w:rPr>
+      </w:pPr>
+    </w:p>
+    <w:p>
+      <w:pPr>
+        <w:pStyle w:val="ListParagraph"/>
+        <w:ind w:left="1080"/>
+        <w:rPr>
+          <w:lang w:val="en-US"/>
+        </w:rPr>
+      </w:pPr>
+      <w:r>
+        <w:rPr>
+          <w:lang w:val="en-US"/>
+        </w:rPr>
+        <w:t xml:space="preserve">Pass </w:t>
+      </w:r>
+      <w:proofErr w:type="gramStart"/>
+      <w:r>
+        <w:rPr>
+          <w:lang w:val="en-US"/>
+        </w:rPr>
+        <w:t>3 :</w:t>
+      </w:r>
+      <w:proofErr w:type="gramEnd"/>
+    </w:p>
+    <w:p>
+      <w:pPr>
+        <w:pStyle w:val="ListParagraph"/>
+        <w:ind w:left="1080"/>
+        <w:rPr>
+          <w:lang w:val="en-US"/>
+        </w:rPr>
+      </w:pPr>
+      <w:r>
+        <w:rPr>
+          <w:lang w:val="en-US"/>
+        </w:rPr>
+        <w:t xml:space="preserve">Compare </w:t>
+      </w:r>
+      <w:r>
+        <w:rPr>
+          <w:lang w:val="en-US"/>
+        </w:rPr>
+        <w:sym w:font="Wingdings" w:char="F0E0"/>
+      </w:r>
+      <w:r>
+        <w:rPr>
+          <w:lang w:val="en-US"/>
+        </w:rPr>
+        <w:t xml:space="preserve"> 3 and 4 </w:t>
+      </w:r>
+      <w:r>
+        <w:rPr>
+          <w:lang w:val="en-US"/>
+        </w:rPr>
+        <w:sym w:font="Wingdings" w:char="F0E0"/>
+      </w:r>
+      <w:r>
+        <w:rPr>
+          <w:lang w:val="en-US"/>
+        </w:rPr>
+        <w:t xml:space="preserve"> no swap </w:t>
+      </w:r>
+    </w:p>
+    <w:p>
+      <w:pPr>
+        <w:pStyle w:val="ListParagraph"/>
+        <w:ind w:left="1080"/>
+        <w:rPr>
+          <w:lang w:val="en-US"/>
+        </w:rPr>
+      </w:pPr>
+      <w:r>
+        <w:rPr>
+          <w:lang w:val="en-US"/>
+        </w:rPr>
+        <w:t xml:space="preserve">Compare </w:t>
+      </w:r>
+      <w:r>
+        <w:rPr>
+          <w:lang w:val="en-US"/>
+        </w:rPr>
+        <w:sym w:font="Wingdings" w:char="F0E0"/>
+      </w:r>
+      <w:r>
+        <w:rPr>
+          <w:lang w:val="en-US"/>
+        </w:rPr>
+        <w:t xml:space="preserve"> 5 and 8 </w:t>
+      </w:r>
+      <w:r>
+        <w:rPr>
+          <w:lang w:val="en-US"/>
+        </w:rPr>
+        <w:sym w:font="Wingdings" w:char="F0E0"/>
+      </w:r>
+      <w:r>
+        <w:rPr>
+          <w:lang w:val="en-US"/>
+        </w:rPr>
+        <w:t xml:space="preserve"> no swap </w:t>
+      </w:r>
+    </w:p>
+    <w:p>
+      <w:pPr>
+        <w:pStyle w:val="ListParagraph"/>
+        <w:ind w:left="1080"/>
+        <w:rPr>
+          <w:lang w:val="en-US"/>
+        </w:rPr>
+      </w:pPr>
+    </w:p>
+    <w:p>
+      <w:pPr>
+        <w:pStyle w:val="ListParagraph"/>
+        <w:ind w:left="1080"/>
+        <w:rPr>
+          <w:lang w:val="en-US"/>
+        </w:rPr>
+      </w:pPr>
+    </w:p>
+    <w:p>
+      <w:pPr>
+        <w:pStyle w:val="ListParagraph"/>
+        <w:ind w:left="1080"/>
+        <w:rPr>
+          <w:lang w:val="en-US"/>
+        </w:rPr>
+      </w:pPr>
+      <w:r>
+        <w:rPr>
+          <w:lang w:val="en-US"/>
+        </w:rPr>
+        <w:t xml:space="preserve"> </w:t>
       </w:r>
     </w:p>
     <w:p>
@@ -3713,7 +5049,6 @@
         <w:rPr>
           <w:lang w:val="en-US"/>
         </w:rPr>
-        <w:lastRenderedPageBreak/>
         <w:t xml:space="preserve">Selection sort </w:t>
       </w:r>
     </w:p>
@@ -3750,7 +5085,21 @@
         <w:rPr>
           <w:lang w:val="en-US"/>
         </w:rPr>
-        <w:t xml:space="preserve">Merge sort </w:t>
+        <w:t xml:space="preserve">Merge </w:t>
+      </w:r>
+      <w:proofErr w:type="gramStart"/>
+      <w:r>
+        <w:rPr>
+          <w:lang w:val="en-US"/>
+        </w:rPr>
+        <w:t>sort</w:t>
+      </w:r>
+      <w:proofErr w:type="gramEnd"/>
+      <w:r>
+        <w:rPr>
+          <w:lang w:val="en-US"/>
+        </w:rPr>
+        <w:t xml:space="preserve"> </w:t>
       </w:r>
     </w:p>
     <w:p>
@@ -3802,6 +5151,7 @@
         <w:t xml:space="preserve">Using </w:t>
       </w:r>
       <w:proofErr w:type="spellStart"/>
+      <w:proofErr w:type="gramStart"/>
       <w:r>
         <w:rPr>
           <w:lang w:val="en-US"/>
@@ -3809,6 +5159,7 @@
         <w:t>pre defined</w:t>
       </w:r>
       <w:proofErr w:type="spellEnd"/>
+      <w:proofErr w:type="gramEnd"/>
       <w:r>
         <w:rPr>
           <w:lang w:val="en-US"/>
@@ -3834,6 +5185,7 @@
         <w:t xml:space="preserve">User defined logic with </w:t>
       </w:r>
       <w:proofErr w:type="spellStart"/>
+      <w:proofErr w:type="gramStart"/>
       <w:r>
         <w:rPr>
           <w:lang w:val="en-US"/>
@@ -3841,6 +5193,7 @@
         <w:t>pre defined</w:t>
       </w:r>
       <w:proofErr w:type="spellEnd"/>
+      <w:proofErr w:type="gramEnd"/>
       <w:r>
         <w:rPr>
           <w:lang w:val="en-US"/>
